--- a/Методы и средства криптографической защ инф/Лаба 8/Лаба 8 Отчёт.docx
+++ b/Методы и средства криптографической защ инф/Лаба 8/Лаба 8 Отчёт.docx
@@ -1292,6 +1292,7 @@
           <w:szCs w:val="28"/>
         </w:rPr>
       </w:pPr>
+      <w:bookmarkStart w:id="0" w:name="_Hlk216693614"/>
       <w:r>
         <w:rPr>
           <w:rFonts w:ascii="Times New Roman" w:hAnsi="Times New Roman" w:cs="Times New Roman"/>
@@ -1316,6 +1317,7 @@
         </w:rPr>
         <w:t xml:space="preserve"> зашифровать и расшифровать</w:t>
       </w:r>
+      <w:bookmarkEnd w:id="0"/>
     </w:p>
     <w:tbl>
       <w:tblPr>
@@ -1609,17 +1611,7685 @@
     </w:p>
     <w:p>
       <w:pPr>
-        <w:pStyle w:val="a3"/>
-        <w:spacing w:line="240" w:lineRule="auto"/>
-        <w:ind w:left="426" w:right="141"/>
+        <w:jc w:val="center"/>
         <w:rPr>
           <w:rFonts w:ascii="Times New Roman" w:hAnsi="Times New Roman" w:cs="Times New Roman"/>
+          <w:sz w:val="28"/>
+          <w:szCs w:val="28"/>
+        </w:rPr>
+      </w:pPr>
+      <w:r>
+        <w:rPr>
+          <w:noProof/>
+        </w:rPr>
+        <w:drawing>
+          <wp:inline distT="0" distB="0" distL="0" distR="0" wp14:anchorId="7795679F" wp14:editId="39B530CE">
+            <wp:extent cx="4838095" cy="2419048"/>
+            <wp:effectExtent l="0" t="0" r="635" b="635"/>
+            <wp:docPr id="63835942" name="Рисунок 1"/>
+            <wp:cNvGraphicFramePr>
+              <a:graphicFrameLocks xmlns:a="http://schemas.openxmlformats.org/drawingml/2006/main" noChangeAspect="1"/>
+            </wp:cNvGraphicFramePr>
+            <a:graphic xmlns:a="http://schemas.openxmlformats.org/drawingml/2006/main">
+              <a:graphicData uri="http://schemas.openxmlformats.org/drawingml/2006/picture">
+                <pic:pic xmlns:pic="http://schemas.openxmlformats.org/drawingml/2006/picture">
+                  <pic:nvPicPr>
+                    <pic:cNvPr id="63835942" name=""/>
+                    <pic:cNvPicPr/>
+                  </pic:nvPicPr>
+                  <pic:blipFill>
+                    <a:blip r:embed="rId9"/>
+                    <a:stretch>
+                      <a:fillRect/>
+                    </a:stretch>
+                  </pic:blipFill>
+                  <pic:spPr>
+                    <a:xfrm>
+                      <a:off x="0" y="0"/>
+                      <a:ext cx="4838095" cy="2419048"/>
+                    </a:xfrm>
+                    <a:prstGeom prst="rect">
+                      <a:avLst/>
+                    </a:prstGeom>
+                  </pic:spPr>
+                </pic:pic>
+              </a:graphicData>
+            </a:graphic>
+          </wp:inline>
+        </w:drawing>
+      </w:r>
+    </w:p>
+    <w:p>
+      <w:pPr>
+        <w:rPr>
+          <w:rFonts w:ascii="Times New Roman" w:hAnsi="Times New Roman" w:cs="Times New Roman"/>
+          <w:b/>
+          <w:sz w:val="28"/>
+          <w:szCs w:val="28"/>
+          <w:lang w:val="en-US"/>
+        </w:rPr>
+      </w:pPr>
+      <w:r>
+        <w:rPr>
+          <w:rFonts w:ascii="Times New Roman" w:hAnsi="Times New Roman" w:cs="Times New Roman"/>
+          <w:b/>
+          <w:sz w:val="28"/>
+          <w:szCs w:val="28"/>
+        </w:rPr>
+        <w:t>Листинг</w:t>
+      </w:r>
+      <w:r>
+        <w:rPr>
+          <w:rFonts w:ascii="Times New Roman" w:hAnsi="Times New Roman" w:cs="Times New Roman"/>
+          <w:b/>
+          <w:sz w:val="28"/>
+          <w:szCs w:val="28"/>
+          <w:lang w:val="en-US"/>
+        </w:rPr>
+        <w:t xml:space="preserve"> </w:t>
+      </w:r>
+      <w:r>
+        <w:rPr>
+          <w:rFonts w:ascii="Times New Roman" w:hAnsi="Times New Roman" w:cs="Times New Roman"/>
+          <w:b/>
+          <w:sz w:val="28"/>
+          <w:szCs w:val="28"/>
+        </w:rPr>
+        <w:t>программы</w:t>
+      </w:r>
+      <w:r>
+        <w:rPr>
+          <w:rFonts w:ascii="Times New Roman" w:hAnsi="Times New Roman" w:cs="Times New Roman"/>
+          <w:b/>
+          <w:sz w:val="28"/>
+          <w:szCs w:val="28"/>
+          <w:lang w:val="en-US"/>
+        </w:rPr>
+        <w:t>.</w:t>
+      </w:r>
+    </w:p>
+    <w:p>
+      <w:pPr>
+        <w:autoSpaceDE w:val="0"/>
+        <w:autoSpaceDN w:val="0"/>
+        <w:adjustRightInd w:val="0"/>
+        <w:spacing w:after="0" w:line="240" w:lineRule="auto"/>
+        <w:rPr>
+          <w:rFonts w:ascii="Cascadia Mono" w:hAnsi="Cascadia Mono" w:cs="Cascadia Mono"/>
+          <w:color w:val="000000"/>
+          <w:sz w:val="19"/>
+          <w:szCs w:val="19"/>
+          <w:highlight w:val="white"/>
+          <w:lang w:val="en-US"/>
+        </w:rPr>
+      </w:pPr>
+      <w:r>
+        <w:rPr>
+          <w:rFonts w:ascii="Times New Roman" w:hAnsi="Times New Roman" w:cs="Times New Roman"/>
+          <w:b/>
           <w:bCs/>
           <w:sz w:val="28"/>
           <w:szCs w:val="28"/>
           <w:lang w:val="en-US"/>
         </w:rPr>
-      </w:pPr>
+        <w:t xml:space="preserve"> </w:t>
+      </w:r>
+      <w:r>
+        <w:rPr>
+          <w:rFonts w:ascii="Cascadia Mono" w:hAnsi="Cascadia Mono" w:cs="Cascadia Mono"/>
+          <w:color w:val="0000FF"/>
+          <w:sz w:val="19"/>
+          <w:szCs w:val="19"/>
+          <w:highlight w:val="white"/>
+          <w:lang w:val="en-US"/>
+        </w:rPr>
+        <w:t>static</w:t>
+      </w:r>
+      <w:r>
+        <w:rPr>
+          <w:rFonts w:ascii="Cascadia Mono" w:hAnsi="Cascadia Mono" w:cs="Cascadia Mono"/>
+          <w:color w:val="000000"/>
+          <w:sz w:val="19"/>
+          <w:szCs w:val="19"/>
+          <w:highlight w:val="white"/>
+          <w:lang w:val="en-US"/>
+        </w:rPr>
+        <w:t xml:space="preserve"> </w:t>
+      </w:r>
+      <w:r>
+        <w:rPr>
+          <w:rFonts w:ascii="Cascadia Mono" w:hAnsi="Cascadia Mono" w:cs="Cascadia Mono"/>
+          <w:color w:val="0000FF"/>
+          <w:sz w:val="19"/>
+          <w:szCs w:val="19"/>
+          <w:highlight w:val="white"/>
+          <w:lang w:val="en-US"/>
+        </w:rPr>
+        <w:t>void</w:t>
+      </w:r>
+      <w:r>
+        <w:rPr>
+          <w:rFonts w:ascii="Cascadia Mono" w:hAnsi="Cascadia Mono" w:cs="Cascadia Mono"/>
+          <w:color w:val="000000"/>
+          <w:sz w:val="19"/>
+          <w:szCs w:val="19"/>
+          <w:highlight w:val="white"/>
+          <w:lang w:val="en-US"/>
+        </w:rPr>
+        <w:t xml:space="preserve"> LSFR(</w:t>
+      </w:r>
+      <w:r>
+        <w:rPr>
+          <w:rFonts w:ascii="Cascadia Mono" w:hAnsi="Cascadia Mono" w:cs="Cascadia Mono"/>
+          <w:color w:val="2B91AF"/>
+          <w:sz w:val="19"/>
+          <w:szCs w:val="19"/>
+          <w:highlight w:val="white"/>
+          <w:lang w:val="en-US"/>
+        </w:rPr>
+        <w:t>List</w:t>
+      </w:r>
+      <w:r>
+        <w:rPr>
+          <w:rFonts w:ascii="Cascadia Mono" w:hAnsi="Cascadia Mono" w:cs="Cascadia Mono"/>
+          <w:color w:val="000000"/>
+          <w:sz w:val="19"/>
+          <w:szCs w:val="19"/>
+          <w:highlight w:val="white"/>
+          <w:lang w:val="en-US"/>
+        </w:rPr>
+        <w:t>&lt;</w:t>
+      </w:r>
+      <w:r>
+        <w:rPr>
+          <w:rFonts w:ascii="Cascadia Mono" w:hAnsi="Cascadia Mono" w:cs="Cascadia Mono"/>
+          <w:color w:val="0000FF"/>
+          <w:sz w:val="19"/>
+          <w:szCs w:val="19"/>
+          <w:highlight w:val="white"/>
+          <w:lang w:val="en-US"/>
+        </w:rPr>
+        <w:t>int</w:t>
+      </w:r>
+      <w:r>
+        <w:rPr>
+          <w:rFonts w:ascii="Cascadia Mono" w:hAnsi="Cascadia Mono" w:cs="Cascadia Mono"/>
+          <w:color w:val="000000"/>
+          <w:sz w:val="19"/>
+          <w:szCs w:val="19"/>
+          <w:highlight w:val="white"/>
+          <w:lang w:val="en-US"/>
+        </w:rPr>
+        <w:t xml:space="preserve">&gt; xi, </w:t>
+      </w:r>
+      <w:r>
+        <w:rPr>
+          <w:rFonts w:ascii="Cascadia Mono" w:hAnsi="Cascadia Mono" w:cs="Cascadia Mono"/>
+          <w:color w:val="0000FF"/>
+          <w:sz w:val="19"/>
+          <w:szCs w:val="19"/>
+          <w:highlight w:val="white"/>
+          <w:lang w:val="en-US"/>
+        </w:rPr>
+        <w:t>string</w:t>
+      </w:r>
+      <w:r>
+        <w:rPr>
+          <w:rFonts w:ascii="Cascadia Mono" w:hAnsi="Cascadia Mono" w:cs="Cascadia Mono"/>
+          <w:color w:val="000000"/>
+          <w:sz w:val="19"/>
+          <w:szCs w:val="19"/>
+          <w:highlight w:val="white"/>
+          <w:lang w:val="en-US"/>
+        </w:rPr>
+        <w:t xml:space="preserve"> reg)</w:t>
+      </w:r>
+    </w:p>
+    <w:p>
+      <w:pPr>
+        <w:autoSpaceDE w:val="0"/>
+        <w:autoSpaceDN w:val="0"/>
+        <w:adjustRightInd w:val="0"/>
+        <w:spacing w:after="0" w:line="240" w:lineRule="auto"/>
+        <w:rPr>
+          <w:rFonts w:ascii="Cascadia Mono" w:hAnsi="Cascadia Mono" w:cs="Cascadia Mono"/>
+          <w:color w:val="000000"/>
+          <w:sz w:val="19"/>
+          <w:szCs w:val="19"/>
+          <w:highlight w:val="white"/>
+          <w:lang w:val="en-US"/>
+        </w:rPr>
+      </w:pPr>
+      <w:r>
+        <w:rPr>
+          <w:rFonts w:ascii="Cascadia Mono" w:hAnsi="Cascadia Mono" w:cs="Cascadia Mono"/>
+          <w:color w:val="000000"/>
+          <w:sz w:val="19"/>
+          <w:szCs w:val="19"/>
+          <w:highlight w:val="white"/>
+          <w:lang w:val="en-US"/>
+        </w:rPr>
+        <w:t>{</w:t>
+      </w:r>
+    </w:p>
+    <w:p>
+      <w:pPr>
+        <w:autoSpaceDE w:val="0"/>
+        <w:autoSpaceDN w:val="0"/>
+        <w:adjustRightInd w:val="0"/>
+        <w:spacing w:after="0" w:line="240" w:lineRule="auto"/>
+        <w:rPr>
+          <w:rFonts w:ascii="Cascadia Mono" w:hAnsi="Cascadia Mono" w:cs="Cascadia Mono"/>
+          <w:color w:val="000000"/>
+          <w:sz w:val="19"/>
+          <w:szCs w:val="19"/>
+          <w:highlight w:val="white"/>
+          <w:lang w:val="en-US"/>
+        </w:rPr>
+      </w:pPr>
+      <w:r>
+        <w:rPr>
+          <w:rFonts w:ascii="Cascadia Mono" w:hAnsi="Cascadia Mono" w:cs="Cascadia Mono"/>
+          <w:color w:val="000000"/>
+          <w:sz w:val="19"/>
+          <w:szCs w:val="19"/>
+          <w:highlight w:val="white"/>
+          <w:lang w:val="en-US"/>
+        </w:rPr>
+        <w:t xml:space="preserve">    </w:t>
+      </w:r>
+      <w:r>
+        <w:rPr>
+          <w:rFonts w:ascii="Cascadia Mono" w:hAnsi="Cascadia Mono" w:cs="Cascadia Mono"/>
+          <w:color w:val="0000FF"/>
+          <w:sz w:val="19"/>
+          <w:szCs w:val="19"/>
+          <w:highlight w:val="white"/>
+          <w:lang w:val="en-US"/>
+        </w:rPr>
+        <w:t>string</w:t>
+      </w:r>
+      <w:r>
+        <w:rPr>
+          <w:rFonts w:ascii="Cascadia Mono" w:hAnsi="Cascadia Mono" w:cs="Cascadia Mono"/>
+          <w:color w:val="000000"/>
+          <w:sz w:val="19"/>
+          <w:szCs w:val="19"/>
+          <w:highlight w:val="white"/>
+          <w:lang w:val="en-US"/>
+        </w:rPr>
+        <w:t xml:space="preserve"> </w:t>
+      </w:r>
+      <w:proofErr w:type="spellStart"/>
+      <w:r>
+        <w:rPr>
+          <w:rFonts w:ascii="Cascadia Mono" w:hAnsi="Cascadia Mono" w:cs="Cascadia Mono"/>
+          <w:color w:val="000000"/>
+          <w:sz w:val="19"/>
+          <w:szCs w:val="19"/>
+          <w:highlight w:val="white"/>
+          <w:lang w:val="en-US"/>
+        </w:rPr>
+        <w:t>perRepeat</w:t>
+      </w:r>
+      <w:proofErr w:type="spellEnd"/>
+      <w:r>
+        <w:rPr>
+          <w:rFonts w:ascii="Cascadia Mono" w:hAnsi="Cascadia Mono" w:cs="Cascadia Mono"/>
+          <w:color w:val="000000"/>
+          <w:sz w:val="19"/>
+          <w:szCs w:val="19"/>
+          <w:highlight w:val="white"/>
+          <w:lang w:val="en-US"/>
+        </w:rPr>
+        <w:t xml:space="preserve"> = reg[</w:t>
+      </w:r>
+      <w:proofErr w:type="spellStart"/>
+      <w:r>
+        <w:rPr>
+          <w:rFonts w:ascii="Cascadia Mono" w:hAnsi="Cascadia Mono" w:cs="Cascadia Mono"/>
+          <w:color w:val="000000"/>
+          <w:sz w:val="19"/>
+          <w:szCs w:val="19"/>
+          <w:highlight w:val="white"/>
+          <w:lang w:val="en-US"/>
+        </w:rPr>
+        <w:t>reg.Length</w:t>
+      </w:r>
+      <w:proofErr w:type="spellEnd"/>
+      <w:r>
+        <w:rPr>
+          <w:rFonts w:ascii="Cascadia Mono" w:hAnsi="Cascadia Mono" w:cs="Cascadia Mono"/>
+          <w:color w:val="000000"/>
+          <w:sz w:val="19"/>
+          <w:szCs w:val="19"/>
+          <w:highlight w:val="white"/>
+          <w:lang w:val="en-US"/>
+        </w:rPr>
+        <w:t xml:space="preserve"> - 1].</w:t>
+      </w:r>
+      <w:proofErr w:type="spellStart"/>
+      <w:r>
+        <w:rPr>
+          <w:rFonts w:ascii="Cascadia Mono" w:hAnsi="Cascadia Mono" w:cs="Cascadia Mono"/>
+          <w:color w:val="000000"/>
+          <w:sz w:val="19"/>
+          <w:szCs w:val="19"/>
+          <w:highlight w:val="white"/>
+          <w:lang w:val="en-US"/>
+        </w:rPr>
+        <w:t>ToString</w:t>
+      </w:r>
+      <w:proofErr w:type="spellEnd"/>
+      <w:r>
+        <w:rPr>
+          <w:rFonts w:ascii="Cascadia Mono" w:hAnsi="Cascadia Mono" w:cs="Cascadia Mono"/>
+          <w:color w:val="000000"/>
+          <w:sz w:val="19"/>
+          <w:szCs w:val="19"/>
+          <w:highlight w:val="white"/>
+          <w:lang w:val="en-US"/>
+        </w:rPr>
+        <w:t>();</w:t>
+      </w:r>
+    </w:p>
+    <w:p>
+      <w:pPr>
+        <w:autoSpaceDE w:val="0"/>
+        <w:autoSpaceDN w:val="0"/>
+        <w:adjustRightInd w:val="0"/>
+        <w:spacing w:after="0" w:line="240" w:lineRule="auto"/>
+        <w:rPr>
+          <w:rFonts w:ascii="Cascadia Mono" w:hAnsi="Cascadia Mono" w:cs="Cascadia Mono"/>
+          <w:color w:val="000000"/>
+          <w:sz w:val="19"/>
+          <w:szCs w:val="19"/>
+          <w:highlight w:val="white"/>
+          <w:lang w:val="en-US"/>
+        </w:rPr>
+      </w:pPr>
+    </w:p>
+    <w:p>
+      <w:pPr>
+        <w:autoSpaceDE w:val="0"/>
+        <w:autoSpaceDN w:val="0"/>
+        <w:adjustRightInd w:val="0"/>
+        <w:spacing w:after="0" w:line="240" w:lineRule="auto"/>
+        <w:rPr>
+          <w:rFonts w:ascii="Cascadia Mono" w:hAnsi="Cascadia Mono" w:cs="Cascadia Mono"/>
+          <w:color w:val="000000"/>
+          <w:sz w:val="19"/>
+          <w:szCs w:val="19"/>
+          <w:highlight w:val="white"/>
+          <w:lang w:val="en-US"/>
+        </w:rPr>
+      </w:pPr>
+      <w:r>
+        <w:rPr>
+          <w:rFonts w:ascii="Cascadia Mono" w:hAnsi="Cascadia Mono" w:cs="Cascadia Mono"/>
+          <w:color w:val="000000"/>
+          <w:sz w:val="19"/>
+          <w:szCs w:val="19"/>
+          <w:highlight w:val="white"/>
+          <w:lang w:val="en-US"/>
+        </w:rPr>
+        <w:t xml:space="preserve">    </w:t>
+      </w:r>
+      <w:r>
+        <w:rPr>
+          <w:rFonts w:ascii="Cascadia Mono" w:hAnsi="Cascadia Mono" w:cs="Cascadia Mono"/>
+          <w:color w:val="0000FF"/>
+          <w:sz w:val="19"/>
+          <w:szCs w:val="19"/>
+          <w:highlight w:val="white"/>
+          <w:lang w:val="en-US"/>
+        </w:rPr>
+        <w:t>int</w:t>
+      </w:r>
+      <w:r>
+        <w:rPr>
+          <w:rFonts w:ascii="Cascadia Mono" w:hAnsi="Cascadia Mono" w:cs="Cascadia Mono"/>
+          <w:color w:val="000000"/>
+          <w:sz w:val="19"/>
+          <w:szCs w:val="19"/>
+          <w:highlight w:val="white"/>
+          <w:lang w:val="en-US"/>
+        </w:rPr>
+        <w:t xml:space="preserve"> </w:t>
+      </w:r>
+      <w:proofErr w:type="spellStart"/>
+      <w:r>
+        <w:rPr>
+          <w:rFonts w:ascii="Cascadia Mono" w:hAnsi="Cascadia Mono" w:cs="Cascadia Mono"/>
+          <w:color w:val="000000"/>
+          <w:sz w:val="19"/>
+          <w:szCs w:val="19"/>
+          <w:highlight w:val="white"/>
+          <w:lang w:val="en-US"/>
+        </w:rPr>
+        <w:t>xor</w:t>
+      </w:r>
+      <w:proofErr w:type="spellEnd"/>
+      <w:r>
+        <w:rPr>
+          <w:rFonts w:ascii="Cascadia Mono" w:hAnsi="Cascadia Mono" w:cs="Cascadia Mono"/>
+          <w:color w:val="000000"/>
+          <w:sz w:val="19"/>
+          <w:szCs w:val="19"/>
+          <w:highlight w:val="white"/>
+          <w:lang w:val="en-US"/>
+        </w:rPr>
+        <w:t xml:space="preserve"> = XOR(reg, xi);</w:t>
+      </w:r>
+    </w:p>
+    <w:p>
+      <w:pPr>
+        <w:autoSpaceDE w:val="0"/>
+        <w:autoSpaceDN w:val="0"/>
+        <w:adjustRightInd w:val="0"/>
+        <w:spacing w:after="0" w:line="240" w:lineRule="auto"/>
+        <w:rPr>
+          <w:rFonts w:ascii="Cascadia Mono" w:hAnsi="Cascadia Mono" w:cs="Cascadia Mono"/>
+          <w:color w:val="000000"/>
+          <w:sz w:val="19"/>
+          <w:szCs w:val="19"/>
+          <w:highlight w:val="white"/>
+          <w:lang w:val="en-US"/>
+        </w:rPr>
+      </w:pPr>
+      <w:r>
+        <w:rPr>
+          <w:rFonts w:ascii="Cascadia Mono" w:hAnsi="Cascadia Mono" w:cs="Cascadia Mono"/>
+          <w:color w:val="000000"/>
+          <w:sz w:val="19"/>
+          <w:szCs w:val="19"/>
+          <w:highlight w:val="white"/>
+          <w:lang w:val="en-US"/>
+        </w:rPr>
+        <w:t xml:space="preserve">    </w:t>
+      </w:r>
+      <w:r>
+        <w:rPr>
+          <w:rFonts w:ascii="Cascadia Mono" w:hAnsi="Cascadia Mono" w:cs="Cascadia Mono"/>
+          <w:color w:val="0000FF"/>
+          <w:sz w:val="19"/>
+          <w:szCs w:val="19"/>
+          <w:highlight w:val="white"/>
+          <w:lang w:val="en-US"/>
+        </w:rPr>
+        <w:t>string</w:t>
+      </w:r>
+      <w:r>
+        <w:rPr>
+          <w:rFonts w:ascii="Cascadia Mono" w:hAnsi="Cascadia Mono" w:cs="Cascadia Mono"/>
+          <w:color w:val="000000"/>
+          <w:sz w:val="19"/>
+          <w:szCs w:val="19"/>
+          <w:highlight w:val="white"/>
+          <w:lang w:val="en-US"/>
+        </w:rPr>
+        <w:t xml:space="preserve"> </w:t>
+      </w:r>
+      <w:proofErr w:type="spellStart"/>
+      <w:r>
+        <w:rPr>
+          <w:rFonts w:ascii="Cascadia Mono" w:hAnsi="Cascadia Mono" w:cs="Cascadia Mono"/>
+          <w:color w:val="000000"/>
+          <w:sz w:val="19"/>
+          <w:szCs w:val="19"/>
+          <w:highlight w:val="white"/>
+          <w:lang w:val="en-US"/>
+        </w:rPr>
+        <w:t>newReg</w:t>
+      </w:r>
+      <w:proofErr w:type="spellEnd"/>
+      <w:r>
+        <w:rPr>
+          <w:rFonts w:ascii="Cascadia Mono" w:hAnsi="Cascadia Mono" w:cs="Cascadia Mono"/>
+          <w:color w:val="000000"/>
+          <w:sz w:val="19"/>
+          <w:szCs w:val="19"/>
+          <w:highlight w:val="white"/>
+          <w:lang w:val="en-US"/>
+        </w:rPr>
+        <w:t xml:space="preserve"> = </w:t>
+      </w:r>
+      <w:proofErr w:type="spellStart"/>
+      <w:r>
+        <w:rPr>
+          <w:rFonts w:ascii="Cascadia Mono" w:hAnsi="Cascadia Mono" w:cs="Cascadia Mono"/>
+          <w:color w:val="000000"/>
+          <w:sz w:val="19"/>
+          <w:szCs w:val="19"/>
+          <w:highlight w:val="white"/>
+          <w:lang w:val="en-US"/>
+        </w:rPr>
+        <w:t>xor.ToString</w:t>
+      </w:r>
+      <w:proofErr w:type="spellEnd"/>
+      <w:r>
+        <w:rPr>
+          <w:rFonts w:ascii="Cascadia Mono" w:hAnsi="Cascadia Mono" w:cs="Cascadia Mono"/>
+          <w:color w:val="000000"/>
+          <w:sz w:val="19"/>
+          <w:szCs w:val="19"/>
+          <w:highlight w:val="white"/>
+          <w:lang w:val="en-US"/>
+        </w:rPr>
+        <w:t xml:space="preserve">() + </w:t>
+      </w:r>
+      <w:proofErr w:type="spellStart"/>
+      <w:r>
+        <w:rPr>
+          <w:rFonts w:ascii="Cascadia Mono" w:hAnsi="Cascadia Mono" w:cs="Cascadia Mono"/>
+          <w:color w:val="000000"/>
+          <w:sz w:val="19"/>
+          <w:szCs w:val="19"/>
+          <w:highlight w:val="white"/>
+          <w:lang w:val="en-US"/>
+        </w:rPr>
+        <w:t>reg.Substring</w:t>
+      </w:r>
+      <w:proofErr w:type="spellEnd"/>
+      <w:r>
+        <w:rPr>
+          <w:rFonts w:ascii="Cascadia Mono" w:hAnsi="Cascadia Mono" w:cs="Cascadia Mono"/>
+          <w:color w:val="000000"/>
+          <w:sz w:val="19"/>
+          <w:szCs w:val="19"/>
+          <w:highlight w:val="white"/>
+          <w:lang w:val="en-US"/>
+        </w:rPr>
+        <w:t xml:space="preserve">(0, </w:t>
+      </w:r>
+      <w:proofErr w:type="spellStart"/>
+      <w:r>
+        <w:rPr>
+          <w:rFonts w:ascii="Cascadia Mono" w:hAnsi="Cascadia Mono" w:cs="Cascadia Mono"/>
+          <w:color w:val="000000"/>
+          <w:sz w:val="19"/>
+          <w:szCs w:val="19"/>
+          <w:highlight w:val="white"/>
+          <w:lang w:val="en-US"/>
+        </w:rPr>
+        <w:t>reg.Length</w:t>
+      </w:r>
+      <w:proofErr w:type="spellEnd"/>
+      <w:r>
+        <w:rPr>
+          <w:rFonts w:ascii="Cascadia Mono" w:hAnsi="Cascadia Mono" w:cs="Cascadia Mono"/>
+          <w:color w:val="000000"/>
+          <w:sz w:val="19"/>
+          <w:szCs w:val="19"/>
+          <w:highlight w:val="white"/>
+          <w:lang w:val="en-US"/>
+        </w:rPr>
+        <w:t xml:space="preserve"> - 1);</w:t>
+      </w:r>
+    </w:p>
+    <w:p>
+      <w:pPr>
+        <w:autoSpaceDE w:val="0"/>
+        <w:autoSpaceDN w:val="0"/>
+        <w:adjustRightInd w:val="0"/>
+        <w:spacing w:after="0" w:line="240" w:lineRule="auto"/>
+        <w:rPr>
+          <w:rFonts w:ascii="Cascadia Mono" w:hAnsi="Cascadia Mono" w:cs="Cascadia Mono"/>
+          <w:color w:val="000000"/>
+          <w:sz w:val="19"/>
+          <w:szCs w:val="19"/>
+          <w:highlight w:val="white"/>
+          <w:lang w:val="en-US"/>
+        </w:rPr>
+      </w:pPr>
+      <w:r>
+        <w:rPr>
+          <w:rFonts w:ascii="Cascadia Mono" w:hAnsi="Cascadia Mono" w:cs="Cascadia Mono"/>
+          <w:color w:val="000000"/>
+          <w:sz w:val="19"/>
+          <w:szCs w:val="19"/>
+          <w:highlight w:val="white"/>
+          <w:lang w:val="en-US"/>
+        </w:rPr>
+        <w:t xml:space="preserve">    </w:t>
+      </w:r>
+      <w:proofErr w:type="spellStart"/>
+      <w:r>
+        <w:rPr>
+          <w:rFonts w:ascii="Cascadia Mono" w:hAnsi="Cascadia Mono" w:cs="Cascadia Mono"/>
+          <w:color w:val="000000"/>
+          <w:sz w:val="19"/>
+          <w:szCs w:val="19"/>
+          <w:highlight w:val="white"/>
+          <w:lang w:val="en-US"/>
+        </w:rPr>
+        <w:t>perRepeat</w:t>
+      </w:r>
+      <w:proofErr w:type="spellEnd"/>
+      <w:r>
+        <w:rPr>
+          <w:rFonts w:ascii="Cascadia Mono" w:hAnsi="Cascadia Mono" w:cs="Cascadia Mono"/>
+          <w:color w:val="000000"/>
+          <w:sz w:val="19"/>
+          <w:szCs w:val="19"/>
+          <w:highlight w:val="white"/>
+          <w:lang w:val="en-US"/>
+        </w:rPr>
+        <w:t xml:space="preserve"> += </w:t>
+      </w:r>
+      <w:proofErr w:type="spellStart"/>
+      <w:r>
+        <w:rPr>
+          <w:rFonts w:ascii="Cascadia Mono" w:hAnsi="Cascadia Mono" w:cs="Cascadia Mono"/>
+          <w:color w:val="000000"/>
+          <w:sz w:val="19"/>
+          <w:szCs w:val="19"/>
+          <w:highlight w:val="white"/>
+          <w:lang w:val="en-US"/>
+        </w:rPr>
+        <w:t>newReg</w:t>
+      </w:r>
+      <w:proofErr w:type="spellEnd"/>
+      <w:r>
+        <w:rPr>
+          <w:rFonts w:ascii="Cascadia Mono" w:hAnsi="Cascadia Mono" w:cs="Cascadia Mono"/>
+          <w:color w:val="000000"/>
+          <w:sz w:val="19"/>
+          <w:szCs w:val="19"/>
+          <w:highlight w:val="white"/>
+          <w:lang w:val="en-US"/>
+        </w:rPr>
+        <w:t>[</w:t>
+      </w:r>
+      <w:proofErr w:type="spellStart"/>
+      <w:r>
+        <w:rPr>
+          <w:rFonts w:ascii="Cascadia Mono" w:hAnsi="Cascadia Mono" w:cs="Cascadia Mono"/>
+          <w:color w:val="000000"/>
+          <w:sz w:val="19"/>
+          <w:szCs w:val="19"/>
+          <w:highlight w:val="white"/>
+          <w:lang w:val="en-US"/>
+        </w:rPr>
+        <w:t>reg.Length</w:t>
+      </w:r>
+      <w:proofErr w:type="spellEnd"/>
+      <w:r>
+        <w:rPr>
+          <w:rFonts w:ascii="Cascadia Mono" w:hAnsi="Cascadia Mono" w:cs="Cascadia Mono"/>
+          <w:color w:val="000000"/>
+          <w:sz w:val="19"/>
+          <w:szCs w:val="19"/>
+          <w:highlight w:val="white"/>
+          <w:lang w:val="en-US"/>
+        </w:rPr>
+        <w:t xml:space="preserve"> - 1].</w:t>
+      </w:r>
+      <w:proofErr w:type="spellStart"/>
+      <w:r>
+        <w:rPr>
+          <w:rFonts w:ascii="Cascadia Mono" w:hAnsi="Cascadia Mono" w:cs="Cascadia Mono"/>
+          <w:color w:val="000000"/>
+          <w:sz w:val="19"/>
+          <w:szCs w:val="19"/>
+          <w:highlight w:val="white"/>
+          <w:lang w:val="en-US"/>
+        </w:rPr>
+        <w:t>ToString</w:t>
+      </w:r>
+      <w:proofErr w:type="spellEnd"/>
+      <w:r>
+        <w:rPr>
+          <w:rFonts w:ascii="Cascadia Mono" w:hAnsi="Cascadia Mono" w:cs="Cascadia Mono"/>
+          <w:color w:val="000000"/>
+          <w:sz w:val="19"/>
+          <w:szCs w:val="19"/>
+          <w:highlight w:val="white"/>
+          <w:lang w:val="en-US"/>
+        </w:rPr>
+        <w:t>();</w:t>
+      </w:r>
+    </w:p>
+    <w:p>
+      <w:pPr>
+        <w:autoSpaceDE w:val="0"/>
+        <w:autoSpaceDN w:val="0"/>
+        <w:adjustRightInd w:val="0"/>
+        <w:spacing w:after="0" w:line="240" w:lineRule="auto"/>
+        <w:rPr>
+          <w:rFonts w:ascii="Cascadia Mono" w:hAnsi="Cascadia Mono" w:cs="Cascadia Mono"/>
+          <w:color w:val="000000"/>
+          <w:sz w:val="19"/>
+          <w:szCs w:val="19"/>
+          <w:highlight w:val="white"/>
+          <w:lang w:val="en-US"/>
+        </w:rPr>
+      </w:pPr>
+      <w:r>
+        <w:rPr>
+          <w:rFonts w:ascii="Cascadia Mono" w:hAnsi="Cascadia Mono" w:cs="Cascadia Mono"/>
+          <w:color w:val="000000"/>
+          <w:sz w:val="19"/>
+          <w:szCs w:val="19"/>
+          <w:highlight w:val="white"/>
+          <w:lang w:val="en-US"/>
+        </w:rPr>
+        <w:t xml:space="preserve">    </w:t>
+      </w:r>
+      <w:r>
+        <w:rPr>
+          <w:rFonts w:ascii="Cascadia Mono" w:hAnsi="Cascadia Mono" w:cs="Cascadia Mono"/>
+          <w:color w:val="2B91AF"/>
+          <w:sz w:val="19"/>
+          <w:szCs w:val="19"/>
+          <w:highlight w:val="white"/>
+          <w:lang w:val="en-US"/>
+        </w:rPr>
+        <w:t>Console</w:t>
+      </w:r>
+      <w:r>
+        <w:rPr>
+          <w:rFonts w:ascii="Cascadia Mono" w:hAnsi="Cascadia Mono" w:cs="Cascadia Mono"/>
+          <w:color w:val="000000"/>
+          <w:sz w:val="19"/>
+          <w:szCs w:val="19"/>
+          <w:highlight w:val="white"/>
+          <w:lang w:val="en-US"/>
+        </w:rPr>
+        <w:t>.WriteLine(</w:t>
+      </w:r>
+      <w:r>
+        <w:rPr>
+          <w:rFonts w:ascii="Cascadia Mono" w:hAnsi="Cascadia Mono" w:cs="Cascadia Mono"/>
+          <w:color w:val="A31515"/>
+          <w:sz w:val="19"/>
+          <w:szCs w:val="19"/>
+          <w:highlight w:val="white"/>
+          <w:lang w:val="en-US"/>
+        </w:rPr>
+        <w:t>$"</w:t>
+      </w:r>
+      <w:r>
+        <w:rPr>
+          <w:rFonts w:ascii="Cascadia Mono" w:hAnsi="Cascadia Mono" w:cs="Cascadia Mono"/>
+          <w:color w:val="A31515"/>
+          <w:sz w:val="19"/>
+          <w:szCs w:val="19"/>
+          <w:highlight w:val="white"/>
+        </w:rPr>
+        <w:t>Шаг</w:t>
+      </w:r>
+      <w:r>
+        <w:rPr>
+          <w:rFonts w:ascii="Cascadia Mono" w:hAnsi="Cascadia Mono" w:cs="Cascadia Mono"/>
+          <w:color w:val="A31515"/>
+          <w:sz w:val="19"/>
+          <w:szCs w:val="19"/>
+          <w:highlight w:val="white"/>
+          <w:lang w:val="en-US"/>
+        </w:rPr>
+        <w:t xml:space="preserve"> 1: </w:t>
+      </w:r>
+      <w:r>
+        <w:rPr>
+          <w:rFonts w:ascii="Cascadia Mono" w:hAnsi="Cascadia Mono" w:cs="Cascadia Mono"/>
+          <w:color w:val="000000"/>
+          <w:sz w:val="19"/>
+          <w:szCs w:val="19"/>
+          <w:highlight w:val="white"/>
+          <w:lang w:val="en-US"/>
+        </w:rPr>
+        <w:t>{reg}</w:t>
+      </w:r>
+      <w:r>
+        <w:rPr>
+          <w:rFonts w:ascii="Cascadia Mono" w:hAnsi="Cascadia Mono" w:cs="Cascadia Mono"/>
+          <w:color w:val="A31515"/>
+          <w:sz w:val="19"/>
+          <w:szCs w:val="19"/>
+          <w:highlight w:val="white"/>
+          <w:lang w:val="en-US"/>
+        </w:rPr>
+        <w:t xml:space="preserve"> | </w:t>
+      </w:r>
+      <w:r>
+        <w:rPr>
+          <w:rFonts w:ascii="Cascadia Mono" w:hAnsi="Cascadia Mono" w:cs="Cascadia Mono"/>
+          <w:color w:val="000000"/>
+          <w:sz w:val="19"/>
+          <w:szCs w:val="19"/>
+          <w:highlight w:val="white"/>
+          <w:lang w:val="en-US"/>
+        </w:rPr>
+        <w:t>{reg[</w:t>
+      </w:r>
+      <w:proofErr w:type="spellStart"/>
+      <w:r>
+        <w:rPr>
+          <w:rFonts w:ascii="Cascadia Mono" w:hAnsi="Cascadia Mono" w:cs="Cascadia Mono"/>
+          <w:color w:val="000000"/>
+          <w:sz w:val="19"/>
+          <w:szCs w:val="19"/>
+          <w:highlight w:val="white"/>
+          <w:lang w:val="en-US"/>
+        </w:rPr>
+        <w:t>reg.Length</w:t>
+      </w:r>
+      <w:proofErr w:type="spellEnd"/>
+      <w:r>
+        <w:rPr>
+          <w:rFonts w:ascii="Cascadia Mono" w:hAnsi="Cascadia Mono" w:cs="Cascadia Mono"/>
+          <w:color w:val="000000"/>
+          <w:sz w:val="19"/>
+          <w:szCs w:val="19"/>
+          <w:highlight w:val="white"/>
+          <w:lang w:val="en-US"/>
+        </w:rPr>
+        <w:t xml:space="preserve"> - 1]}</w:t>
+      </w:r>
+      <w:r>
+        <w:rPr>
+          <w:rFonts w:ascii="Cascadia Mono" w:hAnsi="Cascadia Mono" w:cs="Cascadia Mono"/>
+          <w:color w:val="A31515"/>
+          <w:sz w:val="19"/>
+          <w:szCs w:val="19"/>
+          <w:highlight w:val="white"/>
+          <w:lang w:val="en-US"/>
+        </w:rPr>
+        <w:t>"</w:t>
+      </w:r>
+      <w:r>
+        <w:rPr>
+          <w:rFonts w:ascii="Cascadia Mono" w:hAnsi="Cascadia Mono" w:cs="Cascadia Mono"/>
+          <w:color w:val="000000"/>
+          <w:sz w:val="19"/>
+          <w:szCs w:val="19"/>
+          <w:highlight w:val="white"/>
+          <w:lang w:val="en-US"/>
+        </w:rPr>
+        <w:t>);</w:t>
+      </w:r>
+    </w:p>
+    <w:p>
+      <w:pPr>
+        <w:autoSpaceDE w:val="0"/>
+        <w:autoSpaceDN w:val="0"/>
+        <w:adjustRightInd w:val="0"/>
+        <w:spacing w:after="0" w:line="240" w:lineRule="auto"/>
+        <w:rPr>
+          <w:rFonts w:ascii="Cascadia Mono" w:hAnsi="Cascadia Mono" w:cs="Cascadia Mono"/>
+          <w:color w:val="000000"/>
+          <w:sz w:val="19"/>
+          <w:szCs w:val="19"/>
+          <w:highlight w:val="white"/>
+          <w:lang w:val="en-US"/>
+        </w:rPr>
+      </w:pPr>
+      <w:r>
+        <w:rPr>
+          <w:rFonts w:ascii="Cascadia Mono" w:hAnsi="Cascadia Mono" w:cs="Cascadia Mono"/>
+          <w:color w:val="000000"/>
+          <w:sz w:val="19"/>
+          <w:szCs w:val="19"/>
+          <w:highlight w:val="white"/>
+          <w:lang w:val="en-US"/>
+        </w:rPr>
+        <w:t xml:space="preserve">    </w:t>
+      </w:r>
+      <w:r>
+        <w:rPr>
+          <w:rFonts w:ascii="Cascadia Mono" w:hAnsi="Cascadia Mono" w:cs="Cascadia Mono"/>
+          <w:color w:val="2B91AF"/>
+          <w:sz w:val="19"/>
+          <w:szCs w:val="19"/>
+          <w:highlight w:val="white"/>
+          <w:lang w:val="en-US"/>
+        </w:rPr>
+        <w:t>Console</w:t>
+      </w:r>
+      <w:r>
+        <w:rPr>
+          <w:rFonts w:ascii="Cascadia Mono" w:hAnsi="Cascadia Mono" w:cs="Cascadia Mono"/>
+          <w:color w:val="000000"/>
+          <w:sz w:val="19"/>
+          <w:szCs w:val="19"/>
+          <w:highlight w:val="white"/>
+          <w:lang w:val="en-US"/>
+        </w:rPr>
+        <w:t>.WriteLine(</w:t>
+      </w:r>
+      <w:r>
+        <w:rPr>
+          <w:rFonts w:ascii="Cascadia Mono" w:hAnsi="Cascadia Mono" w:cs="Cascadia Mono"/>
+          <w:color w:val="A31515"/>
+          <w:sz w:val="19"/>
+          <w:szCs w:val="19"/>
+          <w:highlight w:val="white"/>
+          <w:lang w:val="en-US"/>
+        </w:rPr>
+        <w:t>$"</w:t>
+      </w:r>
+      <w:r>
+        <w:rPr>
+          <w:rFonts w:ascii="Cascadia Mono" w:hAnsi="Cascadia Mono" w:cs="Cascadia Mono"/>
+          <w:color w:val="A31515"/>
+          <w:sz w:val="19"/>
+          <w:szCs w:val="19"/>
+          <w:highlight w:val="white"/>
+        </w:rPr>
+        <w:t>Шаг</w:t>
+      </w:r>
+      <w:r>
+        <w:rPr>
+          <w:rFonts w:ascii="Cascadia Mono" w:hAnsi="Cascadia Mono" w:cs="Cascadia Mono"/>
+          <w:color w:val="A31515"/>
+          <w:sz w:val="19"/>
+          <w:szCs w:val="19"/>
+          <w:highlight w:val="white"/>
+          <w:lang w:val="en-US"/>
+        </w:rPr>
+        <w:t xml:space="preserve"> 2: </w:t>
+      </w:r>
+      <w:r>
+        <w:rPr>
+          <w:rFonts w:ascii="Cascadia Mono" w:hAnsi="Cascadia Mono" w:cs="Cascadia Mono"/>
+          <w:color w:val="000000"/>
+          <w:sz w:val="19"/>
+          <w:szCs w:val="19"/>
+          <w:highlight w:val="white"/>
+          <w:lang w:val="en-US"/>
+        </w:rPr>
+        <w:t>{</w:t>
+      </w:r>
+      <w:proofErr w:type="spellStart"/>
+      <w:r>
+        <w:rPr>
+          <w:rFonts w:ascii="Cascadia Mono" w:hAnsi="Cascadia Mono" w:cs="Cascadia Mono"/>
+          <w:color w:val="000000"/>
+          <w:sz w:val="19"/>
+          <w:szCs w:val="19"/>
+          <w:highlight w:val="white"/>
+          <w:lang w:val="en-US"/>
+        </w:rPr>
+        <w:t>newReg</w:t>
+      </w:r>
+      <w:proofErr w:type="spellEnd"/>
+      <w:r>
+        <w:rPr>
+          <w:rFonts w:ascii="Cascadia Mono" w:hAnsi="Cascadia Mono" w:cs="Cascadia Mono"/>
+          <w:color w:val="000000"/>
+          <w:sz w:val="19"/>
+          <w:szCs w:val="19"/>
+          <w:highlight w:val="white"/>
+          <w:lang w:val="en-US"/>
+        </w:rPr>
+        <w:t>}</w:t>
+      </w:r>
+      <w:r>
+        <w:rPr>
+          <w:rFonts w:ascii="Cascadia Mono" w:hAnsi="Cascadia Mono" w:cs="Cascadia Mono"/>
+          <w:color w:val="A31515"/>
+          <w:sz w:val="19"/>
+          <w:szCs w:val="19"/>
+          <w:highlight w:val="white"/>
+          <w:lang w:val="en-US"/>
+        </w:rPr>
+        <w:t xml:space="preserve"> | </w:t>
+      </w:r>
+      <w:r>
+        <w:rPr>
+          <w:rFonts w:ascii="Cascadia Mono" w:hAnsi="Cascadia Mono" w:cs="Cascadia Mono"/>
+          <w:color w:val="000000"/>
+          <w:sz w:val="19"/>
+          <w:szCs w:val="19"/>
+          <w:highlight w:val="white"/>
+          <w:lang w:val="en-US"/>
+        </w:rPr>
+        <w:t>{</w:t>
+      </w:r>
+      <w:proofErr w:type="spellStart"/>
+      <w:r>
+        <w:rPr>
+          <w:rFonts w:ascii="Cascadia Mono" w:hAnsi="Cascadia Mono" w:cs="Cascadia Mono"/>
+          <w:color w:val="000000"/>
+          <w:sz w:val="19"/>
+          <w:szCs w:val="19"/>
+          <w:highlight w:val="white"/>
+          <w:lang w:val="en-US"/>
+        </w:rPr>
+        <w:t>newReg</w:t>
+      </w:r>
+      <w:proofErr w:type="spellEnd"/>
+      <w:r>
+        <w:rPr>
+          <w:rFonts w:ascii="Cascadia Mono" w:hAnsi="Cascadia Mono" w:cs="Cascadia Mono"/>
+          <w:color w:val="000000"/>
+          <w:sz w:val="19"/>
+          <w:szCs w:val="19"/>
+          <w:highlight w:val="white"/>
+          <w:lang w:val="en-US"/>
+        </w:rPr>
+        <w:t>[</w:t>
+      </w:r>
+      <w:proofErr w:type="spellStart"/>
+      <w:r>
+        <w:rPr>
+          <w:rFonts w:ascii="Cascadia Mono" w:hAnsi="Cascadia Mono" w:cs="Cascadia Mono"/>
+          <w:color w:val="000000"/>
+          <w:sz w:val="19"/>
+          <w:szCs w:val="19"/>
+          <w:highlight w:val="white"/>
+          <w:lang w:val="en-US"/>
+        </w:rPr>
+        <w:t>reg.Length</w:t>
+      </w:r>
+      <w:proofErr w:type="spellEnd"/>
+      <w:r>
+        <w:rPr>
+          <w:rFonts w:ascii="Cascadia Mono" w:hAnsi="Cascadia Mono" w:cs="Cascadia Mono"/>
+          <w:color w:val="000000"/>
+          <w:sz w:val="19"/>
+          <w:szCs w:val="19"/>
+          <w:highlight w:val="white"/>
+          <w:lang w:val="en-US"/>
+        </w:rPr>
+        <w:t xml:space="preserve"> - 1]}</w:t>
+      </w:r>
+      <w:r>
+        <w:rPr>
+          <w:rFonts w:ascii="Cascadia Mono" w:hAnsi="Cascadia Mono" w:cs="Cascadia Mono"/>
+          <w:color w:val="A31515"/>
+          <w:sz w:val="19"/>
+          <w:szCs w:val="19"/>
+          <w:highlight w:val="white"/>
+          <w:lang w:val="en-US"/>
+        </w:rPr>
+        <w:t>"</w:t>
+      </w:r>
+      <w:r>
+        <w:rPr>
+          <w:rFonts w:ascii="Cascadia Mono" w:hAnsi="Cascadia Mono" w:cs="Cascadia Mono"/>
+          <w:color w:val="000000"/>
+          <w:sz w:val="19"/>
+          <w:szCs w:val="19"/>
+          <w:highlight w:val="white"/>
+          <w:lang w:val="en-US"/>
+        </w:rPr>
+        <w:t>);</w:t>
+      </w:r>
+    </w:p>
+    <w:p>
+      <w:pPr>
+        <w:autoSpaceDE w:val="0"/>
+        <w:autoSpaceDN w:val="0"/>
+        <w:adjustRightInd w:val="0"/>
+        <w:spacing w:after="0" w:line="240" w:lineRule="auto"/>
+        <w:rPr>
+          <w:rFonts w:ascii="Cascadia Mono" w:hAnsi="Cascadia Mono" w:cs="Cascadia Mono"/>
+          <w:color w:val="000000"/>
+          <w:sz w:val="19"/>
+          <w:szCs w:val="19"/>
+          <w:highlight w:val="white"/>
+          <w:lang w:val="en-US"/>
+        </w:rPr>
+      </w:pPr>
+    </w:p>
+    <w:p>
+      <w:pPr>
+        <w:autoSpaceDE w:val="0"/>
+        <w:autoSpaceDN w:val="0"/>
+        <w:adjustRightInd w:val="0"/>
+        <w:spacing w:after="0" w:line="240" w:lineRule="auto"/>
+        <w:rPr>
+          <w:rFonts w:ascii="Cascadia Mono" w:hAnsi="Cascadia Mono" w:cs="Cascadia Mono"/>
+          <w:color w:val="000000"/>
+          <w:sz w:val="19"/>
+          <w:szCs w:val="19"/>
+          <w:highlight w:val="white"/>
+          <w:lang w:val="en-US"/>
+        </w:rPr>
+      </w:pPr>
+      <w:r>
+        <w:rPr>
+          <w:rFonts w:ascii="Cascadia Mono" w:hAnsi="Cascadia Mono" w:cs="Cascadia Mono"/>
+          <w:color w:val="000000"/>
+          <w:sz w:val="19"/>
+          <w:szCs w:val="19"/>
+          <w:highlight w:val="white"/>
+          <w:lang w:val="en-US"/>
+        </w:rPr>
+        <w:t xml:space="preserve">    </w:t>
+      </w:r>
+      <w:r>
+        <w:rPr>
+          <w:rFonts w:ascii="Cascadia Mono" w:hAnsi="Cascadia Mono" w:cs="Cascadia Mono"/>
+          <w:color w:val="0000FF"/>
+          <w:sz w:val="19"/>
+          <w:szCs w:val="19"/>
+          <w:highlight w:val="white"/>
+          <w:lang w:val="en-US"/>
+        </w:rPr>
+        <w:t>int</w:t>
+      </w:r>
+      <w:r>
+        <w:rPr>
+          <w:rFonts w:ascii="Cascadia Mono" w:hAnsi="Cascadia Mono" w:cs="Cascadia Mono"/>
+          <w:color w:val="000000"/>
+          <w:sz w:val="19"/>
+          <w:szCs w:val="19"/>
+          <w:highlight w:val="white"/>
+          <w:lang w:val="en-US"/>
+        </w:rPr>
+        <w:t xml:space="preserve"> _ = 3;</w:t>
+      </w:r>
+    </w:p>
+    <w:p>
+      <w:pPr>
+        <w:autoSpaceDE w:val="0"/>
+        <w:autoSpaceDN w:val="0"/>
+        <w:adjustRightInd w:val="0"/>
+        <w:spacing w:after="0" w:line="240" w:lineRule="auto"/>
+        <w:rPr>
+          <w:rFonts w:ascii="Cascadia Mono" w:hAnsi="Cascadia Mono" w:cs="Cascadia Mono"/>
+          <w:color w:val="000000"/>
+          <w:sz w:val="19"/>
+          <w:szCs w:val="19"/>
+          <w:highlight w:val="white"/>
+          <w:lang w:val="en-US"/>
+        </w:rPr>
+      </w:pPr>
+      <w:r>
+        <w:rPr>
+          <w:rFonts w:ascii="Cascadia Mono" w:hAnsi="Cascadia Mono" w:cs="Cascadia Mono"/>
+          <w:color w:val="000000"/>
+          <w:sz w:val="19"/>
+          <w:szCs w:val="19"/>
+          <w:highlight w:val="white"/>
+          <w:lang w:val="en-US"/>
+        </w:rPr>
+        <w:t xml:space="preserve">    </w:t>
+      </w:r>
+      <w:r>
+        <w:rPr>
+          <w:rFonts w:ascii="Cascadia Mono" w:hAnsi="Cascadia Mono" w:cs="Cascadia Mono"/>
+          <w:color w:val="0000FF"/>
+          <w:sz w:val="19"/>
+          <w:szCs w:val="19"/>
+          <w:highlight w:val="white"/>
+          <w:lang w:val="en-US"/>
+        </w:rPr>
+        <w:t>while</w:t>
+      </w:r>
+      <w:r>
+        <w:rPr>
+          <w:rFonts w:ascii="Cascadia Mono" w:hAnsi="Cascadia Mono" w:cs="Cascadia Mono"/>
+          <w:color w:val="000000"/>
+          <w:sz w:val="19"/>
+          <w:szCs w:val="19"/>
+          <w:highlight w:val="white"/>
+          <w:lang w:val="en-US"/>
+        </w:rPr>
+        <w:t xml:space="preserve"> (</w:t>
+      </w:r>
+      <w:proofErr w:type="spellStart"/>
+      <w:r>
+        <w:rPr>
+          <w:rFonts w:ascii="Cascadia Mono" w:hAnsi="Cascadia Mono" w:cs="Cascadia Mono"/>
+          <w:color w:val="000000"/>
+          <w:sz w:val="19"/>
+          <w:szCs w:val="19"/>
+          <w:highlight w:val="white"/>
+          <w:lang w:val="en-US"/>
+        </w:rPr>
+        <w:t>newReg</w:t>
+      </w:r>
+      <w:proofErr w:type="spellEnd"/>
+      <w:r>
+        <w:rPr>
+          <w:rFonts w:ascii="Cascadia Mono" w:hAnsi="Cascadia Mono" w:cs="Cascadia Mono"/>
+          <w:color w:val="000000"/>
+          <w:sz w:val="19"/>
+          <w:szCs w:val="19"/>
+          <w:highlight w:val="white"/>
+          <w:lang w:val="en-US"/>
+        </w:rPr>
+        <w:t xml:space="preserve"> != reg)</w:t>
+      </w:r>
+    </w:p>
+    <w:p>
+      <w:pPr>
+        <w:autoSpaceDE w:val="0"/>
+        <w:autoSpaceDN w:val="0"/>
+        <w:adjustRightInd w:val="0"/>
+        <w:spacing w:after="0" w:line="240" w:lineRule="auto"/>
+        <w:rPr>
+          <w:rFonts w:ascii="Cascadia Mono" w:hAnsi="Cascadia Mono" w:cs="Cascadia Mono"/>
+          <w:color w:val="000000"/>
+          <w:sz w:val="19"/>
+          <w:szCs w:val="19"/>
+          <w:highlight w:val="white"/>
+          <w:lang w:val="en-US"/>
+        </w:rPr>
+      </w:pPr>
+      <w:r>
+        <w:rPr>
+          <w:rFonts w:ascii="Cascadia Mono" w:hAnsi="Cascadia Mono" w:cs="Cascadia Mono"/>
+          <w:color w:val="000000"/>
+          <w:sz w:val="19"/>
+          <w:szCs w:val="19"/>
+          <w:highlight w:val="white"/>
+          <w:lang w:val="en-US"/>
+        </w:rPr>
+        <w:t xml:space="preserve">    {</w:t>
+      </w:r>
+    </w:p>
+    <w:p>
+      <w:pPr>
+        <w:autoSpaceDE w:val="0"/>
+        <w:autoSpaceDN w:val="0"/>
+        <w:adjustRightInd w:val="0"/>
+        <w:spacing w:after="0" w:line="240" w:lineRule="auto"/>
+        <w:rPr>
+          <w:rFonts w:ascii="Cascadia Mono" w:hAnsi="Cascadia Mono" w:cs="Cascadia Mono"/>
+          <w:color w:val="000000"/>
+          <w:sz w:val="19"/>
+          <w:szCs w:val="19"/>
+          <w:highlight w:val="white"/>
+          <w:lang w:val="en-US"/>
+        </w:rPr>
+      </w:pPr>
+      <w:r>
+        <w:rPr>
+          <w:rFonts w:ascii="Cascadia Mono" w:hAnsi="Cascadia Mono" w:cs="Cascadia Mono"/>
+          <w:color w:val="000000"/>
+          <w:sz w:val="19"/>
+          <w:szCs w:val="19"/>
+          <w:highlight w:val="white"/>
+          <w:lang w:val="en-US"/>
+        </w:rPr>
+        <w:t xml:space="preserve">        </w:t>
+      </w:r>
+      <w:proofErr w:type="spellStart"/>
+      <w:r>
+        <w:rPr>
+          <w:rFonts w:ascii="Cascadia Mono" w:hAnsi="Cascadia Mono" w:cs="Cascadia Mono"/>
+          <w:color w:val="000000"/>
+          <w:sz w:val="19"/>
+          <w:szCs w:val="19"/>
+          <w:highlight w:val="white"/>
+          <w:lang w:val="en-US"/>
+        </w:rPr>
+        <w:t>xor</w:t>
+      </w:r>
+      <w:proofErr w:type="spellEnd"/>
+      <w:r>
+        <w:rPr>
+          <w:rFonts w:ascii="Cascadia Mono" w:hAnsi="Cascadia Mono" w:cs="Cascadia Mono"/>
+          <w:color w:val="000000"/>
+          <w:sz w:val="19"/>
+          <w:szCs w:val="19"/>
+          <w:highlight w:val="white"/>
+          <w:lang w:val="en-US"/>
+        </w:rPr>
+        <w:t xml:space="preserve"> = XOR(</w:t>
+      </w:r>
+      <w:proofErr w:type="spellStart"/>
+      <w:r>
+        <w:rPr>
+          <w:rFonts w:ascii="Cascadia Mono" w:hAnsi="Cascadia Mono" w:cs="Cascadia Mono"/>
+          <w:color w:val="000000"/>
+          <w:sz w:val="19"/>
+          <w:szCs w:val="19"/>
+          <w:highlight w:val="white"/>
+          <w:lang w:val="en-US"/>
+        </w:rPr>
+        <w:t>newReg</w:t>
+      </w:r>
+      <w:proofErr w:type="spellEnd"/>
+      <w:r>
+        <w:rPr>
+          <w:rFonts w:ascii="Cascadia Mono" w:hAnsi="Cascadia Mono" w:cs="Cascadia Mono"/>
+          <w:color w:val="000000"/>
+          <w:sz w:val="19"/>
+          <w:szCs w:val="19"/>
+          <w:highlight w:val="white"/>
+          <w:lang w:val="en-US"/>
+        </w:rPr>
+        <w:t>, xi);</w:t>
+      </w:r>
+    </w:p>
+    <w:p>
+      <w:pPr>
+        <w:autoSpaceDE w:val="0"/>
+        <w:autoSpaceDN w:val="0"/>
+        <w:adjustRightInd w:val="0"/>
+        <w:spacing w:after="0" w:line="240" w:lineRule="auto"/>
+        <w:rPr>
+          <w:rFonts w:ascii="Cascadia Mono" w:hAnsi="Cascadia Mono" w:cs="Cascadia Mono"/>
+          <w:color w:val="000000"/>
+          <w:sz w:val="19"/>
+          <w:szCs w:val="19"/>
+          <w:highlight w:val="white"/>
+          <w:lang w:val="en-US"/>
+        </w:rPr>
+      </w:pPr>
+      <w:r>
+        <w:rPr>
+          <w:rFonts w:ascii="Cascadia Mono" w:hAnsi="Cascadia Mono" w:cs="Cascadia Mono"/>
+          <w:color w:val="000000"/>
+          <w:sz w:val="19"/>
+          <w:szCs w:val="19"/>
+          <w:highlight w:val="white"/>
+          <w:lang w:val="en-US"/>
+        </w:rPr>
+        <w:t xml:space="preserve">        </w:t>
+      </w:r>
+      <w:proofErr w:type="spellStart"/>
+      <w:r>
+        <w:rPr>
+          <w:rFonts w:ascii="Cascadia Mono" w:hAnsi="Cascadia Mono" w:cs="Cascadia Mono"/>
+          <w:color w:val="000000"/>
+          <w:sz w:val="19"/>
+          <w:szCs w:val="19"/>
+          <w:highlight w:val="white"/>
+          <w:lang w:val="en-US"/>
+        </w:rPr>
+        <w:t>newReg</w:t>
+      </w:r>
+      <w:proofErr w:type="spellEnd"/>
+      <w:r>
+        <w:rPr>
+          <w:rFonts w:ascii="Cascadia Mono" w:hAnsi="Cascadia Mono" w:cs="Cascadia Mono"/>
+          <w:color w:val="000000"/>
+          <w:sz w:val="19"/>
+          <w:szCs w:val="19"/>
+          <w:highlight w:val="white"/>
+          <w:lang w:val="en-US"/>
+        </w:rPr>
+        <w:t xml:space="preserve"> = </w:t>
+      </w:r>
+      <w:proofErr w:type="spellStart"/>
+      <w:r>
+        <w:rPr>
+          <w:rFonts w:ascii="Cascadia Mono" w:hAnsi="Cascadia Mono" w:cs="Cascadia Mono"/>
+          <w:color w:val="000000"/>
+          <w:sz w:val="19"/>
+          <w:szCs w:val="19"/>
+          <w:highlight w:val="white"/>
+          <w:lang w:val="en-US"/>
+        </w:rPr>
+        <w:t>xor.ToString</w:t>
+      </w:r>
+      <w:proofErr w:type="spellEnd"/>
+      <w:r>
+        <w:rPr>
+          <w:rFonts w:ascii="Cascadia Mono" w:hAnsi="Cascadia Mono" w:cs="Cascadia Mono"/>
+          <w:color w:val="000000"/>
+          <w:sz w:val="19"/>
+          <w:szCs w:val="19"/>
+          <w:highlight w:val="white"/>
+          <w:lang w:val="en-US"/>
+        </w:rPr>
+        <w:t xml:space="preserve">() + </w:t>
+      </w:r>
+      <w:proofErr w:type="spellStart"/>
+      <w:r>
+        <w:rPr>
+          <w:rFonts w:ascii="Cascadia Mono" w:hAnsi="Cascadia Mono" w:cs="Cascadia Mono"/>
+          <w:color w:val="000000"/>
+          <w:sz w:val="19"/>
+          <w:szCs w:val="19"/>
+          <w:highlight w:val="white"/>
+          <w:lang w:val="en-US"/>
+        </w:rPr>
+        <w:t>newReg.Substring</w:t>
+      </w:r>
+      <w:proofErr w:type="spellEnd"/>
+      <w:r>
+        <w:rPr>
+          <w:rFonts w:ascii="Cascadia Mono" w:hAnsi="Cascadia Mono" w:cs="Cascadia Mono"/>
+          <w:color w:val="000000"/>
+          <w:sz w:val="19"/>
+          <w:szCs w:val="19"/>
+          <w:highlight w:val="white"/>
+          <w:lang w:val="en-US"/>
+        </w:rPr>
+        <w:t xml:space="preserve">(0, </w:t>
+      </w:r>
+      <w:proofErr w:type="spellStart"/>
+      <w:r>
+        <w:rPr>
+          <w:rFonts w:ascii="Cascadia Mono" w:hAnsi="Cascadia Mono" w:cs="Cascadia Mono"/>
+          <w:color w:val="000000"/>
+          <w:sz w:val="19"/>
+          <w:szCs w:val="19"/>
+          <w:highlight w:val="white"/>
+          <w:lang w:val="en-US"/>
+        </w:rPr>
+        <w:t>reg.Length</w:t>
+      </w:r>
+      <w:proofErr w:type="spellEnd"/>
+      <w:r>
+        <w:rPr>
+          <w:rFonts w:ascii="Cascadia Mono" w:hAnsi="Cascadia Mono" w:cs="Cascadia Mono"/>
+          <w:color w:val="000000"/>
+          <w:sz w:val="19"/>
+          <w:szCs w:val="19"/>
+          <w:highlight w:val="white"/>
+          <w:lang w:val="en-US"/>
+        </w:rPr>
+        <w:t xml:space="preserve"> - 1);</w:t>
+      </w:r>
+    </w:p>
+    <w:p>
+      <w:pPr>
+        <w:autoSpaceDE w:val="0"/>
+        <w:autoSpaceDN w:val="0"/>
+        <w:adjustRightInd w:val="0"/>
+        <w:spacing w:after="0" w:line="240" w:lineRule="auto"/>
+        <w:rPr>
+          <w:rFonts w:ascii="Cascadia Mono" w:hAnsi="Cascadia Mono" w:cs="Cascadia Mono"/>
+          <w:color w:val="000000"/>
+          <w:sz w:val="19"/>
+          <w:szCs w:val="19"/>
+          <w:highlight w:val="white"/>
+          <w:lang w:val="en-US"/>
+        </w:rPr>
+      </w:pPr>
+      <w:r>
+        <w:rPr>
+          <w:rFonts w:ascii="Cascadia Mono" w:hAnsi="Cascadia Mono" w:cs="Cascadia Mono"/>
+          <w:color w:val="000000"/>
+          <w:sz w:val="19"/>
+          <w:szCs w:val="19"/>
+          <w:highlight w:val="white"/>
+          <w:lang w:val="en-US"/>
+        </w:rPr>
+        <w:t xml:space="preserve">        </w:t>
+      </w:r>
+      <w:proofErr w:type="spellStart"/>
+      <w:r>
+        <w:rPr>
+          <w:rFonts w:ascii="Cascadia Mono" w:hAnsi="Cascadia Mono" w:cs="Cascadia Mono"/>
+          <w:color w:val="000000"/>
+          <w:sz w:val="19"/>
+          <w:szCs w:val="19"/>
+          <w:highlight w:val="white"/>
+          <w:lang w:val="en-US"/>
+        </w:rPr>
+        <w:t>perRepeat</w:t>
+      </w:r>
+      <w:proofErr w:type="spellEnd"/>
+      <w:r>
+        <w:rPr>
+          <w:rFonts w:ascii="Cascadia Mono" w:hAnsi="Cascadia Mono" w:cs="Cascadia Mono"/>
+          <w:color w:val="000000"/>
+          <w:sz w:val="19"/>
+          <w:szCs w:val="19"/>
+          <w:highlight w:val="white"/>
+          <w:lang w:val="en-US"/>
+        </w:rPr>
+        <w:t xml:space="preserve"> += </w:t>
+      </w:r>
+      <w:proofErr w:type="spellStart"/>
+      <w:r>
+        <w:rPr>
+          <w:rFonts w:ascii="Cascadia Mono" w:hAnsi="Cascadia Mono" w:cs="Cascadia Mono"/>
+          <w:color w:val="000000"/>
+          <w:sz w:val="19"/>
+          <w:szCs w:val="19"/>
+          <w:highlight w:val="white"/>
+          <w:lang w:val="en-US"/>
+        </w:rPr>
+        <w:t>newReg</w:t>
+      </w:r>
+      <w:proofErr w:type="spellEnd"/>
+      <w:r>
+        <w:rPr>
+          <w:rFonts w:ascii="Cascadia Mono" w:hAnsi="Cascadia Mono" w:cs="Cascadia Mono"/>
+          <w:color w:val="000000"/>
+          <w:sz w:val="19"/>
+          <w:szCs w:val="19"/>
+          <w:highlight w:val="white"/>
+          <w:lang w:val="en-US"/>
+        </w:rPr>
+        <w:t>[</w:t>
+      </w:r>
+      <w:proofErr w:type="spellStart"/>
+      <w:r>
+        <w:rPr>
+          <w:rFonts w:ascii="Cascadia Mono" w:hAnsi="Cascadia Mono" w:cs="Cascadia Mono"/>
+          <w:color w:val="000000"/>
+          <w:sz w:val="19"/>
+          <w:szCs w:val="19"/>
+          <w:highlight w:val="white"/>
+          <w:lang w:val="en-US"/>
+        </w:rPr>
+        <w:t>reg.Length</w:t>
+      </w:r>
+      <w:proofErr w:type="spellEnd"/>
+      <w:r>
+        <w:rPr>
+          <w:rFonts w:ascii="Cascadia Mono" w:hAnsi="Cascadia Mono" w:cs="Cascadia Mono"/>
+          <w:color w:val="000000"/>
+          <w:sz w:val="19"/>
+          <w:szCs w:val="19"/>
+          <w:highlight w:val="white"/>
+          <w:lang w:val="en-US"/>
+        </w:rPr>
+        <w:t xml:space="preserve"> - 1].</w:t>
+      </w:r>
+      <w:proofErr w:type="spellStart"/>
+      <w:r>
+        <w:rPr>
+          <w:rFonts w:ascii="Cascadia Mono" w:hAnsi="Cascadia Mono" w:cs="Cascadia Mono"/>
+          <w:color w:val="000000"/>
+          <w:sz w:val="19"/>
+          <w:szCs w:val="19"/>
+          <w:highlight w:val="white"/>
+          <w:lang w:val="en-US"/>
+        </w:rPr>
+        <w:t>ToString</w:t>
+      </w:r>
+      <w:proofErr w:type="spellEnd"/>
+      <w:r>
+        <w:rPr>
+          <w:rFonts w:ascii="Cascadia Mono" w:hAnsi="Cascadia Mono" w:cs="Cascadia Mono"/>
+          <w:color w:val="000000"/>
+          <w:sz w:val="19"/>
+          <w:szCs w:val="19"/>
+          <w:highlight w:val="white"/>
+          <w:lang w:val="en-US"/>
+        </w:rPr>
+        <w:t>();</w:t>
+      </w:r>
+    </w:p>
+    <w:p>
+      <w:pPr>
+        <w:autoSpaceDE w:val="0"/>
+        <w:autoSpaceDN w:val="0"/>
+        <w:adjustRightInd w:val="0"/>
+        <w:spacing w:after="0" w:line="240" w:lineRule="auto"/>
+        <w:rPr>
+          <w:rFonts w:ascii="Cascadia Mono" w:hAnsi="Cascadia Mono" w:cs="Cascadia Mono"/>
+          <w:color w:val="000000"/>
+          <w:sz w:val="19"/>
+          <w:szCs w:val="19"/>
+          <w:highlight w:val="white"/>
+          <w:lang w:val="en-US"/>
+        </w:rPr>
+      </w:pPr>
+      <w:r>
+        <w:rPr>
+          <w:rFonts w:ascii="Cascadia Mono" w:hAnsi="Cascadia Mono" w:cs="Cascadia Mono"/>
+          <w:color w:val="000000"/>
+          <w:sz w:val="19"/>
+          <w:szCs w:val="19"/>
+          <w:highlight w:val="white"/>
+          <w:lang w:val="en-US"/>
+        </w:rPr>
+        <w:t xml:space="preserve">        </w:t>
+      </w:r>
+      <w:r>
+        <w:rPr>
+          <w:rFonts w:ascii="Cascadia Mono" w:hAnsi="Cascadia Mono" w:cs="Cascadia Mono"/>
+          <w:color w:val="2B91AF"/>
+          <w:sz w:val="19"/>
+          <w:szCs w:val="19"/>
+          <w:highlight w:val="white"/>
+          <w:lang w:val="en-US"/>
+        </w:rPr>
+        <w:t>Console</w:t>
+      </w:r>
+      <w:r>
+        <w:rPr>
+          <w:rFonts w:ascii="Cascadia Mono" w:hAnsi="Cascadia Mono" w:cs="Cascadia Mono"/>
+          <w:color w:val="000000"/>
+          <w:sz w:val="19"/>
+          <w:szCs w:val="19"/>
+          <w:highlight w:val="white"/>
+          <w:lang w:val="en-US"/>
+        </w:rPr>
+        <w:t>.WriteLine(</w:t>
+      </w:r>
+      <w:r>
+        <w:rPr>
+          <w:rFonts w:ascii="Cascadia Mono" w:hAnsi="Cascadia Mono" w:cs="Cascadia Mono"/>
+          <w:color w:val="A31515"/>
+          <w:sz w:val="19"/>
+          <w:szCs w:val="19"/>
+          <w:highlight w:val="white"/>
+          <w:lang w:val="en-US"/>
+        </w:rPr>
+        <w:t>$"</w:t>
+      </w:r>
+      <w:r>
+        <w:rPr>
+          <w:rFonts w:ascii="Cascadia Mono" w:hAnsi="Cascadia Mono" w:cs="Cascadia Mono"/>
+          <w:color w:val="A31515"/>
+          <w:sz w:val="19"/>
+          <w:szCs w:val="19"/>
+          <w:highlight w:val="white"/>
+        </w:rPr>
+        <w:t>Шаг</w:t>
+      </w:r>
+      <w:r>
+        <w:rPr>
+          <w:rFonts w:ascii="Cascadia Mono" w:hAnsi="Cascadia Mono" w:cs="Cascadia Mono"/>
+          <w:color w:val="A31515"/>
+          <w:sz w:val="19"/>
+          <w:szCs w:val="19"/>
+          <w:highlight w:val="white"/>
+          <w:lang w:val="en-US"/>
+        </w:rPr>
+        <w:t xml:space="preserve"> </w:t>
+      </w:r>
+      <w:r>
+        <w:rPr>
+          <w:rFonts w:ascii="Cascadia Mono" w:hAnsi="Cascadia Mono" w:cs="Cascadia Mono"/>
+          <w:color w:val="000000"/>
+          <w:sz w:val="19"/>
+          <w:szCs w:val="19"/>
+          <w:highlight w:val="white"/>
+          <w:lang w:val="en-US"/>
+        </w:rPr>
+        <w:t>{_}</w:t>
+      </w:r>
+      <w:r>
+        <w:rPr>
+          <w:rFonts w:ascii="Cascadia Mono" w:hAnsi="Cascadia Mono" w:cs="Cascadia Mono"/>
+          <w:color w:val="A31515"/>
+          <w:sz w:val="19"/>
+          <w:szCs w:val="19"/>
+          <w:highlight w:val="white"/>
+          <w:lang w:val="en-US"/>
+        </w:rPr>
+        <w:t xml:space="preserve">: </w:t>
+      </w:r>
+      <w:r>
+        <w:rPr>
+          <w:rFonts w:ascii="Cascadia Mono" w:hAnsi="Cascadia Mono" w:cs="Cascadia Mono"/>
+          <w:color w:val="000000"/>
+          <w:sz w:val="19"/>
+          <w:szCs w:val="19"/>
+          <w:highlight w:val="white"/>
+          <w:lang w:val="en-US"/>
+        </w:rPr>
+        <w:t>{</w:t>
+      </w:r>
+      <w:proofErr w:type="spellStart"/>
+      <w:r>
+        <w:rPr>
+          <w:rFonts w:ascii="Cascadia Mono" w:hAnsi="Cascadia Mono" w:cs="Cascadia Mono"/>
+          <w:color w:val="000000"/>
+          <w:sz w:val="19"/>
+          <w:szCs w:val="19"/>
+          <w:highlight w:val="white"/>
+          <w:lang w:val="en-US"/>
+        </w:rPr>
+        <w:t>newReg</w:t>
+      </w:r>
+      <w:proofErr w:type="spellEnd"/>
+      <w:r>
+        <w:rPr>
+          <w:rFonts w:ascii="Cascadia Mono" w:hAnsi="Cascadia Mono" w:cs="Cascadia Mono"/>
+          <w:color w:val="000000"/>
+          <w:sz w:val="19"/>
+          <w:szCs w:val="19"/>
+          <w:highlight w:val="white"/>
+          <w:lang w:val="en-US"/>
+        </w:rPr>
+        <w:t>}</w:t>
+      </w:r>
+      <w:r>
+        <w:rPr>
+          <w:rFonts w:ascii="Cascadia Mono" w:hAnsi="Cascadia Mono" w:cs="Cascadia Mono"/>
+          <w:color w:val="A31515"/>
+          <w:sz w:val="19"/>
+          <w:szCs w:val="19"/>
+          <w:highlight w:val="white"/>
+          <w:lang w:val="en-US"/>
+        </w:rPr>
+        <w:t xml:space="preserve"> | </w:t>
+      </w:r>
+      <w:r>
+        <w:rPr>
+          <w:rFonts w:ascii="Cascadia Mono" w:hAnsi="Cascadia Mono" w:cs="Cascadia Mono"/>
+          <w:color w:val="000000"/>
+          <w:sz w:val="19"/>
+          <w:szCs w:val="19"/>
+          <w:highlight w:val="white"/>
+          <w:lang w:val="en-US"/>
+        </w:rPr>
+        <w:t>{</w:t>
+      </w:r>
+      <w:proofErr w:type="spellStart"/>
+      <w:r>
+        <w:rPr>
+          <w:rFonts w:ascii="Cascadia Mono" w:hAnsi="Cascadia Mono" w:cs="Cascadia Mono"/>
+          <w:color w:val="000000"/>
+          <w:sz w:val="19"/>
+          <w:szCs w:val="19"/>
+          <w:highlight w:val="white"/>
+          <w:lang w:val="en-US"/>
+        </w:rPr>
+        <w:t>newReg</w:t>
+      </w:r>
+      <w:proofErr w:type="spellEnd"/>
+      <w:r>
+        <w:rPr>
+          <w:rFonts w:ascii="Cascadia Mono" w:hAnsi="Cascadia Mono" w:cs="Cascadia Mono"/>
+          <w:color w:val="000000"/>
+          <w:sz w:val="19"/>
+          <w:szCs w:val="19"/>
+          <w:highlight w:val="white"/>
+          <w:lang w:val="en-US"/>
+        </w:rPr>
+        <w:t>[</w:t>
+      </w:r>
+      <w:proofErr w:type="spellStart"/>
+      <w:r>
+        <w:rPr>
+          <w:rFonts w:ascii="Cascadia Mono" w:hAnsi="Cascadia Mono" w:cs="Cascadia Mono"/>
+          <w:color w:val="000000"/>
+          <w:sz w:val="19"/>
+          <w:szCs w:val="19"/>
+          <w:highlight w:val="white"/>
+          <w:lang w:val="en-US"/>
+        </w:rPr>
+        <w:t>reg.Length</w:t>
+      </w:r>
+      <w:proofErr w:type="spellEnd"/>
+      <w:r>
+        <w:rPr>
+          <w:rFonts w:ascii="Cascadia Mono" w:hAnsi="Cascadia Mono" w:cs="Cascadia Mono"/>
+          <w:color w:val="000000"/>
+          <w:sz w:val="19"/>
+          <w:szCs w:val="19"/>
+          <w:highlight w:val="white"/>
+          <w:lang w:val="en-US"/>
+        </w:rPr>
+        <w:t xml:space="preserve"> - 1]}</w:t>
+      </w:r>
+      <w:r>
+        <w:rPr>
+          <w:rFonts w:ascii="Cascadia Mono" w:hAnsi="Cascadia Mono" w:cs="Cascadia Mono"/>
+          <w:color w:val="A31515"/>
+          <w:sz w:val="19"/>
+          <w:szCs w:val="19"/>
+          <w:highlight w:val="white"/>
+          <w:lang w:val="en-US"/>
+        </w:rPr>
+        <w:t>"</w:t>
+      </w:r>
+      <w:r>
+        <w:rPr>
+          <w:rFonts w:ascii="Cascadia Mono" w:hAnsi="Cascadia Mono" w:cs="Cascadia Mono"/>
+          <w:color w:val="000000"/>
+          <w:sz w:val="19"/>
+          <w:szCs w:val="19"/>
+          <w:highlight w:val="white"/>
+          <w:lang w:val="en-US"/>
+        </w:rPr>
+        <w:t>);</w:t>
+      </w:r>
+    </w:p>
+    <w:p>
+      <w:pPr>
+        <w:autoSpaceDE w:val="0"/>
+        <w:autoSpaceDN w:val="0"/>
+        <w:adjustRightInd w:val="0"/>
+        <w:spacing w:after="0" w:line="240" w:lineRule="auto"/>
+        <w:rPr>
+          <w:rFonts w:ascii="Cascadia Mono" w:hAnsi="Cascadia Mono" w:cs="Cascadia Mono"/>
+          <w:color w:val="000000"/>
+          <w:sz w:val="19"/>
+          <w:szCs w:val="19"/>
+          <w:highlight w:val="white"/>
+          <w:lang w:val="en-US"/>
+        </w:rPr>
+      </w:pPr>
+      <w:r>
+        <w:rPr>
+          <w:rFonts w:ascii="Cascadia Mono" w:hAnsi="Cascadia Mono" w:cs="Cascadia Mono"/>
+          <w:color w:val="000000"/>
+          <w:sz w:val="19"/>
+          <w:szCs w:val="19"/>
+          <w:highlight w:val="white"/>
+          <w:lang w:val="en-US"/>
+        </w:rPr>
+        <w:t xml:space="preserve">        _++;</w:t>
+      </w:r>
+    </w:p>
+    <w:p>
+      <w:pPr>
+        <w:autoSpaceDE w:val="0"/>
+        <w:autoSpaceDN w:val="0"/>
+        <w:adjustRightInd w:val="0"/>
+        <w:spacing w:after="0" w:line="240" w:lineRule="auto"/>
+        <w:rPr>
+          <w:rFonts w:ascii="Cascadia Mono" w:hAnsi="Cascadia Mono" w:cs="Cascadia Mono"/>
+          <w:color w:val="000000"/>
+          <w:sz w:val="19"/>
+          <w:szCs w:val="19"/>
+          <w:highlight w:val="white"/>
+          <w:lang w:val="en-US"/>
+        </w:rPr>
+      </w:pPr>
+      <w:r>
+        <w:rPr>
+          <w:rFonts w:ascii="Cascadia Mono" w:hAnsi="Cascadia Mono" w:cs="Cascadia Mono"/>
+          <w:color w:val="000000"/>
+          <w:sz w:val="19"/>
+          <w:szCs w:val="19"/>
+          <w:highlight w:val="white"/>
+          <w:lang w:val="en-US"/>
+        </w:rPr>
+        <w:t xml:space="preserve">    }</w:t>
+      </w:r>
+    </w:p>
+    <w:p>
+      <w:pPr>
+        <w:autoSpaceDE w:val="0"/>
+        <w:autoSpaceDN w:val="0"/>
+        <w:adjustRightInd w:val="0"/>
+        <w:spacing w:after="0" w:line="240" w:lineRule="auto"/>
+        <w:rPr>
+          <w:rFonts w:ascii="Cascadia Mono" w:hAnsi="Cascadia Mono" w:cs="Cascadia Mono"/>
+          <w:color w:val="000000"/>
+          <w:sz w:val="19"/>
+          <w:szCs w:val="19"/>
+          <w:highlight w:val="white"/>
+          <w:lang w:val="en-US"/>
+        </w:rPr>
+      </w:pPr>
+    </w:p>
+    <w:p>
+      <w:pPr>
+        <w:autoSpaceDE w:val="0"/>
+        <w:autoSpaceDN w:val="0"/>
+        <w:adjustRightInd w:val="0"/>
+        <w:spacing w:after="0" w:line="240" w:lineRule="auto"/>
+        <w:rPr>
+          <w:rFonts w:ascii="Cascadia Mono" w:hAnsi="Cascadia Mono" w:cs="Cascadia Mono"/>
+          <w:color w:val="000000"/>
+          <w:sz w:val="19"/>
+          <w:szCs w:val="19"/>
+          <w:highlight w:val="white"/>
+          <w:lang w:val="en-US"/>
+        </w:rPr>
+      </w:pPr>
+      <w:r>
+        <w:rPr>
+          <w:rFonts w:ascii="Cascadia Mono" w:hAnsi="Cascadia Mono" w:cs="Cascadia Mono"/>
+          <w:color w:val="000000"/>
+          <w:sz w:val="19"/>
+          <w:szCs w:val="19"/>
+          <w:highlight w:val="white"/>
+          <w:lang w:val="en-US"/>
+        </w:rPr>
+        <w:t xml:space="preserve">    </w:t>
+      </w:r>
+      <w:r>
+        <w:rPr>
+          <w:rFonts w:ascii="Cascadia Mono" w:hAnsi="Cascadia Mono" w:cs="Cascadia Mono"/>
+          <w:color w:val="2B91AF"/>
+          <w:sz w:val="19"/>
+          <w:szCs w:val="19"/>
+          <w:highlight w:val="white"/>
+          <w:lang w:val="en-US"/>
+        </w:rPr>
+        <w:t>Console</w:t>
+      </w:r>
+      <w:r>
+        <w:rPr>
+          <w:rFonts w:ascii="Cascadia Mono" w:hAnsi="Cascadia Mono" w:cs="Cascadia Mono"/>
+          <w:color w:val="000000"/>
+          <w:sz w:val="19"/>
+          <w:szCs w:val="19"/>
+          <w:highlight w:val="white"/>
+          <w:lang w:val="en-US"/>
+        </w:rPr>
+        <w:t>.WriteLine(</w:t>
+      </w:r>
+      <w:r>
+        <w:rPr>
+          <w:rFonts w:ascii="Cascadia Mono" w:hAnsi="Cascadia Mono" w:cs="Cascadia Mono"/>
+          <w:color w:val="A31515"/>
+          <w:sz w:val="19"/>
+          <w:szCs w:val="19"/>
+          <w:highlight w:val="white"/>
+          <w:lang w:val="en-US"/>
+        </w:rPr>
+        <w:t>$"</w:t>
+      </w:r>
+      <w:r>
+        <w:rPr>
+          <w:rFonts w:ascii="Cascadia Mono" w:hAnsi="Cascadia Mono" w:cs="Cascadia Mono"/>
+          <w:color w:val="A31515"/>
+          <w:sz w:val="19"/>
+          <w:szCs w:val="19"/>
+          <w:highlight w:val="white"/>
+        </w:rPr>
+        <w:t>Период</w:t>
+      </w:r>
+      <w:r>
+        <w:rPr>
+          <w:rFonts w:ascii="Cascadia Mono" w:hAnsi="Cascadia Mono" w:cs="Cascadia Mono"/>
+          <w:color w:val="A31515"/>
+          <w:sz w:val="19"/>
+          <w:szCs w:val="19"/>
+          <w:highlight w:val="white"/>
+          <w:lang w:val="en-US"/>
+        </w:rPr>
+        <w:t xml:space="preserve"> </w:t>
+      </w:r>
+      <w:r>
+        <w:rPr>
+          <w:rFonts w:ascii="Cascadia Mono" w:hAnsi="Cascadia Mono" w:cs="Cascadia Mono"/>
+          <w:color w:val="A31515"/>
+          <w:sz w:val="19"/>
+          <w:szCs w:val="19"/>
+          <w:highlight w:val="white"/>
+        </w:rPr>
+        <w:t>повтора</w:t>
+      </w:r>
+      <w:r>
+        <w:rPr>
+          <w:rFonts w:ascii="Cascadia Mono" w:hAnsi="Cascadia Mono" w:cs="Cascadia Mono"/>
+          <w:color w:val="A31515"/>
+          <w:sz w:val="19"/>
+          <w:szCs w:val="19"/>
+          <w:highlight w:val="white"/>
+          <w:lang w:val="en-US"/>
+        </w:rPr>
+        <w:t xml:space="preserve">: </w:t>
+      </w:r>
+      <w:r>
+        <w:rPr>
+          <w:rFonts w:ascii="Cascadia Mono" w:hAnsi="Cascadia Mono" w:cs="Cascadia Mono"/>
+          <w:color w:val="000000"/>
+          <w:sz w:val="19"/>
+          <w:szCs w:val="19"/>
+          <w:highlight w:val="white"/>
+          <w:lang w:val="en-US"/>
+        </w:rPr>
+        <w:t>{</w:t>
+      </w:r>
+      <w:proofErr w:type="spellStart"/>
+      <w:r>
+        <w:rPr>
+          <w:rFonts w:ascii="Cascadia Mono" w:hAnsi="Cascadia Mono" w:cs="Cascadia Mono"/>
+          <w:color w:val="000000"/>
+          <w:sz w:val="19"/>
+          <w:szCs w:val="19"/>
+          <w:highlight w:val="white"/>
+          <w:lang w:val="en-US"/>
+        </w:rPr>
+        <w:t>perRepeat</w:t>
+      </w:r>
+      <w:proofErr w:type="spellEnd"/>
+      <w:r>
+        <w:rPr>
+          <w:rFonts w:ascii="Cascadia Mono" w:hAnsi="Cascadia Mono" w:cs="Cascadia Mono"/>
+          <w:color w:val="000000"/>
+          <w:sz w:val="19"/>
+          <w:szCs w:val="19"/>
+          <w:highlight w:val="white"/>
+          <w:lang w:val="en-US"/>
+        </w:rPr>
+        <w:t>}</w:t>
+      </w:r>
+      <w:r>
+        <w:rPr>
+          <w:rFonts w:ascii="Cascadia Mono" w:hAnsi="Cascadia Mono" w:cs="Cascadia Mono"/>
+          <w:color w:val="A31515"/>
+          <w:sz w:val="19"/>
+          <w:szCs w:val="19"/>
+          <w:highlight w:val="white"/>
+          <w:lang w:val="en-US"/>
+        </w:rPr>
+        <w:t>"</w:t>
+      </w:r>
+      <w:r>
+        <w:rPr>
+          <w:rFonts w:ascii="Cascadia Mono" w:hAnsi="Cascadia Mono" w:cs="Cascadia Mono"/>
+          <w:color w:val="000000"/>
+          <w:sz w:val="19"/>
+          <w:szCs w:val="19"/>
+          <w:highlight w:val="white"/>
+          <w:lang w:val="en-US"/>
+        </w:rPr>
+        <w:t>);</w:t>
+      </w:r>
+    </w:p>
+    <w:p>
+      <w:pPr>
+        <w:autoSpaceDE w:val="0"/>
+        <w:autoSpaceDN w:val="0"/>
+        <w:adjustRightInd w:val="0"/>
+        <w:spacing w:after="0" w:line="240" w:lineRule="auto"/>
+        <w:rPr>
+          <w:rFonts w:ascii="Times New Roman" w:hAnsi="Times New Roman" w:cs="Times New Roman"/>
+          <w:b/>
+          <w:bCs/>
+          <w:sz w:val="28"/>
+          <w:szCs w:val="28"/>
+          <w:lang w:val="en-US"/>
+        </w:rPr>
+      </w:pPr>
+      <w:r>
+        <w:rPr>
+          <w:rFonts w:ascii="Cascadia Mono" w:hAnsi="Cascadia Mono" w:cs="Cascadia Mono"/>
+          <w:color w:val="000000"/>
+          <w:sz w:val="19"/>
+          <w:szCs w:val="19"/>
+          <w:highlight w:val="white"/>
+        </w:rPr>
+        <w:t>}</w:t>
+      </w:r>
+    </w:p>
+    <w:p>
+      <w:pPr>
+        <w:rPr>
+          <w:rFonts w:ascii="Times New Roman" w:hAnsi="Times New Roman" w:cs="Times New Roman"/>
+          <w:b/>
+          <w:bCs/>
+          <w:sz w:val="28"/>
+          <w:szCs w:val="28"/>
+          <w:lang w:val="en-US"/>
+        </w:rPr>
+      </w:pPr>
+    </w:p>
+    <w:p>
+      <w:pPr>
+        <w:rPr>
+          <w:rFonts w:ascii="Times New Roman" w:hAnsi="Times New Roman" w:cs="Times New Roman"/>
+          <w:b/>
+          <w:sz w:val="28"/>
+          <w:szCs w:val="28"/>
+        </w:rPr>
+      </w:pPr>
+      <w:r>
+        <w:rPr>
+          <w:rFonts w:ascii="Times New Roman" w:hAnsi="Times New Roman" w:cs="Times New Roman"/>
+          <w:b/>
+          <w:sz w:val="28"/>
+          <w:szCs w:val="28"/>
+        </w:rPr>
+        <w:lastRenderedPageBreak/>
+        <w:t>Задание</w:t>
+      </w:r>
+      <w:r>
+        <w:rPr>
+          <w:rFonts w:ascii="Times New Roman" w:hAnsi="Times New Roman" w:cs="Times New Roman"/>
+          <w:b/>
+          <w:sz w:val="28"/>
+          <w:szCs w:val="28"/>
+          <w:lang w:val="en-US"/>
+        </w:rPr>
+        <w:t xml:space="preserve"> 2:</w:t>
+      </w:r>
+    </w:p>
+    <w:p>
+      <w:pPr>
+        <w:rPr>
+          <w:rFonts w:ascii="Times New Roman" w:hAnsi="Times New Roman" w:cs="Times New Roman"/>
+          <w:b/>
+          <w:sz w:val="28"/>
+          <w:szCs w:val="28"/>
+        </w:rPr>
+      </w:pPr>
+      <w:r>
+        <w:rPr>
+          <w:rFonts w:ascii="Times New Roman" w:hAnsi="Times New Roman" w:cs="Times New Roman"/>
+          <w:b/>
+          <w:sz w:val="28"/>
+          <w:szCs w:val="28"/>
+        </w:rPr>
+        <w:t>Входные данные:</w:t>
+      </w:r>
+      <w:r>
+        <w:rPr>
+          <w:rFonts w:ascii="Times New Roman" w:hAnsi="Times New Roman" w:cs="Times New Roman"/>
+          <w:b/>
+          <w:sz w:val="28"/>
+          <w:szCs w:val="28"/>
+        </w:rPr>
+        <w:br/>
+      </w:r>
+      <w:r>
+        <w:rPr>
+          <w:rFonts w:ascii="Times New Roman" w:hAnsi="Times New Roman" w:cs="Times New Roman"/>
+          <w:b/>
+          <w:sz w:val="28"/>
+          <w:szCs w:val="28"/>
+        </w:rPr>
+        <w:drawing>
+          <wp:inline distT="0" distB="0" distL="0" distR="0" wp14:anchorId="2BC1BF5B" wp14:editId="42D6DD93">
+            <wp:extent cx="4486901" cy="1028844"/>
+            <wp:effectExtent l="0" t="0" r="0" b="0"/>
+            <wp:docPr id="130594727" name="Рисунок 1"/>
+            <wp:cNvGraphicFramePr>
+              <a:graphicFrameLocks xmlns:a="http://schemas.openxmlformats.org/drawingml/2006/main" noChangeAspect="1"/>
+            </wp:cNvGraphicFramePr>
+            <a:graphic xmlns:a="http://schemas.openxmlformats.org/drawingml/2006/main">
+              <a:graphicData uri="http://schemas.openxmlformats.org/drawingml/2006/picture">
+                <pic:pic xmlns:pic="http://schemas.openxmlformats.org/drawingml/2006/picture">
+                  <pic:nvPicPr>
+                    <pic:cNvPr id="130594727" name=""/>
+                    <pic:cNvPicPr/>
+                  </pic:nvPicPr>
+                  <pic:blipFill>
+                    <a:blip r:embed="rId10"/>
+                    <a:stretch>
+                      <a:fillRect/>
+                    </a:stretch>
+                  </pic:blipFill>
+                  <pic:spPr>
+                    <a:xfrm>
+                      <a:off x="0" y="0"/>
+                      <a:ext cx="4486901" cy="1028844"/>
+                    </a:xfrm>
+                    <a:prstGeom prst="rect">
+                      <a:avLst/>
+                    </a:prstGeom>
+                  </pic:spPr>
+                </pic:pic>
+              </a:graphicData>
+            </a:graphic>
+          </wp:inline>
+        </w:drawing>
+      </w:r>
+    </w:p>
+    <w:p>
+      <w:pPr>
+        <w:rPr>
+          <w:rFonts w:ascii="Times New Roman" w:hAnsi="Times New Roman" w:cs="Times New Roman"/>
+          <w:b/>
+          <w:sz w:val="28"/>
+          <w:szCs w:val="28"/>
+        </w:rPr>
+      </w:pPr>
+      <w:r>
+        <w:rPr>
+          <w:rFonts w:ascii="Times New Roman" w:hAnsi="Times New Roman" w:cs="Times New Roman"/>
+          <w:b/>
+          <w:sz w:val="28"/>
+          <w:szCs w:val="28"/>
+        </w:rPr>
+        <w:t>Результат:</w:t>
+      </w:r>
+    </w:p>
+    <w:p>
+      <w:pPr>
+        <w:rPr>
+          <w:noProof/>
+        </w:rPr>
+      </w:pPr>
+      <w:r>
+        <w:rPr>
+          <w:rFonts w:ascii="Times New Roman" w:hAnsi="Times New Roman" w:cs="Times New Roman"/>
+          <w:b/>
+          <w:sz w:val="28"/>
+          <w:szCs w:val="28"/>
+        </w:rPr>
+        <w:drawing>
+          <wp:inline distT="0" distB="0" distL="0" distR="0" wp14:anchorId="30F19333" wp14:editId="5FF517DA">
+            <wp:extent cx="2914650" cy="3607329"/>
+            <wp:effectExtent l="0" t="0" r="0" b="0"/>
+            <wp:docPr id="1113385470" name="Рисунок 1"/>
+            <wp:cNvGraphicFramePr>
+              <a:graphicFrameLocks xmlns:a="http://schemas.openxmlformats.org/drawingml/2006/main" noChangeAspect="1"/>
+            </wp:cNvGraphicFramePr>
+            <a:graphic xmlns:a="http://schemas.openxmlformats.org/drawingml/2006/main">
+              <a:graphicData uri="http://schemas.openxmlformats.org/drawingml/2006/picture">
+                <pic:pic xmlns:pic="http://schemas.openxmlformats.org/drawingml/2006/picture">
+                  <pic:nvPicPr>
+                    <pic:cNvPr id="1113385470" name=""/>
+                    <pic:cNvPicPr/>
+                  </pic:nvPicPr>
+                  <pic:blipFill>
+                    <a:blip r:embed="rId11"/>
+                    <a:stretch>
+                      <a:fillRect/>
+                    </a:stretch>
+                  </pic:blipFill>
+                  <pic:spPr>
+                    <a:xfrm>
+                      <a:off x="0" y="0"/>
+                      <a:ext cx="2920334" cy="3614364"/>
+                    </a:xfrm>
+                    <a:prstGeom prst="rect">
+                      <a:avLst/>
+                    </a:prstGeom>
+                  </pic:spPr>
+                </pic:pic>
+              </a:graphicData>
+            </a:graphic>
+          </wp:inline>
+        </w:drawing>
+      </w:r>
+      <w:r>
+        <w:rPr>
+          <w:noProof/>
+        </w:rPr>
+        <w:t xml:space="preserve"> </w:t>
+      </w:r>
+      <w:r>
+        <w:rPr>
+          <w:rFonts w:ascii="Times New Roman" w:hAnsi="Times New Roman" w:cs="Times New Roman"/>
+          <w:b/>
+          <w:sz w:val="28"/>
+          <w:szCs w:val="28"/>
+        </w:rPr>
+        <w:drawing>
+          <wp:inline distT="0" distB="0" distL="0" distR="0" wp14:anchorId="03BA3B7C" wp14:editId="0C023415">
+            <wp:extent cx="2916092" cy="3604364"/>
+            <wp:effectExtent l="0" t="0" r="0" b="0"/>
+            <wp:docPr id="2137387051" name="Рисунок 1"/>
+            <wp:cNvGraphicFramePr>
+              <a:graphicFrameLocks xmlns:a="http://schemas.openxmlformats.org/drawingml/2006/main" noChangeAspect="1"/>
+            </wp:cNvGraphicFramePr>
+            <a:graphic xmlns:a="http://schemas.openxmlformats.org/drawingml/2006/main">
+              <a:graphicData uri="http://schemas.openxmlformats.org/drawingml/2006/picture">
+                <pic:pic xmlns:pic="http://schemas.openxmlformats.org/drawingml/2006/picture">
+                  <pic:nvPicPr>
+                    <pic:cNvPr id="2137387051" name=""/>
+                    <pic:cNvPicPr/>
+                  </pic:nvPicPr>
+                  <pic:blipFill>
+                    <a:blip r:embed="rId12"/>
+                    <a:stretch>
+                      <a:fillRect/>
+                    </a:stretch>
+                  </pic:blipFill>
+                  <pic:spPr>
+                    <a:xfrm>
+                      <a:off x="0" y="0"/>
+                      <a:ext cx="2940146" cy="3634096"/>
+                    </a:xfrm>
+                    <a:prstGeom prst="rect">
+                      <a:avLst/>
+                    </a:prstGeom>
+                  </pic:spPr>
+                </pic:pic>
+              </a:graphicData>
+            </a:graphic>
+          </wp:inline>
+        </w:drawing>
+      </w:r>
+    </w:p>
+    <w:p>
+      <w:pPr>
+        <w:jc w:val="center"/>
+        <w:rPr>
+          <w:rFonts w:ascii="Times New Roman" w:hAnsi="Times New Roman" w:cs="Times New Roman"/>
+          <w:b/>
+          <w:sz w:val="28"/>
+          <w:szCs w:val="28"/>
+        </w:rPr>
+      </w:pPr>
+      <w:r>
+        <w:rPr>
+          <w:rFonts w:ascii="Times New Roman" w:hAnsi="Times New Roman" w:cs="Times New Roman"/>
+          <w:b/>
+          <w:sz w:val="28"/>
+          <w:szCs w:val="28"/>
+        </w:rPr>
+        <w:drawing>
+          <wp:inline distT="0" distB="0" distL="0" distR="0" wp14:anchorId="55A31920" wp14:editId="6D07C8B3">
+            <wp:extent cx="3010320" cy="1533739"/>
+            <wp:effectExtent l="0" t="0" r="0" b="9525"/>
+            <wp:docPr id="1655074448" name="Рисунок 1"/>
+            <wp:cNvGraphicFramePr>
+              <a:graphicFrameLocks xmlns:a="http://schemas.openxmlformats.org/drawingml/2006/main" noChangeAspect="1"/>
+            </wp:cNvGraphicFramePr>
+            <a:graphic xmlns:a="http://schemas.openxmlformats.org/drawingml/2006/main">
+              <a:graphicData uri="http://schemas.openxmlformats.org/drawingml/2006/picture">
+                <pic:pic xmlns:pic="http://schemas.openxmlformats.org/drawingml/2006/picture">
+                  <pic:nvPicPr>
+                    <pic:cNvPr id="1655074448" name=""/>
+                    <pic:cNvPicPr/>
+                  </pic:nvPicPr>
+                  <pic:blipFill>
+                    <a:blip r:embed="rId13"/>
+                    <a:stretch>
+                      <a:fillRect/>
+                    </a:stretch>
+                  </pic:blipFill>
+                  <pic:spPr>
+                    <a:xfrm>
+                      <a:off x="0" y="0"/>
+                      <a:ext cx="3010320" cy="1533739"/>
+                    </a:xfrm>
+                    <a:prstGeom prst="rect">
+                      <a:avLst/>
+                    </a:prstGeom>
+                  </pic:spPr>
+                </pic:pic>
+              </a:graphicData>
+            </a:graphic>
+          </wp:inline>
+        </w:drawing>
+      </w:r>
+    </w:p>
+    <w:p>
+      <w:pPr>
+        <w:rPr>
+          <w:rFonts w:ascii="Times New Roman" w:hAnsi="Times New Roman" w:cs="Times New Roman"/>
+          <w:b/>
+          <w:sz w:val="28"/>
+          <w:szCs w:val="28"/>
+          <w:lang w:val="en-US"/>
+        </w:rPr>
+      </w:pPr>
+      <w:r>
+        <w:rPr>
+          <w:rFonts w:ascii="Times New Roman" w:hAnsi="Times New Roman" w:cs="Times New Roman"/>
+          <w:b/>
+          <w:sz w:val="28"/>
+          <w:szCs w:val="28"/>
+        </w:rPr>
+        <w:t>Листинг</w:t>
+      </w:r>
+      <w:r>
+        <w:rPr>
+          <w:rFonts w:ascii="Times New Roman" w:hAnsi="Times New Roman" w:cs="Times New Roman"/>
+          <w:b/>
+          <w:sz w:val="28"/>
+          <w:szCs w:val="28"/>
+          <w:lang w:val="en-US"/>
+        </w:rPr>
+        <w:t xml:space="preserve"> </w:t>
+      </w:r>
+      <w:r>
+        <w:rPr>
+          <w:rFonts w:ascii="Times New Roman" w:hAnsi="Times New Roman" w:cs="Times New Roman"/>
+          <w:b/>
+          <w:sz w:val="28"/>
+          <w:szCs w:val="28"/>
+        </w:rPr>
+        <w:t>программы</w:t>
+      </w:r>
+      <w:r>
+        <w:rPr>
+          <w:rFonts w:ascii="Times New Roman" w:hAnsi="Times New Roman" w:cs="Times New Roman"/>
+          <w:b/>
+          <w:sz w:val="28"/>
+          <w:szCs w:val="28"/>
+          <w:lang w:val="en-US"/>
+        </w:rPr>
+        <w:t>.</w:t>
+      </w:r>
+    </w:p>
+    <w:p>
+      <w:pPr>
+        <w:autoSpaceDE w:val="0"/>
+        <w:autoSpaceDN w:val="0"/>
+        <w:adjustRightInd w:val="0"/>
+        <w:spacing w:after="0" w:line="240" w:lineRule="auto"/>
+        <w:rPr>
+          <w:rFonts w:ascii="Cascadia Mono" w:hAnsi="Cascadia Mono" w:cs="Cascadia Mono"/>
+          <w:color w:val="000000"/>
+          <w:sz w:val="19"/>
+          <w:szCs w:val="19"/>
+          <w:highlight w:val="white"/>
+          <w:lang w:val="en-US"/>
+        </w:rPr>
+      </w:pPr>
+      <w:r>
+        <w:rPr>
+          <w:rFonts w:ascii="Times New Roman" w:hAnsi="Times New Roman" w:cs="Times New Roman"/>
+          <w:b/>
+          <w:bCs/>
+          <w:sz w:val="28"/>
+          <w:szCs w:val="28"/>
+          <w:lang w:val="en-US"/>
+        </w:rPr>
+        <w:t xml:space="preserve"> </w:t>
+      </w:r>
+      <w:r>
+        <w:rPr>
+          <w:rFonts w:ascii="Cascadia Mono" w:hAnsi="Cascadia Mono" w:cs="Cascadia Mono"/>
+          <w:color w:val="0000FF"/>
+          <w:sz w:val="19"/>
+          <w:szCs w:val="19"/>
+          <w:highlight w:val="white"/>
+          <w:lang w:val="en-US"/>
+        </w:rPr>
+        <w:t>static</w:t>
+      </w:r>
+      <w:r>
+        <w:rPr>
+          <w:rFonts w:ascii="Cascadia Mono" w:hAnsi="Cascadia Mono" w:cs="Cascadia Mono"/>
+          <w:color w:val="000000"/>
+          <w:sz w:val="19"/>
+          <w:szCs w:val="19"/>
+          <w:highlight w:val="white"/>
+          <w:lang w:val="en-US"/>
+        </w:rPr>
+        <w:t xml:space="preserve"> </w:t>
+      </w:r>
+      <w:r>
+        <w:rPr>
+          <w:rFonts w:ascii="Cascadia Mono" w:hAnsi="Cascadia Mono" w:cs="Cascadia Mono"/>
+          <w:color w:val="0000FF"/>
+          <w:sz w:val="19"/>
+          <w:szCs w:val="19"/>
+          <w:highlight w:val="white"/>
+          <w:lang w:val="en-US"/>
+        </w:rPr>
+        <w:t>void</w:t>
+      </w:r>
+      <w:r>
+        <w:rPr>
+          <w:rFonts w:ascii="Cascadia Mono" w:hAnsi="Cascadia Mono" w:cs="Cascadia Mono"/>
+          <w:color w:val="000000"/>
+          <w:sz w:val="19"/>
+          <w:szCs w:val="19"/>
+          <w:highlight w:val="white"/>
+          <w:lang w:val="en-US"/>
+        </w:rPr>
+        <w:t xml:space="preserve"> Scramble(</w:t>
+      </w:r>
+      <w:r>
+        <w:rPr>
+          <w:rFonts w:ascii="Cascadia Mono" w:hAnsi="Cascadia Mono" w:cs="Cascadia Mono"/>
+          <w:color w:val="2B91AF"/>
+          <w:sz w:val="19"/>
+          <w:szCs w:val="19"/>
+          <w:highlight w:val="white"/>
+          <w:lang w:val="en-US"/>
+        </w:rPr>
+        <w:t>List</w:t>
+      </w:r>
+      <w:r>
+        <w:rPr>
+          <w:rFonts w:ascii="Cascadia Mono" w:hAnsi="Cascadia Mono" w:cs="Cascadia Mono"/>
+          <w:color w:val="000000"/>
+          <w:sz w:val="19"/>
+          <w:szCs w:val="19"/>
+          <w:highlight w:val="white"/>
+          <w:lang w:val="en-US"/>
+        </w:rPr>
+        <w:t>&lt;</w:t>
+      </w:r>
+      <w:r>
+        <w:rPr>
+          <w:rFonts w:ascii="Cascadia Mono" w:hAnsi="Cascadia Mono" w:cs="Cascadia Mono"/>
+          <w:color w:val="0000FF"/>
+          <w:sz w:val="19"/>
+          <w:szCs w:val="19"/>
+          <w:highlight w:val="white"/>
+          <w:lang w:val="en-US"/>
+        </w:rPr>
+        <w:t>int</w:t>
+      </w:r>
+      <w:r>
+        <w:rPr>
+          <w:rFonts w:ascii="Cascadia Mono" w:hAnsi="Cascadia Mono" w:cs="Cascadia Mono"/>
+          <w:color w:val="000000"/>
+          <w:sz w:val="19"/>
+          <w:szCs w:val="19"/>
+          <w:highlight w:val="white"/>
+          <w:lang w:val="en-US"/>
+        </w:rPr>
+        <w:t xml:space="preserve">&gt; bi, </w:t>
+      </w:r>
+      <w:r>
+        <w:rPr>
+          <w:rFonts w:ascii="Cascadia Mono" w:hAnsi="Cascadia Mono" w:cs="Cascadia Mono"/>
+          <w:color w:val="0000FF"/>
+          <w:sz w:val="19"/>
+          <w:szCs w:val="19"/>
+          <w:highlight w:val="white"/>
+          <w:lang w:val="en-US"/>
+        </w:rPr>
+        <w:t>string</w:t>
+      </w:r>
+      <w:r>
+        <w:rPr>
+          <w:rFonts w:ascii="Cascadia Mono" w:hAnsi="Cascadia Mono" w:cs="Cascadia Mono"/>
+          <w:color w:val="000000"/>
+          <w:sz w:val="19"/>
+          <w:szCs w:val="19"/>
+          <w:highlight w:val="white"/>
+          <w:lang w:val="en-US"/>
+        </w:rPr>
+        <w:t xml:space="preserve"> reg)</w:t>
+      </w:r>
+    </w:p>
+    <w:p>
+      <w:pPr>
+        <w:autoSpaceDE w:val="0"/>
+        <w:autoSpaceDN w:val="0"/>
+        <w:adjustRightInd w:val="0"/>
+        <w:spacing w:after="0" w:line="240" w:lineRule="auto"/>
+        <w:rPr>
+          <w:rFonts w:ascii="Cascadia Mono" w:hAnsi="Cascadia Mono" w:cs="Cascadia Mono"/>
+          <w:color w:val="000000"/>
+          <w:sz w:val="19"/>
+          <w:szCs w:val="19"/>
+          <w:highlight w:val="white"/>
+          <w:lang w:val="en-US"/>
+        </w:rPr>
+      </w:pPr>
+      <w:r>
+        <w:rPr>
+          <w:rFonts w:ascii="Cascadia Mono" w:hAnsi="Cascadia Mono" w:cs="Cascadia Mono"/>
+          <w:color w:val="000000"/>
+          <w:sz w:val="19"/>
+          <w:szCs w:val="19"/>
+          <w:highlight w:val="white"/>
+          <w:lang w:val="en-US"/>
+        </w:rPr>
+        <w:t>{</w:t>
+      </w:r>
+    </w:p>
+    <w:p>
+      <w:pPr>
+        <w:autoSpaceDE w:val="0"/>
+        <w:autoSpaceDN w:val="0"/>
+        <w:adjustRightInd w:val="0"/>
+        <w:spacing w:after="0" w:line="240" w:lineRule="auto"/>
+        <w:rPr>
+          <w:rFonts w:ascii="Cascadia Mono" w:hAnsi="Cascadia Mono" w:cs="Cascadia Mono"/>
+          <w:color w:val="000000"/>
+          <w:sz w:val="19"/>
+          <w:szCs w:val="19"/>
+          <w:highlight w:val="white"/>
+          <w:lang w:val="en-US"/>
+        </w:rPr>
+      </w:pPr>
+      <w:r>
+        <w:rPr>
+          <w:rFonts w:ascii="Cascadia Mono" w:hAnsi="Cascadia Mono" w:cs="Cascadia Mono"/>
+          <w:color w:val="000000"/>
+          <w:sz w:val="19"/>
+          <w:szCs w:val="19"/>
+          <w:highlight w:val="white"/>
+          <w:lang w:val="en-US"/>
+        </w:rPr>
+        <w:t xml:space="preserve">    </w:t>
+      </w:r>
+      <w:r>
+        <w:rPr>
+          <w:rFonts w:ascii="Cascadia Mono" w:hAnsi="Cascadia Mono" w:cs="Cascadia Mono"/>
+          <w:color w:val="0000FF"/>
+          <w:sz w:val="19"/>
+          <w:szCs w:val="19"/>
+          <w:highlight w:val="white"/>
+          <w:lang w:val="en-US"/>
+        </w:rPr>
+        <w:t>string</w:t>
+      </w:r>
+      <w:r>
+        <w:rPr>
+          <w:rFonts w:ascii="Cascadia Mono" w:hAnsi="Cascadia Mono" w:cs="Cascadia Mono"/>
+          <w:color w:val="000000"/>
+          <w:sz w:val="19"/>
+          <w:szCs w:val="19"/>
+          <w:highlight w:val="white"/>
+          <w:lang w:val="en-US"/>
+        </w:rPr>
+        <w:t xml:space="preserve"> b = reg[0].</w:t>
+      </w:r>
+      <w:proofErr w:type="spellStart"/>
+      <w:r>
+        <w:rPr>
+          <w:rFonts w:ascii="Cascadia Mono" w:hAnsi="Cascadia Mono" w:cs="Cascadia Mono"/>
+          <w:color w:val="000000"/>
+          <w:sz w:val="19"/>
+          <w:szCs w:val="19"/>
+          <w:highlight w:val="white"/>
+          <w:lang w:val="en-US"/>
+        </w:rPr>
+        <w:t>ToString</w:t>
+      </w:r>
+      <w:proofErr w:type="spellEnd"/>
+      <w:r>
+        <w:rPr>
+          <w:rFonts w:ascii="Cascadia Mono" w:hAnsi="Cascadia Mono" w:cs="Cascadia Mono"/>
+          <w:color w:val="000000"/>
+          <w:sz w:val="19"/>
+          <w:szCs w:val="19"/>
+          <w:highlight w:val="white"/>
+          <w:lang w:val="en-US"/>
+        </w:rPr>
+        <w:t>();</w:t>
+      </w:r>
+    </w:p>
+    <w:p>
+      <w:pPr>
+        <w:autoSpaceDE w:val="0"/>
+        <w:autoSpaceDN w:val="0"/>
+        <w:adjustRightInd w:val="0"/>
+        <w:spacing w:after="0" w:line="240" w:lineRule="auto"/>
+        <w:rPr>
+          <w:rFonts w:ascii="Cascadia Mono" w:hAnsi="Cascadia Mono" w:cs="Cascadia Mono"/>
+          <w:color w:val="000000"/>
+          <w:sz w:val="19"/>
+          <w:szCs w:val="19"/>
+          <w:highlight w:val="white"/>
+          <w:lang w:val="en-US"/>
+        </w:rPr>
+      </w:pPr>
+      <w:r>
+        <w:rPr>
+          <w:rFonts w:ascii="Cascadia Mono" w:hAnsi="Cascadia Mono" w:cs="Cascadia Mono"/>
+          <w:color w:val="000000"/>
+          <w:sz w:val="19"/>
+          <w:szCs w:val="19"/>
+          <w:highlight w:val="white"/>
+          <w:lang w:val="en-US"/>
+        </w:rPr>
+        <w:t xml:space="preserve">    </w:t>
+      </w:r>
+      <w:r>
+        <w:rPr>
+          <w:rFonts w:ascii="Cascadia Mono" w:hAnsi="Cascadia Mono" w:cs="Cascadia Mono"/>
+          <w:color w:val="0000FF"/>
+          <w:sz w:val="19"/>
+          <w:szCs w:val="19"/>
+          <w:highlight w:val="white"/>
+          <w:lang w:val="en-US"/>
+        </w:rPr>
+        <w:t>string</w:t>
+      </w:r>
+      <w:r>
+        <w:rPr>
+          <w:rFonts w:ascii="Cascadia Mono" w:hAnsi="Cascadia Mono" w:cs="Cascadia Mono"/>
+          <w:color w:val="000000"/>
+          <w:sz w:val="19"/>
+          <w:szCs w:val="19"/>
+          <w:highlight w:val="white"/>
+          <w:lang w:val="en-US"/>
+        </w:rPr>
+        <w:t xml:space="preserve"> c = b[0].</w:t>
+      </w:r>
+      <w:proofErr w:type="spellStart"/>
+      <w:r>
+        <w:rPr>
+          <w:rFonts w:ascii="Cascadia Mono" w:hAnsi="Cascadia Mono" w:cs="Cascadia Mono"/>
+          <w:color w:val="000000"/>
+          <w:sz w:val="19"/>
+          <w:szCs w:val="19"/>
+          <w:highlight w:val="white"/>
+          <w:lang w:val="en-US"/>
+        </w:rPr>
+        <w:t>ToString</w:t>
+      </w:r>
+      <w:proofErr w:type="spellEnd"/>
+      <w:r>
+        <w:rPr>
+          <w:rFonts w:ascii="Cascadia Mono" w:hAnsi="Cascadia Mono" w:cs="Cascadia Mono"/>
+          <w:color w:val="000000"/>
+          <w:sz w:val="19"/>
+          <w:szCs w:val="19"/>
+          <w:highlight w:val="white"/>
+          <w:lang w:val="en-US"/>
+        </w:rPr>
+        <w:t>();</w:t>
+      </w:r>
+    </w:p>
+    <w:p>
+      <w:pPr>
+        <w:autoSpaceDE w:val="0"/>
+        <w:autoSpaceDN w:val="0"/>
+        <w:adjustRightInd w:val="0"/>
+        <w:spacing w:after="0" w:line="240" w:lineRule="auto"/>
+        <w:rPr>
+          <w:rFonts w:ascii="Cascadia Mono" w:hAnsi="Cascadia Mono" w:cs="Cascadia Mono"/>
+          <w:color w:val="000000"/>
+          <w:sz w:val="19"/>
+          <w:szCs w:val="19"/>
+          <w:highlight w:val="white"/>
+          <w:lang w:val="en-US"/>
+        </w:rPr>
+      </w:pPr>
+    </w:p>
+    <w:p>
+      <w:pPr>
+        <w:autoSpaceDE w:val="0"/>
+        <w:autoSpaceDN w:val="0"/>
+        <w:adjustRightInd w:val="0"/>
+        <w:spacing w:after="0" w:line="240" w:lineRule="auto"/>
+        <w:rPr>
+          <w:rFonts w:ascii="Cascadia Mono" w:hAnsi="Cascadia Mono" w:cs="Cascadia Mono"/>
+          <w:color w:val="000000"/>
+          <w:sz w:val="19"/>
+          <w:szCs w:val="19"/>
+          <w:highlight w:val="white"/>
+          <w:lang w:val="en-US"/>
+        </w:rPr>
+      </w:pPr>
+      <w:r>
+        <w:rPr>
+          <w:rFonts w:ascii="Cascadia Mono" w:hAnsi="Cascadia Mono" w:cs="Cascadia Mono"/>
+          <w:color w:val="000000"/>
+          <w:sz w:val="19"/>
+          <w:szCs w:val="19"/>
+          <w:highlight w:val="white"/>
+          <w:lang w:val="en-US"/>
+        </w:rPr>
+        <w:t xml:space="preserve">    </w:t>
+      </w:r>
+      <w:r>
+        <w:rPr>
+          <w:rFonts w:ascii="Cascadia Mono" w:hAnsi="Cascadia Mono" w:cs="Cascadia Mono"/>
+          <w:color w:val="2B91AF"/>
+          <w:sz w:val="19"/>
+          <w:szCs w:val="19"/>
+          <w:highlight w:val="white"/>
+          <w:lang w:val="en-US"/>
+        </w:rPr>
+        <w:t>Console</w:t>
+      </w:r>
+      <w:r>
+        <w:rPr>
+          <w:rFonts w:ascii="Cascadia Mono" w:hAnsi="Cascadia Mono" w:cs="Cascadia Mono"/>
+          <w:color w:val="000000"/>
+          <w:sz w:val="19"/>
+          <w:szCs w:val="19"/>
+          <w:highlight w:val="white"/>
+          <w:lang w:val="en-US"/>
+        </w:rPr>
+        <w:t>.WriteLine(</w:t>
+      </w:r>
+      <w:r>
+        <w:rPr>
+          <w:rFonts w:ascii="Cascadia Mono" w:hAnsi="Cascadia Mono" w:cs="Cascadia Mono"/>
+          <w:color w:val="A31515"/>
+          <w:sz w:val="19"/>
+          <w:szCs w:val="19"/>
+          <w:highlight w:val="white"/>
+          <w:lang w:val="en-US"/>
+        </w:rPr>
+        <w:t>"</w:t>
+      </w:r>
+      <w:r>
+        <w:rPr>
+          <w:rFonts w:ascii="Cascadia Mono" w:hAnsi="Cascadia Mono" w:cs="Cascadia Mono"/>
+          <w:color w:val="9E5B71"/>
+          <w:sz w:val="19"/>
+          <w:szCs w:val="19"/>
+          <w:highlight w:val="white"/>
+          <w:lang w:val="en-US"/>
+        </w:rPr>
+        <w:t>\n</w:t>
+      </w:r>
+      <w:r>
+        <w:rPr>
+          <w:rFonts w:ascii="Cascadia Mono" w:hAnsi="Cascadia Mono" w:cs="Cascadia Mono"/>
+          <w:color w:val="A31515"/>
+          <w:sz w:val="19"/>
+          <w:szCs w:val="19"/>
+          <w:highlight w:val="white"/>
+        </w:rPr>
+        <w:t>Вычисление</w:t>
+      </w:r>
+      <w:r>
+        <w:rPr>
+          <w:rFonts w:ascii="Cascadia Mono" w:hAnsi="Cascadia Mono" w:cs="Cascadia Mono"/>
+          <w:color w:val="A31515"/>
+          <w:sz w:val="19"/>
+          <w:szCs w:val="19"/>
+          <w:highlight w:val="white"/>
+          <w:lang w:val="en-US"/>
+        </w:rPr>
+        <w:t xml:space="preserve"> bi:"</w:t>
+      </w:r>
+      <w:r>
+        <w:rPr>
+          <w:rFonts w:ascii="Cascadia Mono" w:hAnsi="Cascadia Mono" w:cs="Cascadia Mono"/>
+          <w:color w:val="000000"/>
+          <w:sz w:val="19"/>
+          <w:szCs w:val="19"/>
+          <w:highlight w:val="white"/>
+          <w:lang w:val="en-US"/>
+        </w:rPr>
+        <w:t>);</w:t>
+      </w:r>
+    </w:p>
+    <w:p>
+      <w:pPr>
+        <w:autoSpaceDE w:val="0"/>
+        <w:autoSpaceDN w:val="0"/>
+        <w:adjustRightInd w:val="0"/>
+        <w:spacing w:after="0" w:line="240" w:lineRule="auto"/>
+        <w:rPr>
+          <w:rFonts w:ascii="Cascadia Mono" w:hAnsi="Cascadia Mono" w:cs="Cascadia Mono"/>
+          <w:color w:val="000000"/>
+          <w:sz w:val="19"/>
+          <w:szCs w:val="19"/>
+          <w:highlight w:val="white"/>
+          <w:lang w:val="en-US"/>
+        </w:rPr>
+      </w:pPr>
+      <w:r>
+        <w:rPr>
+          <w:rFonts w:ascii="Cascadia Mono" w:hAnsi="Cascadia Mono" w:cs="Cascadia Mono"/>
+          <w:color w:val="000000"/>
+          <w:sz w:val="19"/>
+          <w:szCs w:val="19"/>
+          <w:highlight w:val="white"/>
+          <w:lang w:val="en-US"/>
+        </w:rPr>
+        <w:t xml:space="preserve">    </w:t>
+      </w:r>
+      <w:r>
+        <w:rPr>
+          <w:rFonts w:ascii="Cascadia Mono" w:hAnsi="Cascadia Mono" w:cs="Cascadia Mono"/>
+          <w:color w:val="2B91AF"/>
+          <w:sz w:val="19"/>
+          <w:szCs w:val="19"/>
+          <w:highlight w:val="white"/>
+          <w:lang w:val="en-US"/>
+        </w:rPr>
+        <w:t>Console</w:t>
+      </w:r>
+      <w:r>
+        <w:rPr>
+          <w:rFonts w:ascii="Cascadia Mono" w:hAnsi="Cascadia Mono" w:cs="Cascadia Mono"/>
+          <w:color w:val="000000"/>
+          <w:sz w:val="19"/>
+          <w:szCs w:val="19"/>
+          <w:highlight w:val="white"/>
+          <w:lang w:val="en-US"/>
+        </w:rPr>
+        <w:t>.WriteLine(</w:t>
+      </w:r>
+      <w:r>
+        <w:rPr>
+          <w:rFonts w:ascii="Cascadia Mono" w:hAnsi="Cascadia Mono" w:cs="Cascadia Mono"/>
+          <w:color w:val="A31515"/>
+          <w:sz w:val="19"/>
+          <w:szCs w:val="19"/>
+          <w:highlight w:val="white"/>
+          <w:lang w:val="en-US"/>
+        </w:rPr>
+        <w:t>"┌─────┬───────┬─────────────┬─────┐"</w:t>
+      </w:r>
+      <w:r>
+        <w:rPr>
+          <w:rFonts w:ascii="Cascadia Mono" w:hAnsi="Cascadia Mono" w:cs="Cascadia Mono"/>
+          <w:color w:val="000000"/>
+          <w:sz w:val="19"/>
+          <w:szCs w:val="19"/>
+          <w:highlight w:val="white"/>
+          <w:lang w:val="en-US"/>
+        </w:rPr>
+        <w:t>);</w:t>
+      </w:r>
+    </w:p>
+    <w:p>
+      <w:pPr>
+        <w:autoSpaceDE w:val="0"/>
+        <w:autoSpaceDN w:val="0"/>
+        <w:adjustRightInd w:val="0"/>
+        <w:spacing w:after="0" w:line="240" w:lineRule="auto"/>
+        <w:rPr>
+          <w:rFonts w:ascii="Cascadia Mono" w:hAnsi="Cascadia Mono" w:cs="Cascadia Mono"/>
+          <w:color w:val="000000"/>
+          <w:sz w:val="19"/>
+          <w:szCs w:val="19"/>
+          <w:highlight w:val="white"/>
+          <w:lang w:val="en-US"/>
+        </w:rPr>
+      </w:pPr>
+      <w:r>
+        <w:rPr>
+          <w:rFonts w:ascii="Cascadia Mono" w:hAnsi="Cascadia Mono" w:cs="Cascadia Mono"/>
+          <w:color w:val="000000"/>
+          <w:sz w:val="19"/>
+          <w:szCs w:val="19"/>
+          <w:highlight w:val="white"/>
+          <w:lang w:val="en-US"/>
+        </w:rPr>
+        <w:t xml:space="preserve">    </w:t>
+      </w:r>
+      <w:r>
+        <w:rPr>
+          <w:rFonts w:ascii="Cascadia Mono" w:hAnsi="Cascadia Mono" w:cs="Cascadia Mono"/>
+          <w:color w:val="2B91AF"/>
+          <w:sz w:val="19"/>
+          <w:szCs w:val="19"/>
+          <w:highlight w:val="white"/>
+          <w:lang w:val="en-US"/>
+        </w:rPr>
+        <w:t>Console</w:t>
+      </w:r>
+      <w:r>
+        <w:rPr>
+          <w:rFonts w:ascii="Cascadia Mono" w:hAnsi="Cascadia Mono" w:cs="Cascadia Mono"/>
+          <w:color w:val="000000"/>
+          <w:sz w:val="19"/>
+          <w:szCs w:val="19"/>
+          <w:highlight w:val="white"/>
+          <w:lang w:val="en-US"/>
+        </w:rPr>
+        <w:t>.WriteLine(</w:t>
+      </w:r>
+      <w:r>
+        <w:rPr>
+          <w:rFonts w:ascii="Cascadia Mono" w:hAnsi="Cascadia Mono" w:cs="Cascadia Mono"/>
+          <w:color w:val="A31515"/>
+          <w:sz w:val="19"/>
+          <w:szCs w:val="19"/>
+          <w:highlight w:val="white"/>
+          <w:lang w:val="en-US"/>
+        </w:rPr>
+        <w:t xml:space="preserve">"│ </w:t>
+      </w:r>
+      <w:proofErr w:type="spellStart"/>
+      <w:r>
+        <w:rPr>
+          <w:rFonts w:ascii="Cascadia Mono" w:hAnsi="Cascadia Mono" w:cs="Cascadia Mono"/>
+          <w:color w:val="A31515"/>
+          <w:sz w:val="19"/>
+          <w:szCs w:val="19"/>
+          <w:highlight w:val="white"/>
+          <w:lang w:val="en-US"/>
+        </w:rPr>
+        <w:t>i</w:t>
+      </w:r>
+      <w:proofErr w:type="spellEnd"/>
+      <w:r>
+        <w:rPr>
+          <w:rFonts w:ascii="Cascadia Mono" w:hAnsi="Cascadia Mono" w:cs="Cascadia Mono"/>
+          <w:color w:val="A31515"/>
+          <w:sz w:val="19"/>
+          <w:szCs w:val="19"/>
+          <w:highlight w:val="white"/>
+          <w:lang w:val="en-US"/>
+        </w:rPr>
+        <w:t xml:space="preserve">   │ ai    │ </w:t>
+      </w:r>
+      <w:r>
+        <w:rPr>
+          <w:rFonts w:ascii="Cascadia Mono" w:hAnsi="Cascadia Mono" w:cs="Cascadia Mono"/>
+          <w:color w:val="A31515"/>
+          <w:sz w:val="19"/>
+          <w:szCs w:val="19"/>
+          <w:highlight w:val="white"/>
+        </w:rPr>
+        <w:t>Вычисление</w:t>
+      </w:r>
+      <w:r>
+        <w:rPr>
+          <w:rFonts w:ascii="Cascadia Mono" w:hAnsi="Cascadia Mono" w:cs="Cascadia Mono"/>
+          <w:color w:val="A31515"/>
+          <w:sz w:val="19"/>
+          <w:szCs w:val="19"/>
+          <w:highlight w:val="white"/>
+          <w:lang w:val="en-US"/>
+        </w:rPr>
+        <w:t xml:space="preserve">  │ bi  │"</w:t>
+      </w:r>
+      <w:r>
+        <w:rPr>
+          <w:rFonts w:ascii="Cascadia Mono" w:hAnsi="Cascadia Mono" w:cs="Cascadia Mono"/>
+          <w:color w:val="000000"/>
+          <w:sz w:val="19"/>
+          <w:szCs w:val="19"/>
+          <w:highlight w:val="white"/>
+          <w:lang w:val="en-US"/>
+        </w:rPr>
+        <w:t>);</w:t>
+      </w:r>
+    </w:p>
+    <w:p>
+      <w:pPr>
+        <w:autoSpaceDE w:val="0"/>
+        <w:autoSpaceDN w:val="0"/>
+        <w:adjustRightInd w:val="0"/>
+        <w:spacing w:after="0" w:line="240" w:lineRule="auto"/>
+        <w:rPr>
+          <w:rFonts w:ascii="Cascadia Mono" w:hAnsi="Cascadia Mono" w:cs="Cascadia Mono"/>
+          <w:color w:val="000000"/>
+          <w:sz w:val="19"/>
+          <w:szCs w:val="19"/>
+          <w:highlight w:val="white"/>
+          <w:lang w:val="en-US"/>
+        </w:rPr>
+      </w:pPr>
+      <w:r>
+        <w:rPr>
+          <w:rFonts w:ascii="Cascadia Mono" w:hAnsi="Cascadia Mono" w:cs="Cascadia Mono"/>
+          <w:color w:val="000000"/>
+          <w:sz w:val="19"/>
+          <w:szCs w:val="19"/>
+          <w:highlight w:val="white"/>
+          <w:lang w:val="en-US"/>
+        </w:rPr>
+        <w:t xml:space="preserve">    </w:t>
+      </w:r>
+      <w:r>
+        <w:rPr>
+          <w:rFonts w:ascii="Cascadia Mono" w:hAnsi="Cascadia Mono" w:cs="Cascadia Mono"/>
+          <w:color w:val="2B91AF"/>
+          <w:sz w:val="19"/>
+          <w:szCs w:val="19"/>
+          <w:highlight w:val="white"/>
+          <w:lang w:val="en-US"/>
+        </w:rPr>
+        <w:t>Console</w:t>
+      </w:r>
+      <w:r>
+        <w:rPr>
+          <w:rFonts w:ascii="Cascadia Mono" w:hAnsi="Cascadia Mono" w:cs="Cascadia Mono"/>
+          <w:color w:val="000000"/>
+          <w:sz w:val="19"/>
+          <w:szCs w:val="19"/>
+          <w:highlight w:val="white"/>
+          <w:lang w:val="en-US"/>
+        </w:rPr>
+        <w:t>.WriteLine(</w:t>
+      </w:r>
+      <w:r>
+        <w:rPr>
+          <w:rFonts w:ascii="Cascadia Mono" w:hAnsi="Cascadia Mono" w:cs="Cascadia Mono"/>
+          <w:color w:val="A31515"/>
+          <w:sz w:val="19"/>
+          <w:szCs w:val="19"/>
+          <w:highlight w:val="white"/>
+          <w:lang w:val="en-US"/>
+        </w:rPr>
+        <w:t>"├─────┼───────┼─────────────┼─────┤"</w:t>
+      </w:r>
+      <w:r>
+        <w:rPr>
+          <w:rFonts w:ascii="Cascadia Mono" w:hAnsi="Cascadia Mono" w:cs="Cascadia Mono"/>
+          <w:color w:val="000000"/>
+          <w:sz w:val="19"/>
+          <w:szCs w:val="19"/>
+          <w:highlight w:val="white"/>
+          <w:lang w:val="en-US"/>
+        </w:rPr>
+        <w:t>);</w:t>
+      </w:r>
+    </w:p>
+    <w:p>
+      <w:pPr>
+        <w:autoSpaceDE w:val="0"/>
+        <w:autoSpaceDN w:val="0"/>
+        <w:adjustRightInd w:val="0"/>
+        <w:spacing w:after="0" w:line="240" w:lineRule="auto"/>
+        <w:rPr>
+          <w:rFonts w:ascii="Cascadia Mono" w:hAnsi="Cascadia Mono" w:cs="Cascadia Mono"/>
+          <w:color w:val="000000"/>
+          <w:sz w:val="19"/>
+          <w:szCs w:val="19"/>
+          <w:highlight w:val="white"/>
+          <w:lang w:val="en-US"/>
+        </w:rPr>
+      </w:pPr>
+      <w:r>
+        <w:rPr>
+          <w:rFonts w:ascii="Cascadia Mono" w:hAnsi="Cascadia Mono" w:cs="Cascadia Mono"/>
+          <w:color w:val="000000"/>
+          <w:sz w:val="19"/>
+          <w:szCs w:val="19"/>
+          <w:highlight w:val="white"/>
+          <w:lang w:val="en-US"/>
+        </w:rPr>
+        <w:t xml:space="preserve">    </w:t>
+      </w:r>
+      <w:r>
+        <w:rPr>
+          <w:rFonts w:ascii="Cascadia Mono" w:hAnsi="Cascadia Mono" w:cs="Cascadia Mono"/>
+          <w:color w:val="2B91AF"/>
+          <w:sz w:val="19"/>
+          <w:szCs w:val="19"/>
+          <w:highlight w:val="white"/>
+          <w:lang w:val="en-US"/>
+        </w:rPr>
+        <w:t>Console</w:t>
+      </w:r>
+      <w:r>
+        <w:rPr>
+          <w:rFonts w:ascii="Cascadia Mono" w:hAnsi="Cascadia Mono" w:cs="Cascadia Mono"/>
+          <w:color w:val="000000"/>
+          <w:sz w:val="19"/>
+          <w:szCs w:val="19"/>
+          <w:highlight w:val="white"/>
+          <w:lang w:val="en-US"/>
+        </w:rPr>
+        <w:t>.WriteLine(</w:t>
+      </w:r>
+      <w:r>
+        <w:rPr>
+          <w:rFonts w:ascii="Cascadia Mono" w:hAnsi="Cascadia Mono" w:cs="Cascadia Mono"/>
+          <w:color w:val="A31515"/>
+          <w:sz w:val="19"/>
+          <w:szCs w:val="19"/>
+          <w:highlight w:val="white"/>
+          <w:lang w:val="en-US"/>
+        </w:rPr>
+        <w:t xml:space="preserve">$"│ 0   │ </w:t>
+      </w:r>
+      <w:r>
+        <w:rPr>
+          <w:rFonts w:ascii="Cascadia Mono" w:hAnsi="Cascadia Mono" w:cs="Cascadia Mono"/>
+          <w:color w:val="000000"/>
+          <w:sz w:val="19"/>
+          <w:szCs w:val="19"/>
+          <w:highlight w:val="white"/>
+          <w:lang w:val="en-US"/>
+        </w:rPr>
+        <w:t>{b[0],-5}</w:t>
+      </w:r>
+      <w:r>
+        <w:rPr>
+          <w:rFonts w:ascii="Cascadia Mono" w:hAnsi="Cascadia Mono" w:cs="Cascadia Mono"/>
+          <w:color w:val="A31515"/>
+          <w:sz w:val="19"/>
+          <w:szCs w:val="19"/>
+          <w:highlight w:val="white"/>
+          <w:lang w:val="en-US"/>
+        </w:rPr>
+        <w:t xml:space="preserve"> │ </w:t>
+      </w:r>
+      <w:r>
+        <w:rPr>
+          <w:rFonts w:ascii="Cascadia Mono" w:hAnsi="Cascadia Mono" w:cs="Cascadia Mono"/>
+          <w:color w:val="000000"/>
+          <w:sz w:val="19"/>
+          <w:szCs w:val="19"/>
+          <w:highlight w:val="white"/>
+          <w:lang w:val="en-US"/>
+        </w:rPr>
+        <w:t>{reg[0],-11}</w:t>
+      </w:r>
+      <w:r>
+        <w:rPr>
+          <w:rFonts w:ascii="Cascadia Mono" w:hAnsi="Cascadia Mono" w:cs="Cascadia Mono"/>
+          <w:color w:val="A31515"/>
+          <w:sz w:val="19"/>
+          <w:szCs w:val="19"/>
+          <w:highlight w:val="white"/>
+          <w:lang w:val="en-US"/>
+        </w:rPr>
+        <w:t xml:space="preserve"> │ </w:t>
+      </w:r>
+      <w:r>
+        <w:rPr>
+          <w:rFonts w:ascii="Cascadia Mono" w:hAnsi="Cascadia Mono" w:cs="Cascadia Mono"/>
+          <w:color w:val="000000"/>
+          <w:sz w:val="19"/>
+          <w:szCs w:val="19"/>
+          <w:highlight w:val="white"/>
+          <w:lang w:val="en-US"/>
+        </w:rPr>
+        <w:t>{b[0],-3}</w:t>
+      </w:r>
+      <w:r>
+        <w:rPr>
+          <w:rFonts w:ascii="Cascadia Mono" w:hAnsi="Cascadia Mono" w:cs="Cascadia Mono"/>
+          <w:color w:val="A31515"/>
+          <w:sz w:val="19"/>
+          <w:szCs w:val="19"/>
+          <w:highlight w:val="white"/>
+          <w:lang w:val="en-US"/>
+        </w:rPr>
+        <w:t xml:space="preserve"> │"</w:t>
+      </w:r>
+      <w:r>
+        <w:rPr>
+          <w:rFonts w:ascii="Cascadia Mono" w:hAnsi="Cascadia Mono" w:cs="Cascadia Mono"/>
+          <w:color w:val="000000"/>
+          <w:sz w:val="19"/>
+          <w:szCs w:val="19"/>
+          <w:highlight w:val="white"/>
+          <w:lang w:val="en-US"/>
+        </w:rPr>
+        <w:t>);</w:t>
+      </w:r>
+    </w:p>
+    <w:p>
+      <w:pPr>
+        <w:autoSpaceDE w:val="0"/>
+        <w:autoSpaceDN w:val="0"/>
+        <w:adjustRightInd w:val="0"/>
+        <w:spacing w:after="0" w:line="240" w:lineRule="auto"/>
+        <w:rPr>
+          <w:rFonts w:ascii="Cascadia Mono" w:hAnsi="Cascadia Mono" w:cs="Cascadia Mono"/>
+          <w:color w:val="000000"/>
+          <w:sz w:val="19"/>
+          <w:szCs w:val="19"/>
+          <w:highlight w:val="white"/>
+          <w:lang w:val="en-US"/>
+        </w:rPr>
+      </w:pPr>
+    </w:p>
+    <w:p>
+      <w:pPr>
+        <w:autoSpaceDE w:val="0"/>
+        <w:autoSpaceDN w:val="0"/>
+        <w:adjustRightInd w:val="0"/>
+        <w:spacing w:after="0" w:line="240" w:lineRule="auto"/>
+        <w:rPr>
+          <w:rFonts w:ascii="Cascadia Mono" w:hAnsi="Cascadia Mono" w:cs="Cascadia Mono"/>
+          <w:color w:val="000000"/>
+          <w:sz w:val="19"/>
+          <w:szCs w:val="19"/>
+          <w:highlight w:val="white"/>
+          <w:lang w:val="en-US"/>
+        </w:rPr>
+      </w:pPr>
+    </w:p>
+    <w:p>
+      <w:pPr>
+        <w:autoSpaceDE w:val="0"/>
+        <w:autoSpaceDN w:val="0"/>
+        <w:adjustRightInd w:val="0"/>
+        <w:spacing w:after="0" w:line="240" w:lineRule="auto"/>
+        <w:rPr>
+          <w:rFonts w:ascii="Cascadia Mono" w:hAnsi="Cascadia Mono" w:cs="Cascadia Mono"/>
+          <w:color w:val="000000"/>
+          <w:sz w:val="19"/>
+          <w:szCs w:val="19"/>
+          <w:highlight w:val="white"/>
+          <w:lang w:val="en-US"/>
+        </w:rPr>
+      </w:pPr>
+      <w:r>
+        <w:rPr>
+          <w:rFonts w:ascii="Cascadia Mono" w:hAnsi="Cascadia Mono" w:cs="Cascadia Mono"/>
+          <w:color w:val="000000"/>
+          <w:sz w:val="19"/>
+          <w:szCs w:val="19"/>
+          <w:highlight w:val="white"/>
+          <w:lang w:val="en-US"/>
+        </w:rPr>
+        <w:t xml:space="preserve">    </w:t>
+      </w:r>
+      <w:r>
+        <w:rPr>
+          <w:rFonts w:ascii="Cascadia Mono" w:hAnsi="Cascadia Mono" w:cs="Cascadia Mono"/>
+          <w:color w:val="0000FF"/>
+          <w:sz w:val="19"/>
+          <w:szCs w:val="19"/>
+          <w:highlight w:val="white"/>
+          <w:lang w:val="en-US"/>
+        </w:rPr>
+        <w:t>for</w:t>
+      </w:r>
+      <w:r>
+        <w:rPr>
+          <w:rFonts w:ascii="Cascadia Mono" w:hAnsi="Cascadia Mono" w:cs="Cascadia Mono"/>
+          <w:color w:val="000000"/>
+          <w:sz w:val="19"/>
+          <w:szCs w:val="19"/>
+          <w:highlight w:val="white"/>
+          <w:lang w:val="en-US"/>
+        </w:rPr>
+        <w:t xml:space="preserve"> (</w:t>
+      </w:r>
+      <w:r>
+        <w:rPr>
+          <w:rFonts w:ascii="Cascadia Mono" w:hAnsi="Cascadia Mono" w:cs="Cascadia Mono"/>
+          <w:color w:val="0000FF"/>
+          <w:sz w:val="19"/>
+          <w:szCs w:val="19"/>
+          <w:highlight w:val="white"/>
+          <w:lang w:val="en-US"/>
+        </w:rPr>
+        <w:t>int</w:t>
+      </w:r>
+      <w:r>
+        <w:rPr>
+          <w:rFonts w:ascii="Cascadia Mono" w:hAnsi="Cascadia Mono" w:cs="Cascadia Mono"/>
+          <w:color w:val="000000"/>
+          <w:sz w:val="19"/>
+          <w:szCs w:val="19"/>
+          <w:highlight w:val="white"/>
+          <w:lang w:val="en-US"/>
+        </w:rPr>
+        <w:t xml:space="preserve"> </w:t>
+      </w:r>
+      <w:proofErr w:type="spellStart"/>
+      <w:r>
+        <w:rPr>
+          <w:rFonts w:ascii="Cascadia Mono" w:hAnsi="Cascadia Mono" w:cs="Cascadia Mono"/>
+          <w:color w:val="000000"/>
+          <w:sz w:val="19"/>
+          <w:szCs w:val="19"/>
+          <w:highlight w:val="white"/>
+          <w:lang w:val="en-US"/>
+        </w:rPr>
+        <w:t>i</w:t>
+      </w:r>
+      <w:proofErr w:type="spellEnd"/>
+      <w:r>
+        <w:rPr>
+          <w:rFonts w:ascii="Cascadia Mono" w:hAnsi="Cascadia Mono" w:cs="Cascadia Mono"/>
+          <w:color w:val="000000"/>
+          <w:sz w:val="19"/>
+          <w:szCs w:val="19"/>
+          <w:highlight w:val="white"/>
+          <w:lang w:val="en-US"/>
+        </w:rPr>
+        <w:t xml:space="preserve"> = 1; </w:t>
+      </w:r>
+      <w:proofErr w:type="spellStart"/>
+      <w:r>
+        <w:rPr>
+          <w:rFonts w:ascii="Cascadia Mono" w:hAnsi="Cascadia Mono" w:cs="Cascadia Mono"/>
+          <w:color w:val="000000"/>
+          <w:sz w:val="19"/>
+          <w:szCs w:val="19"/>
+          <w:highlight w:val="white"/>
+          <w:lang w:val="en-US"/>
+        </w:rPr>
+        <w:t>i</w:t>
+      </w:r>
+      <w:proofErr w:type="spellEnd"/>
+      <w:r>
+        <w:rPr>
+          <w:rFonts w:ascii="Cascadia Mono" w:hAnsi="Cascadia Mono" w:cs="Cascadia Mono"/>
+          <w:color w:val="000000"/>
+          <w:sz w:val="19"/>
+          <w:szCs w:val="19"/>
+          <w:highlight w:val="white"/>
+          <w:lang w:val="en-US"/>
+        </w:rPr>
+        <w:t xml:space="preserve"> &lt; </w:t>
+      </w:r>
+      <w:proofErr w:type="spellStart"/>
+      <w:r>
+        <w:rPr>
+          <w:rFonts w:ascii="Cascadia Mono" w:hAnsi="Cascadia Mono" w:cs="Cascadia Mono"/>
+          <w:color w:val="000000"/>
+          <w:sz w:val="19"/>
+          <w:szCs w:val="19"/>
+          <w:highlight w:val="white"/>
+          <w:lang w:val="en-US"/>
+        </w:rPr>
+        <w:t>reg.Length</w:t>
+      </w:r>
+      <w:proofErr w:type="spellEnd"/>
+      <w:r>
+        <w:rPr>
+          <w:rFonts w:ascii="Cascadia Mono" w:hAnsi="Cascadia Mono" w:cs="Cascadia Mono"/>
+          <w:color w:val="000000"/>
+          <w:sz w:val="19"/>
+          <w:szCs w:val="19"/>
+          <w:highlight w:val="white"/>
+          <w:lang w:val="en-US"/>
+        </w:rPr>
+        <w:t xml:space="preserve">; </w:t>
+      </w:r>
+      <w:proofErr w:type="spellStart"/>
+      <w:r>
+        <w:rPr>
+          <w:rFonts w:ascii="Cascadia Mono" w:hAnsi="Cascadia Mono" w:cs="Cascadia Mono"/>
+          <w:color w:val="000000"/>
+          <w:sz w:val="19"/>
+          <w:szCs w:val="19"/>
+          <w:highlight w:val="white"/>
+          <w:lang w:val="en-US"/>
+        </w:rPr>
+        <w:t>i</w:t>
+      </w:r>
+      <w:proofErr w:type="spellEnd"/>
+      <w:r>
+        <w:rPr>
+          <w:rFonts w:ascii="Cascadia Mono" w:hAnsi="Cascadia Mono" w:cs="Cascadia Mono"/>
+          <w:color w:val="000000"/>
+          <w:sz w:val="19"/>
+          <w:szCs w:val="19"/>
+          <w:highlight w:val="white"/>
+          <w:lang w:val="en-US"/>
+        </w:rPr>
+        <w:t>++)</w:t>
+      </w:r>
+    </w:p>
+    <w:p>
+      <w:pPr>
+        <w:autoSpaceDE w:val="0"/>
+        <w:autoSpaceDN w:val="0"/>
+        <w:adjustRightInd w:val="0"/>
+        <w:spacing w:after="0" w:line="240" w:lineRule="auto"/>
+        <w:rPr>
+          <w:rFonts w:ascii="Cascadia Mono" w:hAnsi="Cascadia Mono" w:cs="Cascadia Mono"/>
+          <w:color w:val="000000"/>
+          <w:sz w:val="19"/>
+          <w:szCs w:val="19"/>
+          <w:highlight w:val="white"/>
+          <w:lang w:val="en-US"/>
+        </w:rPr>
+      </w:pPr>
+      <w:r>
+        <w:rPr>
+          <w:rFonts w:ascii="Cascadia Mono" w:hAnsi="Cascadia Mono" w:cs="Cascadia Mono"/>
+          <w:color w:val="000000"/>
+          <w:sz w:val="19"/>
+          <w:szCs w:val="19"/>
+          <w:highlight w:val="white"/>
+          <w:lang w:val="en-US"/>
+        </w:rPr>
+        <w:t xml:space="preserve">    {</w:t>
+      </w:r>
+    </w:p>
+    <w:p>
+      <w:pPr>
+        <w:autoSpaceDE w:val="0"/>
+        <w:autoSpaceDN w:val="0"/>
+        <w:adjustRightInd w:val="0"/>
+        <w:spacing w:after="0" w:line="240" w:lineRule="auto"/>
+        <w:rPr>
+          <w:rFonts w:ascii="Cascadia Mono" w:hAnsi="Cascadia Mono" w:cs="Cascadia Mono"/>
+          <w:color w:val="000000"/>
+          <w:sz w:val="19"/>
+          <w:szCs w:val="19"/>
+          <w:highlight w:val="white"/>
+          <w:lang w:val="en-US"/>
+        </w:rPr>
+      </w:pPr>
+      <w:r>
+        <w:rPr>
+          <w:rFonts w:ascii="Cascadia Mono" w:hAnsi="Cascadia Mono" w:cs="Cascadia Mono"/>
+          <w:color w:val="000000"/>
+          <w:sz w:val="19"/>
+          <w:szCs w:val="19"/>
+          <w:highlight w:val="white"/>
+          <w:lang w:val="en-US"/>
+        </w:rPr>
+        <w:t xml:space="preserve">        </w:t>
+      </w:r>
+      <w:r>
+        <w:rPr>
+          <w:rFonts w:ascii="Cascadia Mono" w:hAnsi="Cascadia Mono" w:cs="Cascadia Mono"/>
+          <w:color w:val="0000FF"/>
+          <w:sz w:val="19"/>
+          <w:szCs w:val="19"/>
+          <w:highlight w:val="white"/>
+          <w:lang w:val="en-US"/>
+        </w:rPr>
+        <w:t>int</w:t>
+      </w:r>
+      <w:r>
+        <w:rPr>
+          <w:rFonts w:ascii="Cascadia Mono" w:hAnsi="Cascadia Mono" w:cs="Cascadia Mono"/>
+          <w:color w:val="000000"/>
+          <w:sz w:val="19"/>
+          <w:szCs w:val="19"/>
+          <w:highlight w:val="white"/>
+          <w:lang w:val="en-US"/>
+        </w:rPr>
+        <w:t xml:space="preserve"> newb = </w:t>
+      </w:r>
+      <w:r>
+        <w:rPr>
+          <w:rFonts w:ascii="Cascadia Mono" w:hAnsi="Cascadia Mono" w:cs="Cascadia Mono"/>
+          <w:color w:val="2B91AF"/>
+          <w:sz w:val="19"/>
+          <w:szCs w:val="19"/>
+          <w:highlight w:val="white"/>
+          <w:lang w:val="en-US"/>
+        </w:rPr>
+        <w:t>Convert</w:t>
+      </w:r>
+      <w:r>
+        <w:rPr>
+          <w:rFonts w:ascii="Cascadia Mono" w:hAnsi="Cascadia Mono" w:cs="Cascadia Mono"/>
+          <w:color w:val="000000"/>
+          <w:sz w:val="19"/>
+          <w:szCs w:val="19"/>
+          <w:highlight w:val="white"/>
+          <w:lang w:val="en-US"/>
+        </w:rPr>
+        <w:t>.ToInt32(reg[</w:t>
+      </w:r>
+      <w:proofErr w:type="spellStart"/>
+      <w:r>
+        <w:rPr>
+          <w:rFonts w:ascii="Cascadia Mono" w:hAnsi="Cascadia Mono" w:cs="Cascadia Mono"/>
+          <w:color w:val="000000"/>
+          <w:sz w:val="19"/>
+          <w:szCs w:val="19"/>
+          <w:highlight w:val="white"/>
+          <w:lang w:val="en-US"/>
+        </w:rPr>
+        <w:t>i</w:t>
+      </w:r>
+      <w:proofErr w:type="spellEnd"/>
+      <w:r>
+        <w:rPr>
+          <w:rFonts w:ascii="Cascadia Mono" w:hAnsi="Cascadia Mono" w:cs="Cascadia Mono"/>
+          <w:color w:val="000000"/>
+          <w:sz w:val="19"/>
+          <w:szCs w:val="19"/>
+          <w:highlight w:val="white"/>
+          <w:lang w:val="en-US"/>
+        </w:rPr>
+        <w:t>].</w:t>
+      </w:r>
+      <w:proofErr w:type="spellStart"/>
+      <w:r>
+        <w:rPr>
+          <w:rFonts w:ascii="Cascadia Mono" w:hAnsi="Cascadia Mono" w:cs="Cascadia Mono"/>
+          <w:color w:val="000000"/>
+          <w:sz w:val="19"/>
+          <w:szCs w:val="19"/>
+          <w:highlight w:val="white"/>
+          <w:lang w:val="en-US"/>
+        </w:rPr>
+        <w:t>ToString</w:t>
+      </w:r>
+      <w:proofErr w:type="spellEnd"/>
+      <w:r>
+        <w:rPr>
+          <w:rFonts w:ascii="Cascadia Mono" w:hAnsi="Cascadia Mono" w:cs="Cascadia Mono"/>
+          <w:color w:val="000000"/>
+          <w:sz w:val="19"/>
+          <w:szCs w:val="19"/>
+          <w:highlight w:val="white"/>
+          <w:lang w:val="en-US"/>
+        </w:rPr>
+        <w:t>());</w:t>
+      </w:r>
+    </w:p>
+    <w:p>
+      <w:pPr>
+        <w:autoSpaceDE w:val="0"/>
+        <w:autoSpaceDN w:val="0"/>
+        <w:adjustRightInd w:val="0"/>
+        <w:spacing w:after="0" w:line="240" w:lineRule="auto"/>
+        <w:rPr>
+          <w:rFonts w:ascii="Cascadia Mono" w:hAnsi="Cascadia Mono" w:cs="Cascadia Mono"/>
+          <w:color w:val="000000"/>
+          <w:sz w:val="19"/>
+          <w:szCs w:val="19"/>
+          <w:highlight w:val="white"/>
+          <w:lang w:val="en-US"/>
+        </w:rPr>
+      </w:pPr>
+      <w:r>
+        <w:rPr>
+          <w:rFonts w:ascii="Cascadia Mono" w:hAnsi="Cascadia Mono" w:cs="Cascadia Mono"/>
+          <w:color w:val="000000"/>
+          <w:sz w:val="19"/>
+          <w:szCs w:val="19"/>
+          <w:highlight w:val="white"/>
+          <w:lang w:val="en-US"/>
+        </w:rPr>
+        <w:t xml:space="preserve">        </w:t>
+      </w:r>
+      <w:r>
+        <w:rPr>
+          <w:rFonts w:ascii="Cascadia Mono" w:hAnsi="Cascadia Mono" w:cs="Cascadia Mono"/>
+          <w:color w:val="0000FF"/>
+          <w:sz w:val="19"/>
+          <w:szCs w:val="19"/>
+          <w:highlight w:val="white"/>
+          <w:lang w:val="en-US"/>
+        </w:rPr>
+        <w:t>string</w:t>
+      </w:r>
+      <w:r>
+        <w:rPr>
+          <w:rFonts w:ascii="Cascadia Mono" w:hAnsi="Cascadia Mono" w:cs="Cascadia Mono"/>
+          <w:color w:val="000000"/>
+          <w:sz w:val="19"/>
+          <w:szCs w:val="19"/>
+          <w:highlight w:val="white"/>
+          <w:lang w:val="en-US"/>
+        </w:rPr>
+        <w:t xml:space="preserve"> expression = </w:t>
+      </w:r>
+      <w:r>
+        <w:rPr>
+          <w:rFonts w:ascii="Cascadia Mono" w:hAnsi="Cascadia Mono" w:cs="Cascadia Mono"/>
+          <w:color w:val="A31515"/>
+          <w:sz w:val="19"/>
+          <w:szCs w:val="19"/>
+          <w:highlight w:val="white"/>
+          <w:lang w:val="en-US"/>
+        </w:rPr>
+        <w:t>$"</w:t>
+      </w:r>
+      <w:r>
+        <w:rPr>
+          <w:rFonts w:ascii="Cascadia Mono" w:hAnsi="Cascadia Mono" w:cs="Cascadia Mono"/>
+          <w:color w:val="000000"/>
+          <w:sz w:val="19"/>
+          <w:szCs w:val="19"/>
+          <w:highlight w:val="white"/>
+          <w:lang w:val="en-US"/>
+        </w:rPr>
+        <w:t>{reg[</w:t>
+      </w:r>
+      <w:proofErr w:type="spellStart"/>
+      <w:r>
+        <w:rPr>
+          <w:rFonts w:ascii="Cascadia Mono" w:hAnsi="Cascadia Mono" w:cs="Cascadia Mono"/>
+          <w:color w:val="000000"/>
+          <w:sz w:val="19"/>
+          <w:szCs w:val="19"/>
+          <w:highlight w:val="white"/>
+          <w:lang w:val="en-US"/>
+        </w:rPr>
+        <w:t>i</w:t>
+      </w:r>
+      <w:proofErr w:type="spellEnd"/>
+      <w:r>
+        <w:rPr>
+          <w:rFonts w:ascii="Cascadia Mono" w:hAnsi="Cascadia Mono" w:cs="Cascadia Mono"/>
+          <w:color w:val="000000"/>
+          <w:sz w:val="19"/>
+          <w:szCs w:val="19"/>
+          <w:highlight w:val="white"/>
+          <w:lang w:val="en-US"/>
+        </w:rPr>
+        <w:t>]}</w:t>
+      </w:r>
+      <w:r>
+        <w:rPr>
+          <w:rFonts w:ascii="Cascadia Mono" w:hAnsi="Cascadia Mono" w:cs="Cascadia Mono"/>
+          <w:color w:val="A31515"/>
+          <w:sz w:val="19"/>
+          <w:szCs w:val="19"/>
+          <w:highlight w:val="white"/>
+          <w:lang w:val="en-US"/>
+        </w:rPr>
+        <w:t>"</w:t>
+      </w:r>
+      <w:r>
+        <w:rPr>
+          <w:rFonts w:ascii="Cascadia Mono" w:hAnsi="Cascadia Mono" w:cs="Cascadia Mono"/>
+          <w:color w:val="000000"/>
+          <w:sz w:val="19"/>
+          <w:szCs w:val="19"/>
+          <w:highlight w:val="white"/>
+          <w:lang w:val="en-US"/>
+        </w:rPr>
+        <w:t>;</w:t>
+      </w:r>
+    </w:p>
+    <w:p>
+      <w:pPr>
+        <w:autoSpaceDE w:val="0"/>
+        <w:autoSpaceDN w:val="0"/>
+        <w:adjustRightInd w:val="0"/>
+        <w:spacing w:after="0" w:line="240" w:lineRule="auto"/>
+        <w:rPr>
+          <w:rFonts w:ascii="Cascadia Mono" w:hAnsi="Cascadia Mono" w:cs="Cascadia Mono"/>
+          <w:color w:val="000000"/>
+          <w:sz w:val="19"/>
+          <w:szCs w:val="19"/>
+          <w:highlight w:val="white"/>
+          <w:lang w:val="en-US"/>
+        </w:rPr>
+      </w:pPr>
+    </w:p>
+    <w:p>
+      <w:pPr>
+        <w:autoSpaceDE w:val="0"/>
+        <w:autoSpaceDN w:val="0"/>
+        <w:adjustRightInd w:val="0"/>
+        <w:spacing w:after="0" w:line="240" w:lineRule="auto"/>
+        <w:rPr>
+          <w:rFonts w:ascii="Cascadia Mono" w:hAnsi="Cascadia Mono" w:cs="Cascadia Mono"/>
+          <w:color w:val="000000"/>
+          <w:sz w:val="19"/>
+          <w:szCs w:val="19"/>
+          <w:highlight w:val="white"/>
+          <w:lang w:val="en-US"/>
+        </w:rPr>
+      </w:pPr>
+      <w:r>
+        <w:rPr>
+          <w:rFonts w:ascii="Cascadia Mono" w:hAnsi="Cascadia Mono" w:cs="Cascadia Mono"/>
+          <w:color w:val="000000"/>
+          <w:sz w:val="19"/>
+          <w:szCs w:val="19"/>
+          <w:highlight w:val="white"/>
+          <w:lang w:val="en-US"/>
+        </w:rPr>
+        <w:t xml:space="preserve">        </w:t>
+      </w:r>
+      <w:r>
+        <w:rPr>
+          <w:rFonts w:ascii="Cascadia Mono" w:hAnsi="Cascadia Mono" w:cs="Cascadia Mono"/>
+          <w:color w:val="0000FF"/>
+          <w:sz w:val="19"/>
+          <w:szCs w:val="19"/>
+          <w:highlight w:val="white"/>
+          <w:lang w:val="en-US"/>
+        </w:rPr>
+        <w:t>foreach</w:t>
+      </w:r>
+      <w:r>
+        <w:rPr>
+          <w:rFonts w:ascii="Cascadia Mono" w:hAnsi="Cascadia Mono" w:cs="Cascadia Mono"/>
+          <w:color w:val="000000"/>
+          <w:sz w:val="19"/>
+          <w:szCs w:val="19"/>
+          <w:highlight w:val="white"/>
+          <w:lang w:val="en-US"/>
+        </w:rPr>
+        <w:t xml:space="preserve"> (</w:t>
+      </w:r>
+      <w:r>
+        <w:rPr>
+          <w:rFonts w:ascii="Cascadia Mono" w:hAnsi="Cascadia Mono" w:cs="Cascadia Mono"/>
+          <w:color w:val="0000FF"/>
+          <w:sz w:val="19"/>
+          <w:szCs w:val="19"/>
+          <w:highlight w:val="white"/>
+          <w:lang w:val="en-US"/>
+        </w:rPr>
+        <w:t>int</w:t>
+      </w:r>
+      <w:r>
+        <w:rPr>
+          <w:rFonts w:ascii="Cascadia Mono" w:hAnsi="Cascadia Mono" w:cs="Cascadia Mono"/>
+          <w:color w:val="000000"/>
+          <w:sz w:val="19"/>
+          <w:szCs w:val="19"/>
+          <w:highlight w:val="white"/>
+          <w:lang w:val="en-US"/>
+        </w:rPr>
+        <w:t xml:space="preserve"> num </w:t>
+      </w:r>
+      <w:r>
+        <w:rPr>
+          <w:rFonts w:ascii="Cascadia Mono" w:hAnsi="Cascadia Mono" w:cs="Cascadia Mono"/>
+          <w:color w:val="0000FF"/>
+          <w:sz w:val="19"/>
+          <w:szCs w:val="19"/>
+          <w:highlight w:val="white"/>
+          <w:lang w:val="en-US"/>
+        </w:rPr>
+        <w:t>in</w:t>
+      </w:r>
+      <w:r>
+        <w:rPr>
+          <w:rFonts w:ascii="Cascadia Mono" w:hAnsi="Cascadia Mono" w:cs="Cascadia Mono"/>
+          <w:color w:val="000000"/>
+          <w:sz w:val="19"/>
+          <w:szCs w:val="19"/>
+          <w:highlight w:val="white"/>
+          <w:lang w:val="en-US"/>
+        </w:rPr>
+        <w:t xml:space="preserve"> bi)</w:t>
+      </w:r>
+    </w:p>
+    <w:p>
+      <w:pPr>
+        <w:autoSpaceDE w:val="0"/>
+        <w:autoSpaceDN w:val="0"/>
+        <w:adjustRightInd w:val="0"/>
+        <w:spacing w:after="0" w:line="240" w:lineRule="auto"/>
+        <w:rPr>
+          <w:rFonts w:ascii="Cascadia Mono" w:hAnsi="Cascadia Mono" w:cs="Cascadia Mono"/>
+          <w:color w:val="000000"/>
+          <w:sz w:val="19"/>
+          <w:szCs w:val="19"/>
+          <w:highlight w:val="white"/>
+          <w:lang w:val="en-US"/>
+        </w:rPr>
+      </w:pPr>
+      <w:r>
+        <w:rPr>
+          <w:rFonts w:ascii="Cascadia Mono" w:hAnsi="Cascadia Mono" w:cs="Cascadia Mono"/>
+          <w:color w:val="000000"/>
+          <w:sz w:val="19"/>
+          <w:szCs w:val="19"/>
+          <w:highlight w:val="white"/>
+          <w:lang w:val="en-US"/>
+        </w:rPr>
+        <w:t xml:space="preserve">        {</w:t>
+      </w:r>
+    </w:p>
+    <w:p>
+      <w:pPr>
+        <w:autoSpaceDE w:val="0"/>
+        <w:autoSpaceDN w:val="0"/>
+        <w:adjustRightInd w:val="0"/>
+        <w:spacing w:after="0" w:line="240" w:lineRule="auto"/>
+        <w:rPr>
+          <w:rFonts w:ascii="Cascadia Mono" w:hAnsi="Cascadia Mono" w:cs="Cascadia Mono"/>
+          <w:color w:val="0000FF"/>
+          <w:sz w:val="19"/>
+          <w:szCs w:val="19"/>
+          <w:highlight w:val="white"/>
+          <w:lang w:val="en-US"/>
+        </w:rPr>
+      </w:pPr>
+      <w:r>
+        <w:rPr>
+          <w:rFonts w:ascii="Cascadia Mono" w:hAnsi="Cascadia Mono" w:cs="Cascadia Mono"/>
+          <w:color w:val="000000"/>
+          <w:sz w:val="19"/>
+          <w:szCs w:val="19"/>
+          <w:highlight w:val="white"/>
+          <w:lang w:val="en-US"/>
+        </w:rPr>
+        <w:t xml:space="preserve">            </w:t>
+      </w:r>
+      <w:r>
+        <w:rPr>
+          <w:rFonts w:ascii="Cascadia Mono" w:hAnsi="Cascadia Mono" w:cs="Cascadia Mono"/>
+          <w:color w:val="0000FF"/>
+          <w:sz w:val="19"/>
+          <w:szCs w:val="19"/>
+          <w:highlight w:val="white"/>
+          <w:lang w:val="en-US"/>
+        </w:rPr>
+        <w:t>try</w:t>
+      </w:r>
+    </w:p>
+    <w:p>
+      <w:pPr>
+        <w:autoSpaceDE w:val="0"/>
+        <w:autoSpaceDN w:val="0"/>
+        <w:adjustRightInd w:val="0"/>
+        <w:spacing w:after="0" w:line="240" w:lineRule="auto"/>
+        <w:rPr>
+          <w:rFonts w:ascii="Cascadia Mono" w:hAnsi="Cascadia Mono" w:cs="Cascadia Mono"/>
+          <w:color w:val="000000"/>
+          <w:sz w:val="19"/>
+          <w:szCs w:val="19"/>
+          <w:highlight w:val="white"/>
+          <w:lang w:val="en-US"/>
+        </w:rPr>
+      </w:pPr>
+      <w:r>
+        <w:rPr>
+          <w:rFonts w:ascii="Cascadia Mono" w:hAnsi="Cascadia Mono" w:cs="Cascadia Mono"/>
+          <w:color w:val="000000"/>
+          <w:sz w:val="19"/>
+          <w:szCs w:val="19"/>
+          <w:highlight w:val="white"/>
+          <w:lang w:val="en-US"/>
+        </w:rPr>
+        <w:t xml:space="preserve">            {</w:t>
+      </w:r>
+    </w:p>
+    <w:p>
+      <w:pPr>
+        <w:autoSpaceDE w:val="0"/>
+        <w:autoSpaceDN w:val="0"/>
+        <w:adjustRightInd w:val="0"/>
+        <w:spacing w:after="0" w:line="240" w:lineRule="auto"/>
+        <w:rPr>
+          <w:rFonts w:ascii="Cascadia Mono" w:hAnsi="Cascadia Mono" w:cs="Cascadia Mono"/>
+          <w:color w:val="000000"/>
+          <w:sz w:val="19"/>
+          <w:szCs w:val="19"/>
+          <w:highlight w:val="white"/>
+          <w:lang w:val="en-US"/>
+        </w:rPr>
+      </w:pPr>
+      <w:r>
+        <w:rPr>
+          <w:rFonts w:ascii="Cascadia Mono" w:hAnsi="Cascadia Mono" w:cs="Cascadia Mono"/>
+          <w:color w:val="000000"/>
+          <w:sz w:val="19"/>
+          <w:szCs w:val="19"/>
+          <w:highlight w:val="white"/>
+          <w:lang w:val="en-US"/>
+        </w:rPr>
+        <w:t xml:space="preserve">                </w:t>
+      </w:r>
+      <w:r>
+        <w:rPr>
+          <w:rFonts w:ascii="Cascadia Mono" w:hAnsi="Cascadia Mono" w:cs="Cascadia Mono"/>
+          <w:color w:val="0000FF"/>
+          <w:sz w:val="19"/>
+          <w:szCs w:val="19"/>
+          <w:highlight w:val="white"/>
+          <w:lang w:val="en-US"/>
+        </w:rPr>
+        <w:t>int</w:t>
+      </w:r>
+      <w:r>
+        <w:rPr>
+          <w:rFonts w:ascii="Cascadia Mono" w:hAnsi="Cascadia Mono" w:cs="Cascadia Mono"/>
+          <w:color w:val="000000"/>
+          <w:sz w:val="19"/>
+          <w:szCs w:val="19"/>
+          <w:highlight w:val="white"/>
+          <w:lang w:val="en-US"/>
+        </w:rPr>
+        <w:t xml:space="preserve"> </w:t>
+      </w:r>
+      <w:proofErr w:type="spellStart"/>
+      <w:r>
+        <w:rPr>
+          <w:rFonts w:ascii="Cascadia Mono" w:hAnsi="Cascadia Mono" w:cs="Cascadia Mono"/>
+          <w:color w:val="000000"/>
+          <w:sz w:val="19"/>
+          <w:szCs w:val="19"/>
+          <w:highlight w:val="white"/>
+          <w:lang w:val="en-US"/>
+        </w:rPr>
+        <w:t>xorValue</w:t>
+      </w:r>
+      <w:proofErr w:type="spellEnd"/>
+      <w:r>
+        <w:rPr>
+          <w:rFonts w:ascii="Cascadia Mono" w:hAnsi="Cascadia Mono" w:cs="Cascadia Mono"/>
+          <w:color w:val="000000"/>
+          <w:sz w:val="19"/>
+          <w:szCs w:val="19"/>
+          <w:highlight w:val="white"/>
+          <w:lang w:val="en-US"/>
+        </w:rPr>
+        <w:t xml:space="preserve"> = </w:t>
+      </w:r>
+      <w:r>
+        <w:rPr>
+          <w:rFonts w:ascii="Cascadia Mono" w:hAnsi="Cascadia Mono" w:cs="Cascadia Mono"/>
+          <w:color w:val="2B91AF"/>
+          <w:sz w:val="19"/>
+          <w:szCs w:val="19"/>
+          <w:highlight w:val="white"/>
+          <w:lang w:val="en-US"/>
+        </w:rPr>
+        <w:t>Convert</w:t>
+      </w:r>
+      <w:r>
+        <w:rPr>
+          <w:rFonts w:ascii="Cascadia Mono" w:hAnsi="Cascadia Mono" w:cs="Cascadia Mono"/>
+          <w:color w:val="000000"/>
+          <w:sz w:val="19"/>
+          <w:szCs w:val="19"/>
+          <w:highlight w:val="white"/>
+          <w:lang w:val="en-US"/>
+        </w:rPr>
+        <w:t>.ToInt32(b[</w:t>
+      </w:r>
+      <w:proofErr w:type="spellStart"/>
+      <w:r>
+        <w:rPr>
+          <w:rFonts w:ascii="Cascadia Mono" w:hAnsi="Cascadia Mono" w:cs="Cascadia Mono"/>
+          <w:color w:val="000000"/>
+          <w:sz w:val="19"/>
+          <w:szCs w:val="19"/>
+          <w:highlight w:val="white"/>
+          <w:lang w:val="en-US"/>
+        </w:rPr>
+        <w:t>i</w:t>
+      </w:r>
+      <w:proofErr w:type="spellEnd"/>
+      <w:r>
+        <w:rPr>
+          <w:rFonts w:ascii="Cascadia Mono" w:hAnsi="Cascadia Mono" w:cs="Cascadia Mono"/>
+          <w:color w:val="000000"/>
+          <w:sz w:val="19"/>
+          <w:szCs w:val="19"/>
+          <w:highlight w:val="white"/>
+          <w:lang w:val="en-US"/>
+        </w:rPr>
+        <w:t xml:space="preserve"> - num].</w:t>
+      </w:r>
+      <w:proofErr w:type="spellStart"/>
+      <w:r>
+        <w:rPr>
+          <w:rFonts w:ascii="Cascadia Mono" w:hAnsi="Cascadia Mono" w:cs="Cascadia Mono"/>
+          <w:color w:val="000000"/>
+          <w:sz w:val="19"/>
+          <w:szCs w:val="19"/>
+          <w:highlight w:val="white"/>
+          <w:lang w:val="en-US"/>
+        </w:rPr>
+        <w:t>ToString</w:t>
+      </w:r>
+      <w:proofErr w:type="spellEnd"/>
+      <w:r>
+        <w:rPr>
+          <w:rFonts w:ascii="Cascadia Mono" w:hAnsi="Cascadia Mono" w:cs="Cascadia Mono"/>
+          <w:color w:val="000000"/>
+          <w:sz w:val="19"/>
+          <w:szCs w:val="19"/>
+          <w:highlight w:val="white"/>
+          <w:lang w:val="en-US"/>
+        </w:rPr>
+        <w:t>());</w:t>
+      </w:r>
+    </w:p>
+    <w:p>
+      <w:pPr>
+        <w:autoSpaceDE w:val="0"/>
+        <w:autoSpaceDN w:val="0"/>
+        <w:adjustRightInd w:val="0"/>
+        <w:spacing w:after="0" w:line="240" w:lineRule="auto"/>
+        <w:rPr>
+          <w:rFonts w:ascii="Cascadia Mono" w:hAnsi="Cascadia Mono" w:cs="Cascadia Mono"/>
+          <w:color w:val="000000"/>
+          <w:sz w:val="19"/>
+          <w:szCs w:val="19"/>
+          <w:highlight w:val="white"/>
+          <w:lang w:val="en-US"/>
+        </w:rPr>
+      </w:pPr>
+      <w:r>
+        <w:rPr>
+          <w:rFonts w:ascii="Cascadia Mono" w:hAnsi="Cascadia Mono" w:cs="Cascadia Mono"/>
+          <w:color w:val="000000"/>
+          <w:sz w:val="19"/>
+          <w:szCs w:val="19"/>
+          <w:highlight w:val="white"/>
+          <w:lang w:val="en-US"/>
+        </w:rPr>
+        <w:t xml:space="preserve">                newb ^= </w:t>
+      </w:r>
+      <w:proofErr w:type="spellStart"/>
+      <w:r>
+        <w:rPr>
+          <w:rFonts w:ascii="Cascadia Mono" w:hAnsi="Cascadia Mono" w:cs="Cascadia Mono"/>
+          <w:color w:val="000000"/>
+          <w:sz w:val="19"/>
+          <w:szCs w:val="19"/>
+          <w:highlight w:val="white"/>
+          <w:lang w:val="en-US"/>
+        </w:rPr>
+        <w:t>xorValue</w:t>
+      </w:r>
+      <w:proofErr w:type="spellEnd"/>
+      <w:r>
+        <w:rPr>
+          <w:rFonts w:ascii="Cascadia Mono" w:hAnsi="Cascadia Mono" w:cs="Cascadia Mono"/>
+          <w:color w:val="000000"/>
+          <w:sz w:val="19"/>
+          <w:szCs w:val="19"/>
+          <w:highlight w:val="white"/>
+          <w:lang w:val="en-US"/>
+        </w:rPr>
+        <w:t>;</w:t>
+      </w:r>
+    </w:p>
+    <w:p>
+      <w:pPr>
+        <w:autoSpaceDE w:val="0"/>
+        <w:autoSpaceDN w:val="0"/>
+        <w:adjustRightInd w:val="0"/>
+        <w:spacing w:after="0" w:line="240" w:lineRule="auto"/>
+        <w:rPr>
+          <w:rFonts w:ascii="Cascadia Mono" w:hAnsi="Cascadia Mono" w:cs="Cascadia Mono"/>
+          <w:color w:val="000000"/>
+          <w:sz w:val="19"/>
+          <w:szCs w:val="19"/>
+          <w:highlight w:val="white"/>
+          <w:lang w:val="en-US"/>
+        </w:rPr>
+      </w:pPr>
+      <w:r>
+        <w:rPr>
+          <w:rFonts w:ascii="Cascadia Mono" w:hAnsi="Cascadia Mono" w:cs="Cascadia Mono"/>
+          <w:color w:val="000000"/>
+          <w:sz w:val="19"/>
+          <w:szCs w:val="19"/>
+          <w:highlight w:val="white"/>
+          <w:lang w:val="en-US"/>
+        </w:rPr>
+        <w:t xml:space="preserve">                expression += </w:t>
+      </w:r>
+      <w:r>
+        <w:rPr>
+          <w:rFonts w:ascii="Cascadia Mono" w:hAnsi="Cascadia Mono" w:cs="Cascadia Mono"/>
+          <w:color w:val="A31515"/>
+          <w:sz w:val="19"/>
+          <w:szCs w:val="19"/>
+          <w:highlight w:val="white"/>
+          <w:lang w:val="en-US"/>
+        </w:rPr>
+        <w:t>$"^b</w:t>
+      </w:r>
+      <w:r>
+        <w:rPr>
+          <w:rFonts w:ascii="Cascadia Mono" w:hAnsi="Cascadia Mono" w:cs="Cascadia Mono"/>
+          <w:color w:val="000000"/>
+          <w:sz w:val="19"/>
+          <w:szCs w:val="19"/>
+          <w:highlight w:val="white"/>
+          <w:lang w:val="en-US"/>
+        </w:rPr>
+        <w:t>{</w:t>
+      </w:r>
+      <w:proofErr w:type="spellStart"/>
+      <w:r>
+        <w:rPr>
+          <w:rFonts w:ascii="Cascadia Mono" w:hAnsi="Cascadia Mono" w:cs="Cascadia Mono"/>
+          <w:color w:val="000000"/>
+          <w:sz w:val="19"/>
+          <w:szCs w:val="19"/>
+          <w:highlight w:val="white"/>
+          <w:lang w:val="en-US"/>
+        </w:rPr>
+        <w:t>i</w:t>
+      </w:r>
+      <w:proofErr w:type="spellEnd"/>
+      <w:r>
+        <w:rPr>
+          <w:rFonts w:ascii="Cascadia Mono" w:hAnsi="Cascadia Mono" w:cs="Cascadia Mono"/>
+          <w:color w:val="000000"/>
+          <w:sz w:val="19"/>
+          <w:szCs w:val="19"/>
+          <w:highlight w:val="white"/>
+          <w:lang w:val="en-US"/>
+        </w:rPr>
+        <w:t xml:space="preserve"> - num}</w:t>
+      </w:r>
+      <w:r>
+        <w:rPr>
+          <w:rFonts w:ascii="Cascadia Mono" w:hAnsi="Cascadia Mono" w:cs="Cascadia Mono"/>
+          <w:color w:val="A31515"/>
+          <w:sz w:val="19"/>
+          <w:szCs w:val="19"/>
+          <w:highlight w:val="white"/>
+          <w:lang w:val="en-US"/>
+        </w:rPr>
+        <w:t>"</w:t>
+      </w:r>
+      <w:r>
+        <w:rPr>
+          <w:rFonts w:ascii="Cascadia Mono" w:hAnsi="Cascadia Mono" w:cs="Cascadia Mono"/>
+          <w:color w:val="000000"/>
+          <w:sz w:val="19"/>
+          <w:szCs w:val="19"/>
+          <w:highlight w:val="white"/>
+          <w:lang w:val="en-US"/>
+        </w:rPr>
+        <w:t>;</w:t>
+      </w:r>
+    </w:p>
+    <w:p>
+      <w:pPr>
+        <w:autoSpaceDE w:val="0"/>
+        <w:autoSpaceDN w:val="0"/>
+        <w:adjustRightInd w:val="0"/>
+        <w:spacing w:after="0" w:line="240" w:lineRule="auto"/>
+        <w:rPr>
+          <w:rFonts w:ascii="Cascadia Mono" w:hAnsi="Cascadia Mono" w:cs="Cascadia Mono"/>
+          <w:color w:val="000000"/>
+          <w:sz w:val="19"/>
+          <w:szCs w:val="19"/>
+          <w:highlight w:val="white"/>
+          <w:lang w:val="en-US"/>
+        </w:rPr>
+      </w:pPr>
+      <w:r>
+        <w:rPr>
+          <w:rFonts w:ascii="Cascadia Mono" w:hAnsi="Cascadia Mono" w:cs="Cascadia Mono"/>
+          <w:color w:val="000000"/>
+          <w:sz w:val="19"/>
+          <w:szCs w:val="19"/>
+          <w:highlight w:val="white"/>
+          <w:lang w:val="en-US"/>
+        </w:rPr>
+        <w:t xml:space="preserve">            }</w:t>
+      </w:r>
+    </w:p>
+    <w:p>
+      <w:pPr>
+        <w:autoSpaceDE w:val="0"/>
+        <w:autoSpaceDN w:val="0"/>
+        <w:adjustRightInd w:val="0"/>
+        <w:spacing w:after="0" w:line="240" w:lineRule="auto"/>
+        <w:rPr>
+          <w:rFonts w:ascii="Cascadia Mono" w:hAnsi="Cascadia Mono" w:cs="Cascadia Mono"/>
+          <w:color w:val="000000"/>
+          <w:sz w:val="19"/>
+          <w:szCs w:val="19"/>
+          <w:highlight w:val="white"/>
+          <w:lang w:val="en-US"/>
+        </w:rPr>
+      </w:pPr>
+      <w:r>
+        <w:rPr>
+          <w:rFonts w:ascii="Cascadia Mono" w:hAnsi="Cascadia Mono" w:cs="Cascadia Mono"/>
+          <w:color w:val="000000"/>
+          <w:sz w:val="19"/>
+          <w:szCs w:val="19"/>
+          <w:highlight w:val="white"/>
+          <w:lang w:val="en-US"/>
+        </w:rPr>
+        <w:t xml:space="preserve">            </w:t>
+      </w:r>
+      <w:r>
+        <w:rPr>
+          <w:rFonts w:ascii="Cascadia Mono" w:hAnsi="Cascadia Mono" w:cs="Cascadia Mono"/>
+          <w:color w:val="0000FF"/>
+          <w:sz w:val="19"/>
+          <w:szCs w:val="19"/>
+          <w:highlight w:val="white"/>
+          <w:lang w:val="en-US"/>
+        </w:rPr>
+        <w:t>catch</w:t>
+      </w:r>
+      <w:r>
+        <w:rPr>
+          <w:rFonts w:ascii="Cascadia Mono" w:hAnsi="Cascadia Mono" w:cs="Cascadia Mono"/>
+          <w:color w:val="000000"/>
+          <w:sz w:val="19"/>
+          <w:szCs w:val="19"/>
+          <w:highlight w:val="white"/>
+          <w:lang w:val="en-US"/>
+        </w:rPr>
+        <w:t xml:space="preserve"> { </w:t>
+      </w:r>
+      <w:r>
+        <w:rPr>
+          <w:rFonts w:ascii="Cascadia Mono" w:hAnsi="Cascadia Mono" w:cs="Cascadia Mono"/>
+          <w:color w:val="0000FF"/>
+          <w:sz w:val="19"/>
+          <w:szCs w:val="19"/>
+          <w:highlight w:val="white"/>
+          <w:lang w:val="en-US"/>
+        </w:rPr>
+        <w:t>continue</w:t>
+      </w:r>
+      <w:r>
+        <w:rPr>
+          <w:rFonts w:ascii="Cascadia Mono" w:hAnsi="Cascadia Mono" w:cs="Cascadia Mono"/>
+          <w:color w:val="000000"/>
+          <w:sz w:val="19"/>
+          <w:szCs w:val="19"/>
+          <w:highlight w:val="white"/>
+          <w:lang w:val="en-US"/>
+        </w:rPr>
+        <w:t>; }</w:t>
+      </w:r>
+    </w:p>
+    <w:p>
+      <w:pPr>
+        <w:autoSpaceDE w:val="0"/>
+        <w:autoSpaceDN w:val="0"/>
+        <w:adjustRightInd w:val="0"/>
+        <w:spacing w:after="0" w:line="240" w:lineRule="auto"/>
+        <w:rPr>
+          <w:rFonts w:ascii="Cascadia Mono" w:hAnsi="Cascadia Mono" w:cs="Cascadia Mono"/>
+          <w:color w:val="000000"/>
+          <w:sz w:val="19"/>
+          <w:szCs w:val="19"/>
+          <w:highlight w:val="white"/>
+          <w:lang w:val="en-US"/>
+        </w:rPr>
+      </w:pPr>
+      <w:r>
+        <w:rPr>
+          <w:rFonts w:ascii="Cascadia Mono" w:hAnsi="Cascadia Mono" w:cs="Cascadia Mono"/>
+          <w:color w:val="000000"/>
+          <w:sz w:val="19"/>
+          <w:szCs w:val="19"/>
+          <w:highlight w:val="white"/>
+          <w:lang w:val="en-US"/>
+        </w:rPr>
+        <w:t xml:space="preserve">        }</w:t>
+      </w:r>
+    </w:p>
+    <w:p>
+      <w:pPr>
+        <w:autoSpaceDE w:val="0"/>
+        <w:autoSpaceDN w:val="0"/>
+        <w:adjustRightInd w:val="0"/>
+        <w:spacing w:after="0" w:line="240" w:lineRule="auto"/>
+        <w:rPr>
+          <w:rFonts w:ascii="Cascadia Mono" w:hAnsi="Cascadia Mono" w:cs="Cascadia Mono"/>
+          <w:color w:val="000000"/>
+          <w:sz w:val="19"/>
+          <w:szCs w:val="19"/>
+          <w:highlight w:val="white"/>
+          <w:lang w:val="en-US"/>
+        </w:rPr>
+      </w:pPr>
+    </w:p>
+    <w:p>
+      <w:pPr>
+        <w:autoSpaceDE w:val="0"/>
+        <w:autoSpaceDN w:val="0"/>
+        <w:adjustRightInd w:val="0"/>
+        <w:spacing w:after="0" w:line="240" w:lineRule="auto"/>
+        <w:rPr>
+          <w:rFonts w:ascii="Cascadia Mono" w:hAnsi="Cascadia Mono" w:cs="Cascadia Mono"/>
+          <w:color w:val="000000"/>
+          <w:sz w:val="19"/>
+          <w:szCs w:val="19"/>
+          <w:highlight w:val="white"/>
+          <w:lang w:val="en-US"/>
+        </w:rPr>
+      </w:pPr>
+      <w:r>
+        <w:rPr>
+          <w:rFonts w:ascii="Cascadia Mono" w:hAnsi="Cascadia Mono" w:cs="Cascadia Mono"/>
+          <w:color w:val="000000"/>
+          <w:sz w:val="19"/>
+          <w:szCs w:val="19"/>
+          <w:highlight w:val="white"/>
+          <w:lang w:val="en-US"/>
+        </w:rPr>
+        <w:t xml:space="preserve">        b += </w:t>
+      </w:r>
+      <w:proofErr w:type="spellStart"/>
+      <w:r>
+        <w:rPr>
+          <w:rFonts w:ascii="Cascadia Mono" w:hAnsi="Cascadia Mono" w:cs="Cascadia Mono"/>
+          <w:color w:val="000000"/>
+          <w:sz w:val="19"/>
+          <w:szCs w:val="19"/>
+          <w:highlight w:val="white"/>
+          <w:lang w:val="en-US"/>
+        </w:rPr>
+        <w:t>newb.ToString</w:t>
+      </w:r>
+      <w:proofErr w:type="spellEnd"/>
+      <w:r>
+        <w:rPr>
+          <w:rFonts w:ascii="Cascadia Mono" w:hAnsi="Cascadia Mono" w:cs="Cascadia Mono"/>
+          <w:color w:val="000000"/>
+          <w:sz w:val="19"/>
+          <w:szCs w:val="19"/>
+          <w:highlight w:val="white"/>
+          <w:lang w:val="en-US"/>
+        </w:rPr>
+        <w:t>();</w:t>
+      </w:r>
+    </w:p>
+    <w:p>
+      <w:pPr>
+        <w:autoSpaceDE w:val="0"/>
+        <w:autoSpaceDN w:val="0"/>
+        <w:adjustRightInd w:val="0"/>
+        <w:spacing w:after="0" w:line="240" w:lineRule="auto"/>
+        <w:rPr>
+          <w:rFonts w:ascii="Cascadia Mono" w:hAnsi="Cascadia Mono" w:cs="Cascadia Mono"/>
+          <w:color w:val="000000"/>
+          <w:sz w:val="19"/>
+          <w:szCs w:val="19"/>
+          <w:highlight w:val="white"/>
+          <w:lang w:val="en-US"/>
+        </w:rPr>
+      </w:pPr>
+      <w:r>
+        <w:rPr>
+          <w:rFonts w:ascii="Cascadia Mono" w:hAnsi="Cascadia Mono" w:cs="Cascadia Mono"/>
+          <w:color w:val="000000"/>
+          <w:sz w:val="19"/>
+          <w:szCs w:val="19"/>
+          <w:highlight w:val="white"/>
+          <w:lang w:val="en-US"/>
+        </w:rPr>
+        <w:t xml:space="preserve">        </w:t>
+      </w:r>
+      <w:r>
+        <w:rPr>
+          <w:rFonts w:ascii="Cascadia Mono" w:hAnsi="Cascadia Mono" w:cs="Cascadia Mono"/>
+          <w:color w:val="2B91AF"/>
+          <w:sz w:val="19"/>
+          <w:szCs w:val="19"/>
+          <w:highlight w:val="white"/>
+          <w:lang w:val="en-US"/>
+        </w:rPr>
+        <w:t>Console</w:t>
+      </w:r>
+      <w:r>
+        <w:rPr>
+          <w:rFonts w:ascii="Cascadia Mono" w:hAnsi="Cascadia Mono" w:cs="Cascadia Mono"/>
+          <w:color w:val="000000"/>
+          <w:sz w:val="19"/>
+          <w:szCs w:val="19"/>
+          <w:highlight w:val="white"/>
+          <w:lang w:val="en-US"/>
+        </w:rPr>
+        <w:t>.WriteLine(</w:t>
+      </w:r>
+      <w:r>
+        <w:rPr>
+          <w:rFonts w:ascii="Cascadia Mono" w:hAnsi="Cascadia Mono" w:cs="Cascadia Mono"/>
+          <w:color w:val="A31515"/>
+          <w:sz w:val="19"/>
+          <w:szCs w:val="19"/>
+          <w:highlight w:val="white"/>
+          <w:lang w:val="en-US"/>
+        </w:rPr>
+        <w:t xml:space="preserve">$"│ </w:t>
+      </w:r>
+      <w:r>
+        <w:rPr>
+          <w:rFonts w:ascii="Cascadia Mono" w:hAnsi="Cascadia Mono" w:cs="Cascadia Mono"/>
+          <w:color w:val="000000"/>
+          <w:sz w:val="19"/>
+          <w:szCs w:val="19"/>
+          <w:highlight w:val="white"/>
+          <w:lang w:val="en-US"/>
+        </w:rPr>
+        <w:t>{i,-3}</w:t>
+      </w:r>
+      <w:r>
+        <w:rPr>
+          <w:rFonts w:ascii="Cascadia Mono" w:hAnsi="Cascadia Mono" w:cs="Cascadia Mono"/>
+          <w:color w:val="A31515"/>
+          <w:sz w:val="19"/>
+          <w:szCs w:val="19"/>
+          <w:highlight w:val="white"/>
+          <w:lang w:val="en-US"/>
+        </w:rPr>
+        <w:t xml:space="preserve"> │ </w:t>
+      </w:r>
+      <w:r>
+        <w:rPr>
+          <w:rFonts w:ascii="Cascadia Mono" w:hAnsi="Cascadia Mono" w:cs="Cascadia Mono"/>
+          <w:color w:val="000000"/>
+          <w:sz w:val="19"/>
+          <w:szCs w:val="19"/>
+          <w:highlight w:val="white"/>
+          <w:lang w:val="en-US"/>
+        </w:rPr>
+        <w:t>{reg[</w:t>
+      </w:r>
+      <w:proofErr w:type="spellStart"/>
+      <w:r>
+        <w:rPr>
+          <w:rFonts w:ascii="Cascadia Mono" w:hAnsi="Cascadia Mono" w:cs="Cascadia Mono"/>
+          <w:color w:val="000000"/>
+          <w:sz w:val="19"/>
+          <w:szCs w:val="19"/>
+          <w:highlight w:val="white"/>
+          <w:lang w:val="en-US"/>
+        </w:rPr>
+        <w:t>i</w:t>
+      </w:r>
+      <w:proofErr w:type="spellEnd"/>
+      <w:r>
+        <w:rPr>
+          <w:rFonts w:ascii="Cascadia Mono" w:hAnsi="Cascadia Mono" w:cs="Cascadia Mono"/>
+          <w:color w:val="000000"/>
+          <w:sz w:val="19"/>
+          <w:szCs w:val="19"/>
+          <w:highlight w:val="white"/>
+          <w:lang w:val="en-US"/>
+        </w:rPr>
+        <w:t>],-5}</w:t>
+      </w:r>
+      <w:r>
+        <w:rPr>
+          <w:rFonts w:ascii="Cascadia Mono" w:hAnsi="Cascadia Mono" w:cs="Cascadia Mono"/>
+          <w:color w:val="A31515"/>
+          <w:sz w:val="19"/>
+          <w:szCs w:val="19"/>
+          <w:highlight w:val="white"/>
+          <w:lang w:val="en-US"/>
+        </w:rPr>
+        <w:t xml:space="preserve"> │ </w:t>
+      </w:r>
+      <w:r>
+        <w:rPr>
+          <w:rFonts w:ascii="Cascadia Mono" w:hAnsi="Cascadia Mono" w:cs="Cascadia Mono"/>
+          <w:color w:val="000000"/>
+          <w:sz w:val="19"/>
+          <w:szCs w:val="19"/>
+          <w:highlight w:val="white"/>
+          <w:lang w:val="en-US"/>
+        </w:rPr>
+        <w:t>{expression,-11}</w:t>
+      </w:r>
+      <w:r>
+        <w:rPr>
+          <w:rFonts w:ascii="Cascadia Mono" w:hAnsi="Cascadia Mono" w:cs="Cascadia Mono"/>
+          <w:color w:val="A31515"/>
+          <w:sz w:val="19"/>
+          <w:szCs w:val="19"/>
+          <w:highlight w:val="white"/>
+          <w:lang w:val="en-US"/>
+        </w:rPr>
+        <w:t xml:space="preserve"> │ </w:t>
+      </w:r>
+      <w:r>
+        <w:rPr>
+          <w:rFonts w:ascii="Cascadia Mono" w:hAnsi="Cascadia Mono" w:cs="Cascadia Mono"/>
+          <w:color w:val="000000"/>
+          <w:sz w:val="19"/>
+          <w:szCs w:val="19"/>
+          <w:highlight w:val="white"/>
+          <w:lang w:val="en-US"/>
+        </w:rPr>
+        <w:t>{newb,-3}</w:t>
+      </w:r>
+      <w:r>
+        <w:rPr>
+          <w:rFonts w:ascii="Cascadia Mono" w:hAnsi="Cascadia Mono" w:cs="Cascadia Mono"/>
+          <w:color w:val="A31515"/>
+          <w:sz w:val="19"/>
+          <w:szCs w:val="19"/>
+          <w:highlight w:val="white"/>
+          <w:lang w:val="en-US"/>
+        </w:rPr>
+        <w:t xml:space="preserve"> │"</w:t>
+      </w:r>
+      <w:r>
+        <w:rPr>
+          <w:rFonts w:ascii="Cascadia Mono" w:hAnsi="Cascadia Mono" w:cs="Cascadia Mono"/>
+          <w:color w:val="000000"/>
+          <w:sz w:val="19"/>
+          <w:szCs w:val="19"/>
+          <w:highlight w:val="white"/>
+          <w:lang w:val="en-US"/>
+        </w:rPr>
+        <w:t>);</w:t>
+      </w:r>
+    </w:p>
+    <w:p>
+      <w:pPr>
+        <w:autoSpaceDE w:val="0"/>
+        <w:autoSpaceDN w:val="0"/>
+        <w:adjustRightInd w:val="0"/>
+        <w:spacing w:after="0" w:line="240" w:lineRule="auto"/>
+        <w:rPr>
+          <w:rFonts w:ascii="Cascadia Mono" w:hAnsi="Cascadia Mono" w:cs="Cascadia Mono"/>
+          <w:color w:val="000000"/>
+          <w:sz w:val="19"/>
+          <w:szCs w:val="19"/>
+          <w:highlight w:val="white"/>
+          <w:lang w:val="en-US"/>
+        </w:rPr>
+      </w:pPr>
+      <w:r>
+        <w:rPr>
+          <w:rFonts w:ascii="Cascadia Mono" w:hAnsi="Cascadia Mono" w:cs="Cascadia Mono"/>
+          <w:color w:val="000000"/>
+          <w:sz w:val="19"/>
+          <w:szCs w:val="19"/>
+          <w:highlight w:val="white"/>
+          <w:lang w:val="en-US"/>
+        </w:rPr>
+        <w:t xml:space="preserve">    }</w:t>
+      </w:r>
+    </w:p>
+    <w:p>
+      <w:pPr>
+        <w:autoSpaceDE w:val="0"/>
+        <w:autoSpaceDN w:val="0"/>
+        <w:adjustRightInd w:val="0"/>
+        <w:spacing w:after="0" w:line="240" w:lineRule="auto"/>
+        <w:rPr>
+          <w:rFonts w:ascii="Cascadia Mono" w:hAnsi="Cascadia Mono" w:cs="Cascadia Mono"/>
+          <w:color w:val="000000"/>
+          <w:sz w:val="19"/>
+          <w:szCs w:val="19"/>
+          <w:highlight w:val="white"/>
+          <w:lang w:val="en-US"/>
+        </w:rPr>
+      </w:pPr>
+    </w:p>
+    <w:p>
+      <w:pPr>
+        <w:autoSpaceDE w:val="0"/>
+        <w:autoSpaceDN w:val="0"/>
+        <w:adjustRightInd w:val="0"/>
+        <w:spacing w:after="0" w:line="240" w:lineRule="auto"/>
+        <w:rPr>
+          <w:rFonts w:ascii="Cascadia Mono" w:hAnsi="Cascadia Mono" w:cs="Cascadia Mono"/>
+          <w:color w:val="000000"/>
+          <w:sz w:val="19"/>
+          <w:szCs w:val="19"/>
+          <w:highlight w:val="white"/>
+          <w:lang w:val="en-US"/>
+        </w:rPr>
+      </w:pPr>
+      <w:r>
+        <w:rPr>
+          <w:rFonts w:ascii="Cascadia Mono" w:hAnsi="Cascadia Mono" w:cs="Cascadia Mono"/>
+          <w:color w:val="000000"/>
+          <w:sz w:val="19"/>
+          <w:szCs w:val="19"/>
+          <w:highlight w:val="white"/>
+          <w:lang w:val="en-US"/>
+        </w:rPr>
+        <w:t xml:space="preserve">    </w:t>
+      </w:r>
+      <w:r>
+        <w:rPr>
+          <w:rFonts w:ascii="Cascadia Mono" w:hAnsi="Cascadia Mono" w:cs="Cascadia Mono"/>
+          <w:color w:val="2B91AF"/>
+          <w:sz w:val="19"/>
+          <w:szCs w:val="19"/>
+          <w:highlight w:val="white"/>
+          <w:lang w:val="en-US"/>
+        </w:rPr>
+        <w:t>Console</w:t>
+      </w:r>
+      <w:r>
+        <w:rPr>
+          <w:rFonts w:ascii="Cascadia Mono" w:hAnsi="Cascadia Mono" w:cs="Cascadia Mono"/>
+          <w:color w:val="000000"/>
+          <w:sz w:val="19"/>
+          <w:szCs w:val="19"/>
+          <w:highlight w:val="white"/>
+          <w:lang w:val="en-US"/>
+        </w:rPr>
+        <w:t>.WriteLine(</w:t>
+      </w:r>
+      <w:r>
+        <w:rPr>
+          <w:rFonts w:ascii="Cascadia Mono" w:hAnsi="Cascadia Mono" w:cs="Cascadia Mono"/>
+          <w:color w:val="A31515"/>
+          <w:sz w:val="19"/>
+          <w:szCs w:val="19"/>
+          <w:highlight w:val="white"/>
+          <w:lang w:val="en-US"/>
+        </w:rPr>
+        <w:t>"└─────┴───────┴─────────────┴─────┘"</w:t>
+      </w:r>
+      <w:r>
+        <w:rPr>
+          <w:rFonts w:ascii="Cascadia Mono" w:hAnsi="Cascadia Mono" w:cs="Cascadia Mono"/>
+          <w:color w:val="000000"/>
+          <w:sz w:val="19"/>
+          <w:szCs w:val="19"/>
+          <w:highlight w:val="white"/>
+          <w:lang w:val="en-US"/>
+        </w:rPr>
+        <w:t>);</w:t>
+      </w:r>
+    </w:p>
+    <w:p>
+      <w:pPr>
+        <w:autoSpaceDE w:val="0"/>
+        <w:autoSpaceDN w:val="0"/>
+        <w:adjustRightInd w:val="0"/>
+        <w:spacing w:after="0" w:line="240" w:lineRule="auto"/>
+        <w:rPr>
+          <w:rFonts w:ascii="Cascadia Mono" w:hAnsi="Cascadia Mono" w:cs="Cascadia Mono"/>
+          <w:color w:val="000000"/>
+          <w:sz w:val="19"/>
+          <w:szCs w:val="19"/>
+          <w:highlight w:val="white"/>
+          <w:lang w:val="en-US"/>
+        </w:rPr>
+      </w:pPr>
+    </w:p>
+    <w:p>
+      <w:pPr>
+        <w:autoSpaceDE w:val="0"/>
+        <w:autoSpaceDN w:val="0"/>
+        <w:adjustRightInd w:val="0"/>
+        <w:spacing w:after="0" w:line="240" w:lineRule="auto"/>
+        <w:rPr>
+          <w:rFonts w:ascii="Cascadia Mono" w:hAnsi="Cascadia Mono" w:cs="Cascadia Mono"/>
+          <w:color w:val="000000"/>
+          <w:sz w:val="19"/>
+          <w:szCs w:val="19"/>
+          <w:highlight w:val="white"/>
+          <w:lang w:val="en-US"/>
+        </w:rPr>
+      </w:pPr>
+      <w:r>
+        <w:rPr>
+          <w:rFonts w:ascii="Cascadia Mono" w:hAnsi="Cascadia Mono" w:cs="Cascadia Mono"/>
+          <w:color w:val="000000"/>
+          <w:sz w:val="19"/>
+          <w:szCs w:val="19"/>
+          <w:highlight w:val="white"/>
+          <w:lang w:val="en-US"/>
+        </w:rPr>
+        <w:t xml:space="preserve">    </w:t>
+      </w:r>
+      <w:r>
+        <w:rPr>
+          <w:rFonts w:ascii="Cascadia Mono" w:hAnsi="Cascadia Mono" w:cs="Cascadia Mono"/>
+          <w:color w:val="2B91AF"/>
+          <w:sz w:val="19"/>
+          <w:szCs w:val="19"/>
+          <w:highlight w:val="white"/>
+          <w:lang w:val="en-US"/>
+        </w:rPr>
+        <w:t>Console</w:t>
+      </w:r>
+      <w:r>
+        <w:rPr>
+          <w:rFonts w:ascii="Cascadia Mono" w:hAnsi="Cascadia Mono" w:cs="Cascadia Mono"/>
+          <w:color w:val="000000"/>
+          <w:sz w:val="19"/>
+          <w:szCs w:val="19"/>
+          <w:highlight w:val="white"/>
+          <w:lang w:val="en-US"/>
+        </w:rPr>
+        <w:t>.WriteLine(</w:t>
+      </w:r>
+      <w:r>
+        <w:rPr>
+          <w:rFonts w:ascii="Cascadia Mono" w:hAnsi="Cascadia Mono" w:cs="Cascadia Mono"/>
+          <w:color w:val="A31515"/>
+          <w:sz w:val="19"/>
+          <w:szCs w:val="19"/>
+          <w:highlight w:val="white"/>
+          <w:lang w:val="en-US"/>
+        </w:rPr>
+        <w:t>"</w:t>
+      </w:r>
+      <w:r>
+        <w:rPr>
+          <w:rFonts w:ascii="Cascadia Mono" w:hAnsi="Cascadia Mono" w:cs="Cascadia Mono"/>
+          <w:color w:val="9E5B71"/>
+          <w:sz w:val="19"/>
+          <w:szCs w:val="19"/>
+          <w:highlight w:val="white"/>
+          <w:lang w:val="en-US"/>
+        </w:rPr>
+        <w:t>\n</w:t>
+      </w:r>
+      <w:r>
+        <w:rPr>
+          <w:rFonts w:ascii="Cascadia Mono" w:hAnsi="Cascadia Mono" w:cs="Cascadia Mono"/>
+          <w:color w:val="A31515"/>
+          <w:sz w:val="19"/>
+          <w:szCs w:val="19"/>
+          <w:highlight w:val="white"/>
+        </w:rPr>
+        <w:t>Вычисление</w:t>
+      </w:r>
+      <w:r>
+        <w:rPr>
+          <w:rFonts w:ascii="Cascadia Mono" w:hAnsi="Cascadia Mono" w:cs="Cascadia Mono"/>
+          <w:color w:val="A31515"/>
+          <w:sz w:val="19"/>
+          <w:szCs w:val="19"/>
+          <w:highlight w:val="white"/>
+          <w:lang w:val="en-US"/>
+        </w:rPr>
+        <w:t xml:space="preserve"> ci:"</w:t>
+      </w:r>
+      <w:r>
+        <w:rPr>
+          <w:rFonts w:ascii="Cascadia Mono" w:hAnsi="Cascadia Mono" w:cs="Cascadia Mono"/>
+          <w:color w:val="000000"/>
+          <w:sz w:val="19"/>
+          <w:szCs w:val="19"/>
+          <w:highlight w:val="white"/>
+          <w:lang w:val="en-US"/>
+        </w:rPr>
+        <w:t>);</w:t>
+      </w:r>
+    </w:p>
+    <w:p>
+      <w:pPr>
+        <w:autoSpaceDE w:val="0"/>
+        <w:autoSpaceDN w:val="0"/>
+        <w:adjustRightInd w:val="0"/>
+        <w:spacing w:after="0" w:line="240" w:lineRule="auto"/>
+        <w:rPr>
+          <w:rFonts w:ascii="Cascadia Mono" w:hAnsi="Cascadia Mono" w:cs="Cascadia Mono"/>
+          <w:color w:val="000000"/>
+          <w:sz w:val="19"/>
+          <w:szCs w:val="19"/>
+          <w:highlight w:val="white"/>
+          <w:lang w:val="en-US"/>
+        </w:rPr>
+      </w:pPr>
+      <w:r>
+        <w:rPr>
+          <w:rFonts w:ascii="Cascadia Mono" w:hAnsi="Cascadia Mono" w:cs="Cascadia Mono"/>
+          <w:color w:val="000000"/>
+          <w:sz w:val="19"/>
+          <w:szCs w:val="19"/>
+          <w:highlight w:val="white"/>
+          <w:lang w:val="en-US"/>
+        </w:rPr>
+        <w:t xml:space="preserve">    </w:t>
+      </w:r>
+      <w:r>
+        <w:rPr>
+          <w:rFonts w:ascii="Cascadia Mono" w:hAnsi="Cascadia Mono" w:cs="Cascadia Mono"/>
+          <w:color w:val="2B91AF"/>
+          <w:sz w:val="19"/>
+          <w:szCs w:val="19"/>
+          <w:highlight w:val="white"/>
+          <w:lang w:val="en-US"/>
+        </w:rPr>
+        <w:t>Console</w:t>
+      </w:r>
+      <w:r>
+        <w:rPr>
+          <w:rFonts w:ascii="Cascadia Mono" w:hAnsi="Cascadia Mono" w:cs="Cascadia Mono"/>
+          <w:color w:val="000000"/>
+          <w:sz w:val="19"/>
+          <w:szCs w:val="19"/>
+          <w:highlight w:val="white"/>
+          <w:lang w:val="en-US"/>
+        </w:rPr>
+        <w:t>.WriteLine(</w:t>
+      </w:r>
+      <w:r>
+        <w:rPr>
+          <w:rFonts w:ascii="Cascadia Mono" w:hAnsi="Cascadia Mono" w:cs="Cascadia Mono"/>
+          <w:color w:val="A31515"/>
+          <w:sz w:val="19"/>
+          <w:szCs w:val="19"/>
+          <w:highlight w:val="white"/>
+          <w:lang w:val="en-US"/>
+        </w:rPr>
+        <w:t>"┌─────┬───────┬─────────────┬─────┐"</w:t>
+      </w:r>
+      <w:r>
+        <w:rPr>
+          <w:rFonts w:ascii="Cascadia Mono" w:hAnsi="Cascadia Mono" w:cs="Cascadia Mono"/>
+          <w:color w:val="000000"/>
+          <w:sz w:val="19"/>
+          <w:szCs w:val="19"/>
+          <w:highlight w:val="white"/>
+          <w:lang w:val="en-US"/>
+        </w:rPr>
+        <w:t>);</w:t>
+      </w:r>
+    </w:p>
+    <w:p>
+      <w:pPr>
+        <w:autoSpaceDE w:val="0"/>
+        <w:autoSpaceDN w:val="0"/>
+        <w:adjustRightInd w:val="0"/>
+        <w:spacing w:after="0" w:line="240" w:lineRule="auto"/>
+        <w:rPr>
+          <w:rFonts w:ascii="Cascadia Mono" w:hAnsi="Cascadia Mono" w:cs="Cascadia Mono"/>
+          <w:color w:val="000000"/>
+          <w:sz w:val="19"/>
+          <w:szCs w:val="19"/>
+          <w:highlight w:val="white"/>
+          <w:lang w:val="en-US"/>
+        </w:rPr>
+      </w:pPr>
+      <w:r>
+        <w:rPr>
+          <w:rFonts w:ascii="Cascadia Mono" w:hAnsi="Cascadia Mono" w:cs="Cascadia Mono"/>
+          <w:color w:val="000000"/>
+          <w:sz w:val="19"/>
+          <w:szCs w:val="19"/>
+          <w:highlight w:val="white"/>
+          <w:lang w:val="en-US"/>
+        </w:rPr>
+        <w:t xml:space="preserve">    </w:t>
+      </w:r>
+      <w:r>
+        <w:rPr>
+          <w:rFonts w:ascii="Cascadia Mono" w:hAnsi="Cascadia Mono" w:cs="Cascadia Mono"/>
+          <w:color w:val="2B91AF"/>
+          <w:sz w:val="19"/>
+          <w:szCs w:val="19"/>
+          <w:highlight w:val="white"/>
+          <w:lang w:val="en-US"/>
+        </w:rPr>
+        <w:t>Console</w:t>
+      </w:r>
+      <w:r>
+        <w:rPr>
+          <w:rFonts w:ascii="Cascadia Mono" w:hAnsi="Cascadia Mono" w:cs="Cascadia Mono"/>
+          <w:color w:val="000000"/>
+          <w:sz w:val="19"/>
+          <w:szCs w:val="19"/>
+          <w:highlight w:val="white"/>
+          <w:lang w:val="en-US"/>
+        </w:rPr>
+        <w:t>.WriteLine(</w:t>
+      </w:r>
+      <w:r>
+        <w:rPr>
+          <w:rFonts w:ascii="Cascadia Mono" w:hAnsi="Cascadia Mono" w:cs="Cascadia Mono"/>
+          <w:color w:val="A31515"/>
+          <w:sz w:val="19"/>
+          <w:szCs w:val="19"/>
+          <w:highlight w:val="white"/>
+          <w:lang w:val="en-US"/>
+        </w:rPr>
+        <w:t xml:space="preserve">"│ </w:t>
+      </w:r>
+      <w:proofErr w:type="spellStart"/>
+      <w:r>
+        <w:rPr>
+          <w:rFonts w:ascii="Cascadia Mono" w:hAnsi="Cascadia Mono" w:cs="Cascadia Mono"/>
+          <w:color w:val="A31515"/>
+          <w:sz w:val="19"/>
+          <w:szCs w:val="19"/>
+          <w:highlight w:val="white"/>
+          <w:lang w:val="en-US"/>
+        </w:rPr>
+        <w:t>i</w:t>
+      </w:r>
+      <w:proofErr w:type="spellEnd"/>
+      <w:r>
+        <w:rPr>
+          <w:rFonts w:ascii="Cascadia Mono" w:hAnsi="Cascadia Mono" w:cs="Cascadia Mono"/>
+          <w:color w:val="A31515"/>
+          <w:sz w:val="19"/>
+          <w:szCs w:val="19"/>
+          <w:highlight w:val="white"/>
+          <w:lang w:val="en-US"/>
+        </w:rPr>
+        <w:t xml:space="preserve">   │ bi    │ </w:t>
+      </w:r>
+      <w:r>
+        <w:rPr>
+          <w:rFonts w:ascii="Cascadia Mono" w:hAnsi="Cascadia Mono" w:cs="Cascadia Mono"/>
+          <w:color w:val="A31515"/>
+          <w:sz w:val="19"/>
+          <w:szCs w:val="19"/>
+          <w:highlight w:val="white"/>
+        </w:rPr>
+        <w:t>Вычисление</w:t>
+      </w:r>
+      <w:r>
+        <w:rPr>
+          <w:rFonts w:ascii="Cascadia Mono" w:hAnsi="Cascadia Mono" w:cs="Cascadia Mono"/>
+          <w:color w:val="A31515"/>
+          <w:sz w:val="19"/>
+          <w:szCs w:val="19"/>
+          <w:highlight w:val="white"/>
+          <w:lang w:val="en-US"/>
+        </w:rPr>
+        <w:t xml:space="preserve">  │ ci  │"</w:t>
+      </w:r>
+      <w:r>
+        <w:rPr>
+          <w:rFonts w:ascii="Cascadia Mono" w:hAnsi="Cascadia Mono" w:cs="Cascadia Mono"/>
+          <w:color w:val="000000"/>
+          <w:sz w:val="19"/>
+          <w:szCs w:val="19"/>
+          <w:highlight w:val="white"/>
+          <w:lang w:val="en-US"/>
+        </w:rPr>
+        <w:t>);</w:t>
+      </w:r>
+    </w:p>
+    <w:p>
+      <w:pPr>
+        <w:autoSpaceDE w:val="0"/>
+        <w:autoSpaceDN w:val="0"/>
+        <w:adjustRightInd w:val="0"/>
+        <w:spacing w:after="0" w:line="240" w:lineRule="auto"/>
+        <w:rPr>
+          <w:rFonts w:ascii="Cascadia Mono" w:hAnsi="Cascadia Mono" w:cs="Cascadia Mono"/>
+          <w:color w:val="000000"/>
+          <w:sz w:val="19"/>
+          <w:szCs w:val="19"/>
+          <w:highlight w:val="white"/>
+          <w:lang w:val="en-US"/>
+        </w:rPr>
+      </w:pPr>
+      <w:r>
+        <w:rPr>
+          <w:rFonts w:ascii="Cascadia Mono" w:hAnsi="Cascadia Mono" w:cs="Cascadia Mono"/>
+          <w:color w:val="000000"/>
+          <w:sz w:val="19"/>
+          <w:szCs w:val="19"/>
+          <w:highlight w:val="white"/>
+          <w:lang w:val="en-US"/>
+        </w:rPr>
+        <w:t xml:space="preserve">    </w:t>
+      </w:r>
+      <w:r>
+        <w:rPr>
+          <w:rFonts w:ascii="Cascadia Mono" w:hAnsi="Cascadia Mono" w:cs="Cascadia Mono"/>
+          <w:color w:val="2B91AF"/>
+          <w:sz w:val="19"/>
+          <w:szCs w:val="19"/>
+          <w:highlight w:val="white"/>
+          <w:lang w:val="en-US"/>
+        </w:rPr>
+        <w:t>Console</w:t>
+      </w:r>
+      <w:r>
+        <w:rPr>
+          <w:rFonts w:ascii="Cascadia Mono" w:hAnsi="Cascadia Mono" w:cs="Cascadia Mono"/>
+          <w:color w:val="000000"/>
+          <w:sz w:val="19"/>
+          <w:szCs w:val="19"/>
+          <w:highlight w:val="white"/>
+          <w:lang w:val="en-US"/>
+        </w:rPr>
+        <w:t>.WriteLine(</w:t>
+      </w:r>
+      <w:r>
+        <w:rPr>
+          <w:rFonts w:ascii="Cascadia Mono" w:hAnsi="Cascadia Mono" w:cs="Cascadia Mono"/>
+          <w:color w:val="A31515"/>
+          <w:sz w:val="19"/>
+          <w:szCs w:val="19"/>
+          <w:highlight w:val="white"/>
+          <w:lang w:val="en-US"/>
+        </w:rPr>
+        <w:t>"├─────┼───────┼─────────────┼─────┤"</w:t>
+      </w:r>
+      <w:r>
+        <w:rPr>
+          <w:rFonts w:ascii="Cascadia Mono" w:hAnsi="Cascadia Mono" w:cs="Cascadia Mono"/>
+          <w:color w:val="000000"/>
+          <w:sz w:val="19"/>
+          <w:szCs w:val="19"/>
+          <w:highlight w:val="white"/>
+          <w:lang w:val="en-US"/>
+        </w:rPr>
+        <w:t>);</w:t>
+      </w:r>
+    </w:p>
+    <w:p>
+      <w:pPr>
+        <w:autoSpaceDE w:val="0"/>
+        <w:autoSpaceDN w:val="0"/>
+        <w:adjustRightInd w:val="0"/>
+        <w:spacing w:after="0" w:line="240" w:lineRule="auto"/>
+        <w:rPr>
+          <w:rFonts w:ascii="Cascadia Mono" w:hAnsi="Cascadia Mono" w:cs="Cascadia Mono"/>
+          <w:color w:val="000000"/>
+          <w:sz w:val="19"/>
+          <w:szCs w:val="19"/>
+          <w:highlight w:val="white"/>
+          <w:lang w:val="en-US"/>
+        </w:rPr>
+      </w:pPr>
+      <w:r>
+        <w:rPr>
+          <w:rFonts w:ascii="Cascadia Mono" w:hAnsi="Cascadia Mono" w:cs="Cascadia Mono"/>
+          <w:color w:val="000000"/>
+          <w:sz w:val="19"/>
+          <w:szCs w:val="19"/>
+          <w:highlight w:val="white"/>
+          <w:lang w:val="en-US"/>
+        </w:rPr>
+        <w:t xml:space="preserve">    </w:t>
+      </w:r>
+      <w:r>
+        <w:rPr>
+          <w:rFonts w:ascii="Cascadia Mono" w:hAnsi="Cascadia Mono" w:cs="Cascadia Mono"/>
+          <w:color w:val="2B91AF"/>
+          <w:sz w:val="19"/>
+          <w:szCs w:val="19"/>
+          <w:highlight w:val="white"/>
+          <w:lang w:val="en-US"/>
+        </w:rPr>
+        <w:t>Console</w:t>
+      </w:r>
+      <w:r>
+        <w:rPr>
+          <w:rFonts w:ascii="Cascadia Mono" w:hAnsi="Cascadia Mono" w:cs="Cascadia Mono"/>
+          <w:color w:val="000000"/>
+          <w:sz w:val="19"/>
+          <w:szCs w:val="19"/>
+          <w:highlight w:val="white"/>
+          <w:lang w:val="en-US"/>
+        </w:rPr>
+        <w:t>.WriteLine(</w:t>
+      </w:r>
+      <w:r>
+        <w:rPr>
+          <w:rFonts w:ascii="Cascadia Mono" w:hAnsi="Cascadia Mono" w:cs="Cascadia Mono"/>
+          <w:color w:val="A31515"/>
+          <w:sz w:val="19"/>
+          <w:szCs w:val="19"/>
+          <w:highlight w:val="white"/>
+          <w:lang w:val="en-US"/>
+        </w:rPr>
+        <w:t xml:space="preserve">$"│ 0   │ </w:t>
+      </w:r>
+      <w:r>
+        <w:rPr>
+          <w:rFonts w:ascii="Cascadia Mono" w:hAnsi="Cascadia Mono" w:cs="Cascadia Mono"/>
+          <w:color w:val="000000"/>
+          <w:sz w:val="19"/>
+          <w:szCs w:val="19"/>
+          <w:highlight w:val="white"/>
+          <w:lang w:val="en-US"/>
+        </w:rPr>
+        <w:t>{c[0],-5}</w:t>
+      </w:r>
+      <w:r>
+        <w:rPr>
+          <w:rFonts w:ascii="Cascadia Mono" w:hAnsi="Cascadia Mono" w:cs="Cascadia Mono"/>
+          <w:color w:val="A31515"/>
+          <w:sz w:val="19"/>
+          <w:szCs w:val="19"/>
+          <w:highlight w:val="white"/>
+          <w:lang w:val="en-US"/>
+        </w:rPr>
+        <w:t xml:space="preserve"> │ </w:t>
+      </w:r>
+      <w:r>
+        <w:rPr>
+          <w:rFonts w:ascii="Cascadia Mono" w:hAnsi="Cascadia Mono" w:cs="Cascadia Mono"/>
+          <w:color w:val="000000"/>
+          <w:sz w:val="19"/>
+          <w:szCs w:val="19"/>
+          <w:highlight w:val="white"/>
+          <w:lang w:val="en-US"/>
+        </w:rPr>
+        <w:t>{b[0],-11}</w:t>
+      </w:r>
+      <w:r>
+        <w:rPr>
+          <w:rFonts w:ascii="Cascadia Mono" w:hAnsi="Cascadia Mono" w:cs="Cascadia Mono"/>
+          <w:color w:val="A31515"/>
+          <w:sz w:val="19"/>
+          <w:szCs w:val="19"/>
+          <w:highlight w:val="white"/>
+          <w:lang w:val="en-US"/>
+        </w:rPr>
+        <w:t xml:space="preserve"> │ </w:t>
+      </w:r>
+      <w:r>
+        <w:rPr>
+          <w:rFonts w:ascii="Cascadia Mono" w:hAnsi="Cascadia Mono" w:cs="Cascadia Mono"/>
+          <w:color w:val="000000"/>
+          <w:sz w:val="19"/>
+          <w:szCs w:val="19"/>
+          <w:highlight w:val="white"/>
+          <w:lang w:val="en-US"/>
+        </w:rPr>
+        <w:t>{c[0],-3}</w:t>
+      </w:r>
+      <w:r>
+        <w:rPr>
+          <w:rFonts w:ascii="Cascadia Mono" w:hAnsi="Cascadia Mono" w:cs="Cascadia Mono"/>
+          <w:color w:val="A31515"/>
+          <w:sz w:val="19"/>
+          <w:szCs w:val="19"/>
+          <w:highlight w:val="white"/>
+          <w:lang w:val="en-US"/>
+        </w:rPr>
+        <w:t xml:space="preserve"> │"</w:t>
+      </w:r>
+      <w:r>
+        <w:rPr>
+          <w:rFonts w:ascii="Cascadia Mono" w:hAnsi="Cascadia Mono" w:cs="Cascadia Mono"/>
+          <w:color w:val="000000"/>
+          <w:sz w:val="19"/>
+          <w:szCs w:val="19"/>
+          <w:highlight w:val="white"/>
+          <w:lang w:val="en-US"/>
+        </w:rPr>
+        <w:t>);</w:t>
+      </w:r>
+    </w:p>
+    <w:p>
+      <w:pPr>
+        <w:autoSpaceDE w:val="0"/>
+        <w:autoSpaceDN w:val="0"/>
+        <w:adjustRightInd w:val="0"/>
+        <w:spacing w:after="0" w:line="240" w:lineRule="auto"/>
+        <w:rPr>
+          <w:rFonts w:ascii="Cascadia Mono" w:hAnsi="Cascadia Mono" w:cs="Cascadia Mono"/>
+          <w:color w:val="000000"/>
+          <w:sz w:val="19"/>
+          <w:szCs w:val="19"/>
+          <w:highlight w:val="white"/>
+          <w:lang w:val="en-US"/>
+        </w:rPr>
+      </w:pPr>
+    </w:p>
+    <w:p>
+      <w:pPr>
+        <w:autoSpaceDE w:val="0"/>
+        <w:autoSpaceDN w:val="0"/>
+        <w:adjustRightInd w:val="0"/>
+        <w:spacing w:after="0" w:line="240" w:lineRule="auto"/>
+        <w:rPr>
+          <w:rFonts w:ascii="Cascadia Mono" w:hAnsi="Cascadia Mono" w:cs="Cascadia Mono"/>
+          <w:color w:val="000000"/>
+          <w:sz w:val="19"/>
+          <w:szCs w:val="19"/>
+          <w:highlight w:val="white"/>
+          <w:lang w:val="en-US"/>
+        </w:rPr>
+      </w:pPr>
+      <w:r>
+        <w:rPr>
+          <w:rFonts w:ascii="Cascadia Mono" w:hAnsi="Cascadia Mono" w:cs="Cascadia Mono"/>
+          <w:color w:val="000000"/>
+          <w:sz w:val="19"/>
+          <w:szCs w:val="19"/>
+          <w:highlight w:val="white"/>
+          <w:lang w:val="en-US"/>
+        </w:rPr>
+        <w:t xml:space="preserve">    </w:t>
+      </w:r>
+      <w:r>
+        <w:rPr>
+          <w:rFonts w:ascii="Cascadia Mono" w:hAnsi="Cascadia Mono" w:cs="Cascadia Mono"/>
+          <w:color w:val="0000FF"/>
+          <w:sz w:val="19"/>
+          <w:szCs w:val="19"/>
+          <w:highlight w:val="white"/>
+          <w:lang w:val="en-US"/>
+        </w:rPr>
+        <w:t>for</w:t>
+      </w:r>
+      <w:r>
+        <w:rPr>
+          <w:rFonts w:ascii="Cascadia Mono" w:hAnsi="Cascadia Mono" w:cs="Cascadia Mono"/>
+          <w:color w:val="000000"/>
+          <w:sz w:val="19"/>
+          <w:szCs w:val="19"/>
+          <w:highlight w:val="white"/>
+          <w:lang w:val="en-US"/>
+        </w:rPr>
+        <w:t xml:space="preserve"> (</w:t>
+      </w:r>
+      <w:r>
+        <w:rPr>
+          <w:rFonts w:ascii="Cascadia Mono" w:hAnsi="Cascadia Mono" w:cs="Cascadia Mono"/>
+          <w:color w:val="0000FF"/>
+          <w:sz w:val="19"/>
+          <w:szCs w:val="19"/>
+          <w:highlight w:val="white"/>
+          <w:lang w:val="en-US"/>
+        </w:rPr>
+        <w:t>int</w:t>
+      </w:r>
+      <w:r>
+        <w:rPr>
+          <w:rFonts w:ascii="Cascadia Mono" w:hAnsi="Cascadia Mono" w:cs="Cascadia Mono"/>
+          <w:color w:val="000000"/>
+          <w:sz w:val="19"/>
+          <w:szCs w:val="19"/>
+          <w:highlight w:val="white"/>
+          <w:lang w:val="en-US"/>
+        </w:rPr>
+        <w:t xml:space="preserve"> </w:t>
+      </w:r>
+      <w:proofErr w:type="spellStart"/>
+      <w:r>
+        <w:rPr>
+          <w:rFonts w:ascii="Cascadia Mono" w:hAnsi="Cascadia Mono" w:cs="Cascadia Mono"/>
+          <w:color w:val="000000"/>
+          <w:sz w:val="19"/>
+          <w:szCs w:val="19"/>
+          <w:highlight w:val="white"/>
+          <w:lang w:val="en-US"/>
+        </w:rPr>
+        <w:t>i</w:t>
+      </w:r>
+      <w:proofErr w:type="spellEnd"/>
+      <w:r>
+        <w:rPr>
+          <w:rFonts w:ascii="Cascadia Mono" w:hAnsi="Cascadia Mono" w:cs="Cascadia Mono"/>
+          <w:color w:val="000000"/>
+          <w:sz w:val="19"/>
+          <w:szCs w:val="19"/>
+          <w:highlight w:val="white"/>
+          <w:lang w:val="en-US"/>
+        </w:rPr>
+        <w:t xml:space="preserve"> = 1; </w:t>
+      </w:r>
+      <w:proofErr w:type="spellStart"/>
+      <w:r>
+        <w:rPr>
+          <w:rFonts w:ascii="Cascadia Mono" w:hAnsi="Cascadia Mono" w:cs="Cascadia Mono"/>
+          <w:color w:val="000000"/>
+          <w:sz w:val="19"/>
+          <w:szCs w:val="19"/>
+          <w:highlight w:val="white"/>
+          <w:lang w:val="en-US"/>
+        </w:rPr>
+        <w:t>i</w:t>
+      </w:r>
+      <w:proofErr w:type="spellEnd"/>
+      <w:r>
+        <w:rPr>
+          <w:rFonts w:ascii="Cascadia Mono" w:hAnsi="Cascadia Mono" w:cs="Cascadia Mono"/>
+          <w:color w:val="000000"/>
+          <w:sz w:val="19"/>
+          <w:szCs w:val="19"/>
+          <w:highlight w:val="white"/>
+          <w:lang w:val="en-US"/>
+        </w:rPr>
+        <w:t xml:space="preserve"> &lt; </w:t>
+      </w:r>
+      <w:proofErr w:type="spellStart"/>
+      <w:r>
+        <w:rPr>
+          <w:rFonts w:ascii="Cascadia Mono" w:hAnsi="Cascadia Mono" w:cs="Cascadia Mono"/>
+          <w:color w:val="000000"/>
+          <w:sz w:val="19"/>
+          <w:szCs w:val="19"/>
+          <w:highlight w:val="white"/>
+          <w:lang w:val="en-US"/>
+        </w:rPr>
+        <w:t>reg.Length</w:t>
+      </w:r>
+      <w:proofErr w:type="spellEnd"/>
+      <w:r>
+        <w:rPr>
+          <w:rFonts w:ascii="Cascadia Mono" w:hAnsi="Cascadia Mono" w:cs="Cascadia Mono"/>
+          <w:color w:val="000000"/>
+          <w:sz w:val="19"/>
+          <w:szCs w:val="19"/>
+          <w:highlight w:val="white"/>
+          <w:lang w:val="en-US"/>
+        </w:rPr>
+        <w:t xml:space="preserve">; </w:t>
+      </w:r>
+      <w:proofErr w:type="spellStart"/>
+      <w:r>
+        <w:rPr>
+          <w:rFonts w:ascii="Cascadia Mono" w:hAnsi="Cascadia Mono" w:cs="Cascadia Mono"/>
+          <w:color w:val="000000"/>
+          <w:sz w:val="19"/>
+          <w:szCs w:val="19"/>
+          <w:highlight w:val="white"/>
+          <w:lang w:val="en-US"/>
+        </w:rPr>
+        <w:t>i</w:t>
+      </w:r>
+      <w:proofErr w:type="spellEnd"/>
+      <w:r>
+        <w:rPr>
+          <w:rFonts w:ascii="Cascadia Mono" w:hAnsi="Cascadia Mono" w:cs="Cascadia Mono"/>
+          <w:color w:val="000000"/>
+          <w:sz w:val="19"/>
+          <w:szCs w:val="19"/>
+          <w:highlight w:val="white"/>
+          <w:lang w:val="en-US"/>
+        </w:rPr>
+        <w:t>++)</w:t>
+      </w:r>
+    </w:p>
+    <w:p>
+      <w:pPr>
+        <w:autoSpaceDE w:val="0"/>
+        <w:autoSpaceDN w:val="0"/>
+        <w:adjustRightInd w:val="0"/>
+        <w:spacing w:after="0" w:line="240" w:lineRule="auto"/>
+        <w:rPr>
+          <w:rFonts w:ascii="Cascadia Mono" w:hAnsi="Cascadia Mono" w:cs="Cascadia Mono"/>
+          <w:color w:val="000000"/>
+          <w:sz w:val="19"/>
+          <w:szCs w:val="19"/>
+          <w:highlight w:val="white"/>
+          <w:lang w:val="en-US"/>
+        </w:rPr>
+      </w:pPr>
+      <w:r>
+        <w:rPr>
+          <w:rFonts w:ascii="Cascadia Mono" w:hAnsi="Cascadia Mono" w:cs="Cascadia Mono"/>
+          <w:color w:val="000000"/>
+          <w:sz w:val="19"/>
+          <w:szCs w:val="19"/>
+          <w:highlight w:val="white"/>
+          <w:lang w:val="en-US"/>
+        </w:rPr>
+        <w:t xml:space="preserve">    {</w:t>
+      </w:r>
+    </w:p>
+    <w:p>
+      <w:pPr>
+        <w:autoSpaceDE w:val="0"/>
+        <w:autoSpaceDN w:val="0"/>
+        <w:adjustRightInd w:val="0"/>
+        <w:spacing w:after="0" w:line="240" w:lineRule="auto"/>
+        <w:rPr>
+          <w:rFonts w:ascii="Cascadia Mono" w:hAnsi="Cascadia Mono" w:cs="Cascadia Mono"/>
+          <w:color w:val="000000"/>
+          <w:sz w:val="19"/>
+          <w:szCs w:val="19"/>
+          <w:highlight w:val="white"/>
+          <w:lang w:val="en-US"/>
+        </w:rPr>
+      </w:pPr>
+      <w:r>
+        <w:rPr>
+          <w:rFonts w:ascii="Cascadia Mono" w:hAnsi="Cascadia Mono" w:cs="Cascadia Mono"/>
+          <w:color w:val="000000"/>
+          <w:sz w:val="19"/>
+          <w:szCs w:val="19"/>
+          <w:highlight w:val="white"/>
+          <w:lang w:val="en-US"/>
+        </w:rPr>
+        <w:t xml:space="preserve">        </w:t>
+      </w:r>
+      <w:r>
+        <w:rPr>
+          <w:rFonts w:ascii="Cascadia Mono" w:hAnsi="Cascadia Mono" w:cs="Cascadia Mono"/>
+          <w:color w:val="0000FF"/>
+          <w:sz w:val="19"/>
+          <w:szCs w:val="19"/>
+          <w:highlight w:val="white"/>
+          <w:lang w:val="en-US"/>
+        </w:rPr>
+        <w:t>int</w:t>
+      </w:r>
+      <w:r>
+        <w:rPr>
+          <w:rFonts w:ascii="Cascadia Mono" w:hAnsi="Cascadia Mono" w:cs="Cascadia Mono"/>
+          <w:color w:val="000000"/>
+          <w:sz w:val="19"/>
+          <w:szCs w:val="19"/>
+          <w:highlight w:val="white"/>
+          <w:lang w:val="en-US"/>
+        </w:rPr>
+        <w:t xml:space="preserve"> </w:t>
+      </w:r>
+      <w:proofErr w:type="spellStart"/>
+      <w:r>
+        <w:rPr>
+          <w:rFonts w:ascii="Cascadia Mono" w:hAnsi="Cascadia Mono" w:cs="Cascadia Mono"/>
+          <w:color w:val="000000"/>
+          <w:sz w:val="19"/>
+          <w:szCs w:val="19"/>
+          <w:highlight w:val="white"/>
+          <w:lang w:val="en-US"/>
+        </w:rPr>
+        <w:t>newc</w:t>
+      </w:r>
+      <w:proofErr w:type="spellEnd"/>
+      <w:r>
+        <w:rPr>
+          <w:rFonts w:ascii="Cascadia Mono" w:hAnsi="Cascadia Mono" w:cs="Cascadia Mono"/>
+          <w:color w:val="000000"/>
+          <w:sz w:val="19"/>
+          <w:szCs w:val="19"/>
+          <w:highlight w:val="white"/>
+          <w:lang w:val="en-US"/>
+        </w:rPr>
+        <w:t xml:space="preserve"> = </w:t>
+      </w:r>
+      <w:r>
+        <w:rPr>
+          <w:rFonts w:ascii="Cascadia Mono" w:hAnsi="Cascadia Mono" w:cs="Cascadia Mono"/>
+          <w:color w:val="2B91AF"/>
+          <w:sz w:val="19"/>
+          <w:szCs w:val="19"/>
+          <w:highlight w:val="white"/>
+          <w:lang w:val="en-US"/>
+        </w:rPr>
+        <w:t>Convert</w:t>
+      </w:r>
+      <w:r>
+        <w:rPr>
+          <w:rFonts w:ascii="Cascadia Mono" w:hAnsi="Cascadia Mono" w:cs="Cascadia Mono"/>
+          <w:color w:val="000000"/>
+          <w:sz w:val="19"/>
+          <w:szCs w:val="19"/>
+          <w:highlight w:val="white"/>
+          <w:lang w:val="en-US"/>
+        </w:rPr>
+        <w:t>.ToInt32(b[</w:t>
+      </w:r>
+      <w:proofErr w:type="spellStart"/>
+      <w:r>
+        <w:rPr>
+          <w:rFonts w:ascii="Cascadia Mono" w:hAnsi="Cascadia Mono" w:cs="Cascadia Mono"/>
+          <w:color w:val="000000"/>
+          <w:sz w:val="19"/>
+          <w:szCs w:val="19"/>
+          <w:highlight w:val="white"/>
+          <w:lang w:val="en-US"/>
+        </w:rPr>
+        <w:t>i</w:t>
+      </w:r>
+      <w:proofErr w:type="spellEnd"/>
+      <w:r>
+        <w:rPr>
+          <w:rFonts w:ascii="Cascadia Mono" w:hAnsi="Cascadia Mono" w:cs="Cascadia Mono"/>
+          <w:color w:val="000000"/>
+          <w:sz w:val="19"/>
+          <w:szCs w:val="19"/>
+          <w:highlight w:val="white"/>
+          <w:lang w:val="en-US"/>
+        </w:rPr>
+        <w:t>].</w:t>
+      </w:r>
+      <w:proofErr w:type="spellStart"/>
+      <w:r>
+        <w:rPr>
+          <w:rFonts w:ascii="Cascadia Mono" w:hAnsi="Cascadia Mono" w:cs="Cascadia Mono"/>
+          <w:color w:val="000000"/>
+          <w:sz w:val="19"/>
+          <w:szCs w:val="19"/>
+          <w:highlight w:val="white"/>
+          <w:lang w:val="en-US"/>
+        </w:rPr>
+        <w:t>ToString</w:t>
+      </w:r>
+      <w:proofErr w:type="spellEnd"/>
+      <w:r>
+        <w:rPr>
+          <w:rFonts w:ascii="Cascadia Mono" w:hAnsi="Cascadia Mono" w:cs="Cascadia Mono"/>
+          <w:color w:val="000000"/>
+          <w:sz w:val="19"/>
+          <w:szCs w:val="19"/>
+          <w:highlight w:val="white"/>
+          <w:lang w:val="en-US"/>
+        </w:rPr>
+        <w:t>());</w:t>
+      </w:r>
+    </w:p>
+    <w:p>
+      <w:pPr>
+        <w:autoSpaceDE w:val="0"/>
+        <w:autoSpaceDN w:val="0"/>
+        <w:adjustRightInd w:val="0"/>
+        <w:spacing w:after="0" w:line="240" w:lineRule="auto"/>
+        <w:rPr>
+          <w:rFonts w:ascii="Cascadia Mono" w:hAnsi="Cascadia Mono" w:cs="Cascadia Mono"/>
+          <w:color w:val="000000"/>
+          <w:sz w:val="19"/>
+          <w:szCs w:val="19"/>
+          <w:highlight w:val="white"/>
+          <w:lang w:val="en-US"/>
+        </w:rPr>
+      </w:pPr>
+      <w:r>
+        <w:rPr>
+          <w:rFonts w:ascii="Cascadia Mono" w:hAnsi="Cascadia Mono" w:cs="Cascadia Mono"/>
+          <w:color w:val="000000"/>
+          <w:sz w:val="19"/>
+          <w:szCs w:val="19"/>
+          <w:highlight w:val="white"/>
+          <w:lang w:val="en-US"/>
+        </w:rPr>
+        <w:t xml:space="preserve">        </w:t>
+      </w:r>
+      <w:r>
+        <w:rPr>
+          <w:rFonts w:ascii="Cascadia Mono" w:hAnsi="Cascadia Mono" w:cs="Cascadia Mono"/>
+          <w:color w:val="0000FF"/>
+          <w:sz w:val="19"/>
+          <w:szCs w:val="19"/>
+          <w:highlight w:val="white"/>
+          <w:lang w:val="en-US"/>
+        </w:rPr>
+        <w:t>string</w:t>
+      </w:r>
+      <w:r>
+        <w:rPr>
+          <w:rFonts w:ascii="Cascadia Mono" w:hAnsi="Cascadia Mono" w:cs="Cascadia Mono"/>
+          <w:color w:val="000000"/>
+          <w:sz w:val="19"/>
+          <w:szCs w:val="19"/>
+          <w:highlight w:val="white"/>
+          <w:lang w:val="en-US"/>
+        </w:rPr>
+        <w:t xml:space="preserve"> expression = </w:t>
+      </w:r>
+      <w:r>
+        <w:rPr>
+          <w:rFonts w:ascii="Cascadia Mono" w:hAnsi="Cascadia Mono" w:cs="Cascadia Mono"/>
+          <w:color w:val="A31515"/>
+          <w:sz w:val="19"/>
+          <w:szCs w:val="19"/>
+          <w:highlight w:val="white"/>
+          <w:lang w:val="en-US"/>
+        </w:rPr>
+        <w:t>$"</w:t>
+      </w:r>
+      <w:r>
+        <w:rPr>
+          <w:rFonts w:ascii="Cascadia Mono" w:hAnsi="Cascadia Mono" w:cs="Cascadia Mono"/>
+          <w:color w:val="000000"/>
+          <w:sz w:val="19"/>
+          <w:szCs w:val="19"/>
+          <w:highlight w:val="white"/>
+          <w:lang w:val="en-US"/>
+        </w:rPr>
+        <w:t>{b[</w:t>
+      </w:r>
+      <w:proofErr w:type="spellStart"/>
+      <w:r>
+        <w:rPr>
+          <w:rFonts w:ascii="Cascadia Mono" w:hAnsi="Cascadia Mono" w:cs="Cascadia Mono"/>
+          <w:color w:val="000000"/>
+          <w:sz w:val="19"/>
+          <w:szCs w:val="19"/>
+          <w:highlight w:val="white"/>
+          <w:lang w:val="en-US"/>
+        </w:rPr>
+        <w:t>i</w:t>
+      </w:r>
+      <w:proofErr w:type="spellEnd"/>
+      <w:r>
+        <w:rPr>
+          <w:rFonts w:ascii="Cascadia Mono" w:hAnsi="Cascadia Mono" w:cs="Cascadia Mono"/>
+          <w:color w:val="000000"/>
+          <w:sz w:val="19"/>
+          <w:szCs w:val="19"/>
+          <w:highlight w:val="white"/>
+          <w:lang w:val="en-US"/>
+        </w:rPr>
+        <w:t>]}</w:t>
+      </w:r>
+      <w:r>
+        <w:rPr>
+          <w:rFonts w:ascii="Cascadia Mono" w:hAnsi="Cascadia Mono" w:cs="Cascadia Mono"/>
+          <w:color w:val="A31515"/>
+          <w:sz w:val="19"/>
+          <w:szCs w:val="19"/>
+          <w:highlight w:val="white"/>
+          <w:lang w:val="en-US"/>
+        </w:rPr>
+        <w:t>"</w:t>
+      </w:r>
+      <w:r>
+        <w:rPr>
+          <w:rFonts w:ascii="Cascadia Mono" w:hAnsi="Cascadia Mono" w:cs="Cascadia Mono"/>
+          <w:color w:val="000000"/>
+          <w:sz w:val="19"/>
+          <w:szCs w:val="19"/>
+          <w:highlight w:val="white"/>
+          <w:lang w:val="en-US"/>
+        </w:rPr>
+        <w:t>;</w:t>
+      </w:r>
+    </w:p>
+    <w:p>
+      <w:pPr>
+        <w:autoSpaceDE w:val="0"/>
+        <w:autoSpaceDN w:val="0"/>
+        <w:adjustRightInd w:val="0"/>
+        <w:spacing w:after="0" w:line="240" w:lineRule="auto"/>
+        <w:rPr>
+          <w:rFonts w:ascii="Cascadia Mono" w:hAnsi="Cascadia Mono" w:cs="Cascadia Mono"/>
+          <w:color w:val="000000"/>
+          <w:sz w:val="19"/>
+          <w:szCs w:val="19"/>
+          <w:highlight w:val="white"/>
+          <w:lang w:val="en-US"/>
+        </w:rPr>
+      </w:pPr>
+    </w:p>
+    <w:p>
+      <w:pPr>
+        <w:autoSpaceDE w:val="0"/>
+        <w:autoSpaceDN w:val="0"/>
+        <w:adjustRightInd w:val="0"/>
+        <w:spacing w:after="0" w:line="240" w:lineRule="auto"/>
+        <w:rPr>
+          <w:rFonts w:ascii="Cascadia Mono" w:hAnsi="Cascadia Mono" w:cs="Cascadia Mono"/>
+          <w:color w:val="000000"/>
+          <w:sz w:val="19"/>
+          <w:szCs w:val="19"/>
+          <w:highlight w:val="white"/>
+          <w:lang w:val="en-US"/>
+        </w:rPr>
+      </w:pPr>
+      <w:r>
+        <w:rPr>
+          <w:rFonts w:ascii="Cascadia Mono" w:hAnsi="Cascadia Mono" w:cs="Cascadia Mono"/>
+          <w:color w:val="000000"/>
+          <w:sz w:val="19"/>
+          <w:szCs w:val="19"/>
+          <w:highlight w:val="white"/>
+          <w:lang w:val="en-US"/>
+        </w:rPr>
+        <w:t xml:space="preserve">        </w:t>
+      </w:r>
+      <w:r>
+        <w:rPr>
+          <w:rFonts w:ascii="Cascadia Mono" w:hAnsi="Cascadia Mono" w:cs="Cascadia Mono"/>
+          <w:color w:val="0000FF"/>
+          <w:sz w:val="19"/>
+          <w:szCs w:val="19"/>
+          <w:highlight w:val="white"/>
+          <w:lang w:val="en-US"/>
+        </w:rPr>
+        <w:t>foreach</w:t>
+      </w:r>
+      <w:r>
+        <w:rPr>
+          <w:rFonts w:ascii="Cascadia Mono" w:hAnsi="Cascadia Mono" w:cs="Cascadia Mono"/>
+          <w:color w:val="000000"/>
+          <w:sz w:val="19"/>
+          <w:szCs w:val="19"/>
+          <w:highlight w:val="white"/>
+          <w:lang w:val="en-US"/>
+        </w:rPr>
+        <w:t xml:space="preserve"> (</w:t>
+      </w:r>
+      <w:r>
+        <w:rPr>
+          <w:rFonts w:ascii="Cascadia Mono" w:hAnsi="Cascadia Mono" w:cs="Cascadia Mono"/>
+          <w:color w:val="0000FF"/>
+          <w:sz w:val="19"/>
+          <w:szCs w:val="19"/>
+          <w:highlight w:val="white"/>
+          <w:lang w:val="en-US"/>
+        </w:rPr>
+        <w:t>int</w:t>
+      </w:r>
+      <w:r>
+        <w:rPr>
+          <w:rFonts w:ascii="Cascadia Mono" w:hAnsi="Cascadia Mono" w:cs="Cascadia Mono"/>
+          <w:color w:val="000000"/>
+          <w:sz w:val="19"/>
+          <w:szCs w:val="19"/>
+          <w:highlight w:val="white"/>
+          <w:lang w:val="en-US"/>
+        </w:rPr>
+        <w:t xml:space="preserve"> num </w:t>
+      </w:r>
+      <w:r>
+        <w:rPr>
+          <w:rFonts w:ascii="Cascadia Mono" w:hAnsi="Cascadia Mono" w:cs="Cascadia Mono"/>
+          <w:color w:val="0000FF"/>
+          <w:sz w:val="19"/>
+          <w:szCs w:val="19"/>
+          <w:highlight w:val="white"/>
+          <w:lang w:val="en-US"/>
+        </w:rPr>
+        <w:t>in</w:t>
+      </w:r>
+      <w:r>
+        <w:rPr>
+          <w:rFonts w:ascii="Cascadia Mono" w:hAnsi="Cascadia Mono" w:cs="Cascadia Mono"/>
+          <w:color w:val="000000"/>
+          <w:sz w:val="19"/>
+          <w:szCs w:val="19"/>
+          <w:highlight w:val="white"/>
+          <w:lang w:val="en-US"/>
+        </w:rPr>
+        <w:t xml:space="preserve"> bi)</w:t>
+      </w:r>
+    </w:p>
+    <w:p>
+      <w:pPr>
+        <w:autoSpaceDE w:val="0"/>
+        <w:autoSpaceDN w:val="0"/>
+        <w:adjustRightInd w:val="0"/>
+        <w:spacing w:after="0" w:line="240" w:lineRule="auto"/>
+        <w:rPr>
+          <w:rFonts w:ascii="Cascadia Mono" w:hAnsi="Cascadia Mono" w:cs="Cascadia Mono"/>
+          <w:color w:val="000000"/>
+          <w:sz w:val="19"/>
+          <w:szCs w:val="19"/>
+          <w:highlight w:val="white"/>
+          <w:lang w:val="en-US"/>
+        </w:rPr>
+      </w:pPr>
+      <w:r>
+        <w:rPr>
+          <w:rFonts w:ascii="Cascadia Mono" w:hAnsi="Cascadia Mono" w:cs="Cascadia Mono"/>
+          <w:color w:val="000000"/>
+          <w:sz w:val="19"/>
+          <w:szCs w:val="19"/>
+          <w:highlight w:val="white"/>
+          <w:lang w:val="en-US"/>
+        </w:rPr>
+        <w:t xml:space="preserve">        {</w:t>
+      </w:r>
+    </w:p>
+    <w:p>
+      <w:pPr>
+        <w:autoSpaceDE w:val="0"/>
+        <w:autoSpaceDN w:val="0"/>
+        <w:adjustRightInd w:val="0"/>
+        <w:spacing w:after="0" w:line="240" w:lineRule="auto"/>
+        <w:rPr>
+          <w:rFonts w:ascii="Cascadia Mono" w:hAnsi="Cascadia Mono" w:cs="Cascadia Mono"/>
+          <w:color w:val="0000FF"/>
+          <w:sz w:val="19"/>
+          <w:szCs w:val="19"/>
+          <w:highlight w:val="white"/>
+          <w:lang w:val="en-US"/>
+        </w:rPr>
+      </w:pPr>
+      <w:r>
+        <w:rPr>
+          <w:rFonts w:ascii="Cascadia Mono" w:hAnsi="Cascadia Mono" w:cs="Cascadia Mono"/>
+          <w:color w:val="000000"/>
+          <w:sz w:val="19"/>
+          <w:szCs w:val="19"/>
+          <w:highlight w:val="white"/>
+          <w:lang w:val="en-US"/>
+        </w:rPr>
+        <w:t xml:space="preserve">            </w:t>
+      </w:r>
+      <w:r>
+        <w:rPr>
+          <w:rFonts w:ascii="Cascadia Mono" w:hAnsi="Cascadia Mono" w:cs="Cascadia Mono"/>
+          <w:color w:val="0000FF"/>
+          <w:sz w:val="19"/>
+          <w:szCs w:val="19"/>
+          <w:highlight w:val="white"/>
+          <w:lang w:val="en-US"/>
+        </w:rPr>
+        <w:t>try</w:t>
+      </w:r>
+    </w:p>
+    <w:p>
+      <w:pPr>
+        <w:autoSpaceDE w:val="0"/>
+        <w:autoSpaceDN w:val="0"/>
+        <w:adjustRightInd w:val="0"/>
+        <w:spacing w:after="0" w:line="240" w:lineRule="auto"/>
+        <w:rPr>
+          <w:rFonts w:ascii="Cascadia Mono" w:hAnsi="Cascadia Mono" w:cs="Cascadia Mono"/>
+          <w:color w:val="000000"/>
+          <w:sz w:val="19"/>
+          <w:szCs w:val="19"/>
+          <w:highlight w:val="white"/>
+          <w:lang w:val="en-US"/>
+        </w:rPr>
+      </w:pPr>
+      <w:r>
+        <w:rPr>
+          <w:rFonts w:ascii="Cascadia Mono" w:hAnsi="Cascadia Mono" w:cs="Cascadia Mono"/>
+          <w:color w:val="000000"/>
+          <w:sz w:val="19"/>
+          <w:szCs w:val="19"/>
+          <w:highlight w:val="white"/>
+          <w:lang w:val="en-US"/>
+        </w:rPr>
+        <w:t xml:space="preserve">            {</w:t>
+      </w:r>
+    </w:p>
+    <w:p>
+      <w:pPr>
+        <w:autoSpaceDE w:val="0"/>
+        <w:autoSpaceDN w:val="0"/>
+        <w:adjustRightInd w:val="0"/>
+        <w:spacing w:after="0" w:line="240" w:lineRule="auto"/>
+        <w:rPr>
+          <w:rFonts w:ascii="Cascadia Mono" w:hAnsi="Cascadia Mono" w:cs="Cascadia Mono"/>
+          <w:color w:val="000000"/>
+          <w:sz w:val="19"/>
+          <w:szCs w:val="19"/>
+          <w:highlight w:val="white"/>
+          <w:lang w:val="en-US"/>
+        </w:rPr>
+      </w:pPr>
+      <w:r>
+        <w:rPr>
+          <w:rFonts w:ascii="Cascadia Mono" w:hAnsi="Cascadia Mono" w:cs="Cascadia Mono"/>
+          <w:color w:val="000000"/>
+          <w:sz w:val="19"/>
+          <w:szCs w:val="19"/>
+          <w:highlight w:val="white"/>
+          <w:lang w:val="en-US"/>
+        </w:rPr>
+        <w:t xml:space="preserve">                </w:t>
+      </w:r>
+      <w:r>
+        <w:rPr>
+          <w:rFonts w:ascii="Cascadia Mono" w:hAnsi="Cascadia Mono" w:cs="Cascadia Mono"/>
+          <w:color w:val="0000FF"/>
+          <w:sz w:val="19"/>
+          <w:szCs w:val="19"/>
+          <w:highlight w:val="white"/>
+          <w:lang w:val="en-US"/>
+        </w:rPr>
+        <w:t>int</w:t>
+      </w:r>
+      <w:r>
+        <w:rPr>
+          <w:rFonts w:ascii="Cascadia Mono" w:hAnsi="Cascadia Mono" w:cs="Cascadia Mono"/>
+          <w:color w:val="000000"/>
+          <w:sz w:val="19"/>
+          <w:szCs w:val="19"/>
+          <w:highlight w:val="white"/>
+          <w:lang w:val="en-US"/>
+        </w:rPr>
+        <w:t xml:space="preserve"> </w:t>
+      </w:r>
+      <w:proofErr w:type="spellStart"/>
+      <w:r>
+        <w:rPr>
+          <w:rFonts w:ascii="Cascadia Mono" w:hAnsi="Cascadia Mono" w:cs="Cascadia Mono"/>
+          <w:color w:val="000000"/>
+          <w:sz w:val="19"/>
+          <w:szCs w:val="19"/>
+          <w:highlight w:val="white"/>
+          <w:lang w:val="en-US"/>
+        </w:rPr>
+        <w:t>xorValue</w:t>
+      </w:r>
+      <w:proofErr w:type="spellEnd"/>
+      <w:r>
+        <w:rPr>
+          <w:rFonts w:ascii="Cascadia Mono" w:hAnsi="Cascadia Mono" w:cs="Cascadia Mono"/>
+          <w:color w:val="000000"/>
+          <w:sz w:val="19"/>
+          <w:szCs w:val="19"/>
+          <w:highlight w:val="white"/>
+          <w:lang w:val="en-US"/>
+        </w:rPr>
+        <w:t xml:space="preserve"> = </w:t>
+      </w:r>
+      <w:r>
+        <w:rPr>
+          <w:rFonts w:ascii="Cascadia Mono" w:hAnsi="Cascadia Mono" w:cs="Cascadia Mono"/>
+          <w:color w:val="2B91AF"/>
+          <w:sz w:val="19"/>
+          <w:szCs w:val="19"/>
+          <w:highlight w:val="white"/>
+          <w:lang w:val="en-US"/>
+        </w:rPr>
+        <w:t>Convert</w:t>
+      </w:r>
+      <w:r>
+        <w:rPr>
+          <w:rFonts w:ascii="Cascadia Mono" w:hAnsi="Cascadia Mono" w:cs="Cascadia Mono"/>
+          <w:color w:val="000000"/>
+          <w:sz w:val="19"/>
+          <w:szCs w:val="19"/>
+          <w:highlight w:val="white"/>
+          <w:lang w:val="en-US"/>
+        </w:rPr>
+        <w:t>.ToInt32(b[</w:t>
+      </w:r>
+      <w:proofErr w:type="spellStart"/>
+      <w:r>
+        <w:rPr>
+          <w:rFonts w:ascii="Cascadia Mono" w:hAnsi="Cascadia Mono" w:cs="Cascadia Mono"/>
+          <w:color w:val="000000"/>
+          <w:sz w:val="19"/>
+          <w:szCs w:val="19"/>
+          <w:highlight w:val="white"/>
+          <w:lang w:val="en-US"/>
+        </w:rPr>
+        <w:t>i</w:t>
+      </w:r>
+      <w:proofErr w:type="spellEnd"/>
+      <w:r>
+        <w:rPr>
+          <w:rFonts w:ascii="Cascadia Mono" w:hAnsi="Cascadia Mono" w:cs="Cascadia Mono"/>
+          <w:color w:val="000000"/>
+          <w:sz w:val="19"/>
+          <w:szCs w:val="19"/>
+          <w:highlight w:val="white"/>
+          <w:lang w:val="en-US"/>
+        </w:rPr>
+        <w:t xml:space="preserve"> - num].</w:t>
+      </w:r>
+      <w:proofErr w:type="spellStart"/>
+      <w:r>
+        <w:rPr>
+          <w:rFonts w:ascii="Cascadia Mono" w:hAnsi="Cascadia Mono" w:cs="Cascadia Mono"/>
+          <w:color w:val="000000"/>
+          <w:sz w:val="19"/>
+          <w:szCs w:val="19"/>
+          <w:highlight w:val="white"/>
+          <w:lang w:val="en-US"/>
+        </w:rPr>
+        <w:t>ToString</w:t>
+      </w:r>
+      <w:proofErr w:type="spellEnd"/>
+      <w:r>
+        <w:rPr>
+          <w:rFonts w:ascii="Cascadia Mono" w:hAnsi="Cascadia Mono" w:cs="Cascadia Mono"/>
+          <w:color w:val="000000"/>
+          <w:sz w:val="19"/>
+          <w:szCs w:val="19"/>
+          <w:highlight w:val="white"/>
+          <w:lang w:val="en-US"/>
+        </w:rPr>
+        <w:t>());</w:t>
+      </w:r>
+    </w:p>
+    <w:p>
+      <w:pPr>
+        <w:autoSpaceDE w:val="0"/>
+        <w:autoSpaceDN w:val="0"/>
+        <w:adjustRightInd w:val="0"/>
+        <w:spacing w:after="0" w:line="240" w:lineRule="auto"/>
+        <w:rPr>
+          <w:rFonts w:ascii="Cascadia Mono" w:hAnsi="Cascadia Mono" w:cs="Cascadia Mono"/>
+          <w:color w:val="000000"/>
+          <w:sz w:val="19"/>
+          <w:szCs w:val="19"/>
+          <w:highlight w:val="white"/>
+          <w:lang w:val="en-US"/>
+        </w:rPr>
+      </w:pPr>
+      <w:r>
+        <w:rPr>
+          <w:rFonts w:ascii="Cascadia Mono" w:hAnsi="Cascadia Mono" w:cs="Cascadia Mono"/>
+          <w:color w:val="000000"/>
+          <w:sz w:val="19"/>
+          <w:szCs w:val="19"/>
+          <w:highlight w:val="white"/>
+          <w:lang w:val="en-US"/>
+        </w:rPr>
+        <w:t xml:space="preserve">                </w:t>
+      </w:r>
+      <w:proofErr w:type="spellStart"/>
+      <w:r>
+        <w:rPr>
+          <w:rFonts w:ascii="Cascadia Mono" w:hAnsi="Cascadia Mono" w:cs="Cascadia Mono"/>
+          <w:color w:val="000000"/>
+          <w:sz w:val="19"/>
+          <w:szCs w:val="19"/>
+          <w:highlight w:val="white"/>
+          <w:lang w:val="en-US"/>
+        </w:rPr>
+        <w:t>newc</w:t>
+      </w:r>
+      <w:proofErr w:type="spellEnd"/>
+      <w:r>
+        <w:rPr>
+          <w:rFonts w:ascii="Cascadia Mono" w:hAnsi="Cascadia Mono" w:cs="Cascadia Mono"/>
+          <w:color w:val="000000"/>
+          <w:sz w:val="19"/>
+          <w:szCs w:val="19"/>
+          <w:highlight w:val="white"/>
+          <w:lang w:val="en-US"/>
+        </w:rPr>
+        <w:t xml:space="preserve"> ^= </w:t>
+      </w:r>
+      <w:proofErr w:type="spellStart"/>
+      <w:r>
+        <w:rPr>
+          <w:rFonts w:ascii="Cascadia Mono" w:hAnsi="Cascadia Mono" w:cs="Cascadia Mono"/>
+          <w:color w:val="000000"/>
+          <w:sz w:val="19"/>
+          <w:szCs w:val="19"/>
+          <w:highlight w:val="white"/>
+          <w:lang w:val="en-US"/>
+        </w:rPr>
+        <w:t>xorValue</w:t>
+      </w:r>
+      <w:proofErr w:type="spellEnd"/>
+      <w:r>
+        <w:rPr>
+          <w:rFonts w:ascii="Cascadia Mono" w:hAnsi="Cascadia Mono" w:cs="Cascadia Mono"/>
+          <w:color w:val="000000"/>
+          <w:sz w:val="19"/>
+          <w:szCs w:val="19"/>
+          <w:highlight w:val="white"/>
+          <w:lang w:val="en-US"/>
+        </w:rPr>
+        <w:t>;</w:t>
+      </w:r>
+    </w:p>
+    <w:p>
+      <w:pPr>
+        <w:autoSpaceDE w:val="0"/>
+        <w:autoSpaceDN w:val="0"/>
+        <w:adjustRightInd w:val="0"/>
+        <w:spacing w:after="0" w:line="240" w:lineRule="auto"/>
+        <w:rPr>
+          <w:rFonts w:ascii="Cascadia Mono" w:hAnsi="Cascadia Mono" w:cs="Cascadia Mono"/>
+          <w:color w:val="000000"/>
+          <w:sz w:val="19"/>
+          <w:szCs w:val="19"/>
+          <w:highlight w:val="white"/>
+          <w:lang w:val="en-US"/>
+        </w:rPr>
+      </w:pPr>
+      <w:r>
+        <w:rPr>
+          <w:rFonts w:ascii="Cascadia Mono" w:hAnsi="Cascadia Mono" w:cs="Cascadia Mono"/>
+          <w:color w:val="000000"/>
+          <w:sz w:val="19"/>
+          <w:szCs w:val="19"/>
+          <w:highlight w:val="white"/>
+          <w:lang w:val="en-US"/>
+        </w:rPr>
+        <w:t xml:space="preserve">                expression += </w:t>
+      </w:r>
+      <w:r>
+        <w:rPr>
+          <w:rFonts w:ascii="Cascadia Mono" w:hAnsi="Cascadia Mono" w:cs="Cascadia Mono"/>
+          <w:color w:val="A31515"/>
+          <w:sz w:val="19"/>
+          <w:szCs w:val="19"/>
+          <w:highlight w:val="white"/>
+          <w:lang w:val="en-US"/>
+        </w:rPr>
+        <w:t>$"^b</w:t>
+      </w:r>
+      <w:r>
+        <w:rPr>
+          <w:rFonts w:ascii="Cascadia Mono" w:hAnsi="Cascadia Mono" w:cs="Cascadia Mono"/>
+          <w:color w:val="000000"/>
+          <w:sz w:val="19"/>
+          <w:szCs w:val="19"/>
+          <w:highlight w:val="white"/>
+          <w:lang w:val="en-US"/>
+        </w:rPr>
+        <w:t>{</w:t>
+      </w:r>
+      <w:proofErr w:type="spellStart"/>
+      <w:r>
+        <w:rPr>
+          <w:rFonts w:ascii="Cascadia Mono" w:hAnsi="Cascadia Mono" w:cs="Cascadia Mono"/>
+          <w:color w:val="000000"/>
+          <w:sz w:val="19"/>
+          <w:szCs w:val="19"/>
+          <w:highlight w:val="white"/>
+          <w:lang w:val="en-US"/>
+        </w:rPr>
+        <w:t>i</w:t>
+      </w:r>
+      <w:proofErr w:type="spellEnd"/>
+      <w:r>
+        <w:rPr>
+          <w:rFonts w:ascii="Cascadia Mono" w:hAnsi="Cascadia Mono" w:cs="Cascadia Mono"/>
+          <w:color w:val="000000"/>
+          <w:sz w:val="19"/>
+          <w:szCs w:val="19"/>
+          <w:highlight w:val="white"/>
+          <w:lang w:val="en-US"/>
+        </w:rPr>
+        <w:t xml:space="preserve"> - num}</w:t>
+      </w:r>
+      <w:r>
+        <w:rPr>
+          <w:rFonts w:ascii="Cascadia Mono" w:hAnsi="Cascadia Mono" w:cs="Cascadia Mono"/>
+          <w:color w:val="A31515"/>
+          <w:sz w:val="19"/>
+          <w:szCs w:val="19"/>
+          <w:highlight w:val="white"/>
+          <w:lang w:val="en-US"/>
+        </w:rPr>
+        <w:t>"</w:t>
+      </w:r>
+      <w:r>
+        <w:rPr>
+          <w:rFonts w:ascii="Cascadia Mono" w:hAnsi="Cascadia Mono" w:cs="Cascadia Mono"/>
+          <w:color w:val="000000"/>
+          <w:sz w:val="19"/>
+          <w:szCs w:val="19"/>
+          <w:highlight w:val="white"/>
+          <w:lang w:val="en-US"/>
+        </w:rPr>
+        <w:t>;</w:t>
+      </w:r>
+    </w:p>
+    <w:p>
+      <w:pPr>
+        <w:autoSpaceDE w:val="0"/>
+        <w:autoSpaceDN w:val="0"/>
+        <w:adjustRightInd w:val="0"/>
+        <w:spacing w:after="0" w:line="240" w:lineRule="auto"/>
+        <w:rPr>
+          <w:rFonts w:ascii="Cascadia Mono" w:hAnsi="Cascadia Mono" w:cs="Cascadia Mono"/>
+          <w:color w:val="000000"/>
+          <w:sz w:val="19"/>
+          <w:szCs w:val="19"/>
+          <w:highlight w:val="white"/>
+          <w:lang w:val="en-US"/>
+        </w:rPr>
+      </w:pPr>
+      <w:r>
+        <w:rPr>
+          <w:rFonts w:ascii="Cascadia Mono" w:hAnsi="Cascadia Mono" w:cs="Cascadia Mono"/>
+          <w:color w:val="000000"/>
+          <w:sz w:val="19"/>
+          <w:szCs w:val="19"/>
+          <w:highlight w:val="white"/>
+          <w:lang w:val="en-US"/>
+        </w:rPr>
+        <w:t xml:space="preserve">            }</w:t>
+      </w:r>
+    </w:p>
+    <w:p>
+      <w:pPr>
+        <w:autoSpaceDE w:val="0"/>
+        <w:autoSpaceDN w:val="0"/>
+        <w:adjustRightInd w:val="0"/>
+        <w:spacing w:after="0" w:line="240" w:lineRule="auto"/>
+        <w:rPr>
+          <w:rFonts w:ascii="Cascadia Mono" w:hAnsi="Cascadia Mono" w:cs="Cascadia Mono"/>
+          <w:color w:val="000000"/>
+          <w:sz w:val="19"/>
+          <w:szCs w:val="19"/>
+          <w:highlight w:val="white"/>
+          <w:lang w:val="en-US"/>
+        </w:rPr>
+      </w:pPr>
+      <w:r>
+        <w:rPr>
+          <w:rFonts w:ascii="Cascadia Mono" w:hAnsi="Cascadia Mono" w:cs="Cascadia Mono"/>
+          <w:color w:val="000000"/>
+          <w:sz w:val="19"/>
+          <w:szCs w:val="19"/>
+          <w:highlight w:val="white"/>
+          <w:lang w:val="en-US"/>
+        </w:rPr>
+        <w:t xml:space="preserve">            </w:t>
+      </w:r>
+      <w:r>
+        <w:rPr>
+          <w:rFonts w:ascii="Cascadia Mono" w:hAnsi="Cascadia Mono" w:cs="Cascadia Mono"/>
+          <w:color w:val="0000FF"/>
+          <w:sz w:val="19"/>
+          <w:szCs w:val="19"/>
+          <w:highlight w:val="white"/>
+          <w:lang w:val="en-US"/>
+        </w:rPr>
+        <w:t>catch</w:t>
+      </w:r>
+      <w:r>
+        <w:rPr>
+          <w:rFonts w:ascii="Cascadia Mono" w:hAnsi="Cascadia Mono" w:cs="Cascadia Mono"/>
+          <w:color w:val="000000"/>
+          <w:sz w:val="19"/>
+          <w:szCs w:val="19"/>
+          <w:highlight w:val="white"/>
+          <w:lang w:val="en-US"/>
+        </w:rPr>
+        <w:t xml:space="preserve"> { </w:t>
+      </w:r>
+      <w:r>
+        <w:rPr>
+          <w:rFonts w:ascii="Cascadia Mono" w:hAnsi="Cascadia Mono" w:cs="Cascadia Mono"/>
+          <w:color w:val="0000FF"/>
+          <w:sz w:val="19"/>
+          <w:szCs w:val="19"/>
+          <w:highlight w:val="white"/>
+          <w:lang w:val="en-US"/>
+        </w:rPr>
+        <w:t>continue</w:t>
+      </w:r>
+      <w:r>
+        <w:rPr>
+          <w:rFonts w:ascii="Cascadia Mono" w:hAnsi="Cascadia Mono" w:cs="Cascadia Mono"/>
+          <w:color w:val="000000"/>
+          <w:sz w:val="19"/>
+          <w:szCs w:val="19"/>
+          <w:highlight w:val="white"/>
+          <w:lang w:val="en-US"/>
+        </w:rPr>
+        <w:t>; }</w:t>
+      </w:r>
+    </w:p>
+    <w:p>
+      <w:pPr>
+        <w:autoSpaceDE w:val="0"/>
+        <w:autoSpaceDN w:val="0"/>
+        <w:adjustRightInd w:val="0"/>
+        <w:spacing w:after="0" w:line="240" w:lineRule="auto"/>
+        <w:rPr>
+          <w:rFonts w:ascii="Cascadia Mono" w:hAnsi="Cascadia Mono" w:cs="Cascadia Mono"/>
+          <w:color w:val="000000"/>
+          <w:sz w:val="19"/>
+          <w:szCs w:val="19"/>
+          <w:highlight w:val="white"/>
+          <w:lang w:val="en-US"/>
+        </w:rPr>
+      </w:pPr>
+      <w:r>
+        <w:rPr>
+          <w:rFonts w:ascii="Cascadia Mono" w:hAnsi="Cascadia Mono" w:cs="Cascadia Mono"/>
+          <w:color w:val="000000"/>
+          <w:sz w:val="19"/>
+          <w:szCs w:val="19"/>
+          <w:highlight w:val="white"/>
+          <w:lang w:val="en-US"/>
+        </w:rPr>
+        <w:t xml:space="preserve">        }</w:t>
+      </w:r>
+    </w:p>
+    <w:p>
+      <w:pPr>
+        <w:autoSpaceDE w:val="0"/>
+        <w:autoSpaceDN w:val="0"/>
+        <w:adjustRightInd w:val="0"/>
+        <w:spacing w:after="0" w:line="240" w:lineRule="auto"/>
+        <w:rPr>
+          <w:rFonts w:ascii="Cascadia Mono" w:hAnsi="Cascadia Mono" w:cs="Cascadia Mono"/>
+          <w:color w:val="000000"/>
+          <w:sz w:val="19"/>
+          <w:szCs w:val="19"/>
+          <w:highlight w:val="white"/>
+          <w:lang w:val="en-US"/>
+        </w:rPr>
+      </w:pPr>
+    </w:p>
+    <w:p>
+      <w:pPr>
+        <w:autoSpaceDE w:val="0"/>
+        <w:autoSpaceDN w:val="0"/>
+        <w:adjustRightInd w:val="0"/>
+        <w:spacing w:after="0" w:line="240" w:lineRule="auto"/>
+        <w:rPr>
+          <w:rFonts w:ascii="Cascadia Mono" w:hAnsi="Cascadia Mono" w:cs="Cascadia Mono"/>
+          <w:color w:val="000000"/>
+          <w:sz w:val="19"/>
+          <w:szCs w:val="19"/>
+          <w:highlight w:val="white"/>
+          <w:lang w:val="en-US"/>
+        </w:rPr>
+      </w:pPr>
+      <w:r>
+        <w:rPr>
+          <w:rFonts w:ascii="Cascadia Mono" w:hAnsi="Cascadia Mono" w:cs="Cascadia Mono"/>
+          <w:color w:val="000000"/>
+          <w:sz w:val="19"/>
+          <w:szCs w:val="19"/>
+          <w:highlight w:val="white"/>
+          <w:lang w:val="en-US"/>
+        </w:rPr>
+        <w:t xml:space="preserve">        c += </w:t>
+      </w:r>
+      <w:proofErr w:type="spellStart"/>
+      <w:r>
+        <w:rPr>
+          <w:rFonts w:ascii="Cascadia Mono" w:hAnsi="Cascadia Mono" w:cs="Cascadia Mono"/>
+          <w:color w:val="000000"/>
+          <w:sz w:val="19"/>
+          <w:szCs w:val="19"/>
+          <w:highlight w:val="white"/>
+          <w:lang w:val="en-US"/>
+        </w:rPr>
+        <w:t>newc.ToString</w:t>
+      </w:r>
+      <w:proofErr w:type="spellEnd"/>
+      <w:r>
+        <w:rPr>
+          <w:rFonts w:ascii="Cascadia Mono" w:hAnsi="Cascadia Mono" w:cs="Cascadia Mono"/>
+          <w:color w:val="000000"/>
+          <w:sz w:val="19"/>
+          <w:szCs w:val="19"/>
+          <w:highlight w:val="white"/>
+          <w:lang w:val="en-US"/>
+        </w:rPr>
+        <w:t>();</w:t>
+      </w:r>
+    </w:p>
+    <w:p>
+      <w:pPr>
+        <w:autoSpaceDE w:val="0"/>
+        <w:autoSpaceDN w:val="0"/>
+        <w:adjustRightInd w:val="0"/>
+        <w:spacing w:after="0" w:line="240" w:lineRule="auto"/>
+        <w:rPr>
+          <w:rFonts w:ascii="Cascadia Mono" w:hAnsi="Cascadia Mono" w:cs="Cascadia Mono"/>
+          <w:color w:val="000000"/>
+          <w:sz w:val="19"/>
+          <w:szCs w:val="19"/>
+          <w:highlight w:val="white"/>
+          <w:lang w:val="en-US"/>
+        </w:rPr>
+      </w:pPr>
+      <w:r>
+        <w:rPr>
+          <w:rFonts w:ascii="Cascadia Mono" w:hAnsi="Cascadia Mono" w:cs="Cascadia Mono"/>
+          <w:color w:val="000000"/>
+          <w:sz w:val="19"/>
+          <w:szCs w:val="19"/>
+          <w:highlight w:val="white"/>
+          <w:lang w:val="en-US"/>
+        </w:rPr>
+        <w:t xml:space="preserve">        </w:t>
+      </w:r>
+      <w:r>
+        <w:rPr>
+          <w:rFonts w:ascii="Cascadia Mono" w:hAnsi="Cascadia Mono" w:cs="Cascadia Mono"/>
+          <w:color w:val="2B91AF"/>
+          <w:sz w:val="19"/>
+          <w:szCs w:val="19"/>
+          <w:highlight w:val="white"/>
+          <w:lang w:val="en-US"/>
+        </w:rPr>
+        <w:t>Console</w:t>
+      </w:r>
+      <w:r>
+        <w:rPr>
+          <w:rFonts w:ascii="Cascadia Mono" w:hAnsi="Cascadia Mono" w:cs="Cascadia Mono"/>
+          <w:color w:val="000000"/>
+          <w:sz w:val="19"/>
+          <w:szCs w:val="19"/>
+          <w:highlight w:val="white"/>
+          <w:lang w:val="en-US"/>
+        </w:rPr>
+        <w:t>.WriteLine(</w:t>
+      </w:r>
+      <w:r>
+        <w:rPr>
+          <w:rFonts w:ascii="Cascadia Mono" w:hAnsi="Cascadia Mono" w:cs="Cascadia Mono"/>
+          <w:color w:val="A31515"/>
+          <w:sz w:val="19"/>
+          <w:szCs w:val="19"/>
+          <w:highlight w:val="white"/>
+          <w:lang w:val="en-US"/>
+        </w:rPr>
+        <w:t xml:space="preserve">$"│ </w:t>
+      </w:r>
+      <w:r>
+        <w:rPr>
+          <w:rFonts w:ascii="Cascadia Mono" w:hAnsi="Cascadia Mono" w:cs="Cascadia Mono"/>
+          <w:color w:val="000000"/>
+          <w:sz w:val="19"/>
+          <w:szCs w:val="19"/>
+          <w:highlight w:val="white"/>
+          <w:lang w:val="en-US"/>
+        </w:rPr>
+        <w:t>{i,-3}</w:t>
+      </w:r>
+      <w:r>
+        <w:rPr>
+          <w:rFonts w:ascii="Cascadia Mono" w:hAnsi="Cascadia Mono" w:cs="Cascadia Mono"/>
+          <w:color w:val="A31515"/>
+          <w:sz w:val="19"/>
+          <w:szCs w:val="19"/>
+          <w:highlight w:val="white"/>
+          <w:lang w:val="en-US"/>
+        </w:rPr>
+        <w:t xml:space="preserve"> │ </w:t>
+      </w:r>
+      <w:r>
+        <w:rPr>
+          <w:rFonts w:ascii="Cascadia Mono" w:hAnsi="Cascadia Mono" w:cs="Cascadia Mono"/>
+          <w:color w:val="000000"/>
+          <w:sz w:val="19"/>
+          <w:szCs w:val="19"/>
+          <w:highlight w:val="white"/>
+          <w:lang w:val="en-US"/>
+        </w:rPr>
+        <w:t>{b[</w:t>
+      </w:r>
+      <w:proofErr w:type="spellStart"/>
+      <w:r>
+        <w:rPr>
+          <w:rFonts w:ascii="Cascadia Mono" w:hAnsi="Cascadia Mono" w:cs="Cascadia Mono"/>
+          <w:color w:val="000000"/>
+          <w:sz w:val="19"/>
+          <w:szCs w:val="19"/>
+          <w:highlight w:val="white"/>
+          <w:lang w:val="en-US"/>
+        </w:rPr>
+        <w:t>i</w:t>
+      </w:r>
+      <w:proofErr w:type="spellEnd"/>
+      <w:r>
+        <w:rPr>
+          <w:rFonts w:ascii="Cascadia Mono" w:hAnsi="Cascadia Mono" w:cs="Cascadia Mono"/>
+          <w:color w:val="000000"/>
+          <w:sz w:val="19"/>
+          <w:szCs w:val="19"/>
+          <w:highlight w:val="white"/>
+          <w:lang w:val="en-US"/>
+        </w:rPr>
+        <w:t>],-5}</w:t>
+      </w:r>
+      <w:r>
+        <w:rPr>
+          <w:rFonts w:ascii="Cascadia Mono" w:hAnsi="Cascadia Mono" w:cs="Cascadia Mono"/>
+          <w:color w:val="A31515"/>
+          <w:sz w:val="19"/>
+          <w:szCs w:val="19"/>
+          <w:highlight w:val="white"/>
+          <w:lang w:val="en-US"/>
+        </w:rPr>
+        <w:t xml:space="preserve"> │ </w:t>
+      </w:r>
+      <w:r>
+        <w:rPr>
+          <w:rFonts w:ascii="Cascadia Mono" w:hAnsi="Cascadia Mono" w:cs="Cascadia Mono"/>
+          <w:color w:val="000000"/>
+          <w:sz w:val="19"/>
+          <w:szCs w:val="19"/>
+          <w:highlight w:val="white"/>
+          <w:lang w:val="en-US"/>
+        </w:rPr>
+        <w:t>{expression,-11}</w:t>
+      </w:r>
+      <w:r>
+        <w:rPr>
+          <w:rFonts w:ascii="Cascadia Mono" w:hAnsi="Cascadia Mono" w:cs="Cascadia Mono"/>
+          <w:color w:val="A31515"/>
+          <w:sz w:val="19"/>
+          <w:szCs w:val="19"/>
+          <w:highlight w:val="white"/>
+          <w:lang w:val="en-US"/>
+        </w:rPr>
+        <w:t xml:space="preserve"> │ </w:t>
+      </w:r>
+      <w:r>
+        <w:rPr>
+          <w:rFonts w:ascii="Cascadia Mono" w:hAnsi="Cascadia Mono" w:cs="Cascadia Mono"/>
+          <w:color w:val="000000"/>
+          <w:sz w:val="19"/>
+          <w:szCs w:val="19"/>
+          <w:highlight w:val="white"/>
+          <w:lang w:val="en-US"/>
+        </w:rPr>
+        <w:t>{newc,-3}</w:t>
+      </w:r>
+      <w:r>
+        <w:rPr>
+          <w:rFonts w:ascii="Cascadia Mono" w:hAnsi="Cascadia Mono" w:cs="Cascadia Mono"/>
+          <w:color w:val="A31515"/>
+          <w:sz w:val="19"/>
+          <w:szCs w:val="19"/>
+          <w:highlight w:val="white"/>
+          <w:lang w:val="en-US"/>
+        </w:rPr>
+        <w:t xml:space="preserve"> │"</w:t>
+      </w:r>
+      <w:r>
+        <w:rPr>
+          <w:rFonts w:ascii="Cascadia Mono" w:hAnsi="Cascadia Mono" w:cs="Cascadia Mono"/>
+          <w:color w:val="000000"/>
+          <w:sz w:val="19"/>
+          <w:szCs w:val="19"/>
+          <w:highlight w:val="white"/>
+          <w:lang w:val="en-US"/>
+        </w:rPr>
+        <w:t>);</w:t>
+      </w:r>
+    </w:p>
+    <w:p>
+      <w:pPr>
+        <w:autoSpaceDE w:val="0"/>
+        <w:autoSpaceDN w:val="0"/>
+        <w:adjustRightInd w:val="0"/>
+        <w:spacing w:after="0" w:line="240" w:lineRule="auto"/>
+        <w:rPr>
+          <w:rFonts w:ascii="Cascadia Mono" w:hAnsi="Cascadia Mono" w:cs="Cascadia Mono"/>
+          <w:color w:val="000000"/>
+          <w:sz w:val="19"/>
+          <w:szCs w:val="19"/>
+          <w:highlight w:val="white"/>
+          <w:lang w:val="en-US"/>
+        </w:rPr>
+      </w:pPr>
+      <w:r>
+        <w:rPr>
+          <w:rFonts w:ascii="Cascadia Mono" w:hAnsi="Cascadia Mono" w:cs="Cascadia Mono"/>
+          <w:color w:val="000000"/>
+          <w:sz w:val="19"/>
+          <w:szCs w:val="19"/>
+          <w:highlight w:val="white"/>
+          <w:lang w:val="en-US"/>
+        </w:rPr>
+        <w:t xml:space="preserve">    }</w:t>
+      </w:r>
+    </w:p>
+    <w:p>
+      <w:pPr>
+        <w:autoSpaceDE w:val="0"/>
+        <w:autoSpaceDN w:val="0"/>
+        <w:adjustRightInd w:val="0"/>
+        <w:spacing w:after="0" w:line="240" w:lineRule="auto"/>
+        <w:rPr>
+          <w:rFonts w:ascii="Cascadia Mono" w:hAnsi="Cascadia Mono" w:cs="Cascadia Mono"/>
+          <w:color w:val="000000"/>
+          <w:sz w:val="19"/>
+          <w:szCs w:val="19"/>
+          <w:highlight w:val="white"/>
+          <w:lang w:val="en-US"/>
+        </w:rPr>
+      </w:pPr>
+      <w:r>
+        <w:rPr>
+          <w:rFonts w:ascii="Cascadia Mono" w:hAnsi="Cascadia Mono" w:cs="Cascadia Mono"/>
+          <w:color w:val="000000"/>
+          <w:sz w:val="19"/>
+          <w:szCs w:val="19"/>
+          <w:highlight w:val="white"/>
+          <w:lang w:val="en-US"/>
+        </w:rPr>
+        <w:t xml:space="preserve">    </w:t>
+      </w:r>
+      <w:r>
+        <w:rPr>
+          <w:rFonts w:ascii="Cascadia Mono" w:hAnsi="Cascadia Mono" w:cs="Cascadia Mono"/>
+          <w:color w:val="2B91AF"/>
+          <w:sz w:val="19"/>
+          <w:szCs w:val="19"/>
+          <w:highlight w:val="white"/>
+          <w:lang w:val="en-US"/>
+        </w:rPr>
+        <w:t>Console</w:t>
+      </w:r>
+      <w:r>
+        <w:rPr>
+          <w:rFonts w:ascii="Cascadia Mono" w:hAnsi="Cascadia Mono" w:cs="Cascadia Mono"/>
+          <w:color w:val="000000"/>
+          <w:sz w:val="19"/>
+          <w:szCs w:val="19"/>
+          <w:highlight w:val="white"/>
+          <w:lang w:val="en-US"/>
+        </w:rPr>
+        <w:t>.WriteLine(</w:t>
+      </w:r>
+      <w:r>
+        <w:rPr>
+          <w:rFonts w:ascii="Cascadia Mono" w:hAnsi="Cascadia Mono" w:cs="Cascadia Mono"/>
+          <w:color w:val="A31515"/>
+          <w:sz w:val="19"/>
+          <w:szCs w:val="19"/>
+          <w:highlight w:val="white"/>
+          <w:lang w:val="en-US"/>
+        </w:rPr>
+        <w:t>"└─────┴───────┴─────────────┴─────┘"</w:t>
+      </w:r>
+      <w:r>
+        <w:rPr>
+          <w:rFonts w:ascii="Cascadia Mono" w:hAnsi="Cascadia Mono" w:cs="Cascadia Mono"/>
+          <w:color w:val="000000"/>
+          <w:sz w:val="19"/>
+          <w:szCs w:val="19"/>
+          <w:highlight w:val="white"/>
+          <w:lang w:val="en-US"/>
+        </w:rPr>
+        <w:t>);</w:t>
+      </w:r>
+    </w:p>
+    <w:p>
+      <w:pPr>
+        <w:autoSpaceDE w:val="0"/>
+        <w:autoSpaceDN w:val="0"/>
+        <w:adjustRightInd w:val="0"/>
+        <w:spacing w:after="0" w:line="240" w:lineRule="auto"/>
+        <w:rPr>
+          <w:rFonts w:ascii="Cascadia Mono" w:hAnsi="Cascadia Mono" w:cs="Cascadia Mono"/>
+          <w:color w:val="000000"/>
+          <w:sz w:val="19"/>
+          <w:szCs w:val="19"/>
+          <w:highlight w:val="white"/>
+          <w:lang w:val="en-US"/>
+        </w:rPr>
+      </w:pPr>
+    </w:p>
+    <w:p>
+      <w:pPr>
+        <w:autoSpaceDE w:val="0"/>
+        <w:autoSpaceDN w:val="0"/>
+        <w:adjustRightInd w:val="0"/>
+        <w:spacing w:after="0" w:line="240" w:lineRule="auto"/>
+        <w:rPr>
+          <w:rFonts w:ascii="Cascadia Mono" w:hAnsi="Cascadia Mono" w:cs="Cascadia Mono"/>
+          <w:color w:val="000000"/>
+          <w:sz w:val="19"/>
+          <w:szCs w:val="19"/>
+          <w:highlight w:val="white"/>
+          <w:lang w:val="en-US"/>
+        </w:rPr>
+      </w:pPr>
+      <w:r>
+        <w:rPr>
+          <w:rFonts w:ascii="Cascadia Mono" w:hAnsi="Cascadia Mono" w:cs="Cascadia Mono"/>
+          <w:color w:val="000000"/>
+          <w:sz w:val="19"/>
+          <w:szCs w:val="19"/>
+          <w:highlight w:val="white"/>
+          <w:lang w:val="en-US"/>
+        </w:rPr>
+        <w:t xml:space="preserve">    </w:t>
+      </w:r>
+      <w:r>
+        <w:rPr>
+          <w:rFonts w:ascii="Cascadia Mono" w:hAnsi="Cascadia Mono" w:cs="Cascadia Mono"/>
+          <w:color w:val="2B91AF"/>
+          <w:sz w:val="19"/>
+          <w:szCs w:val="19"/>
+          <w:highlight w:val="white"/>
+          <w:lang w:val="en-US"/>
+        </w:rPr>
+        <w:t>Console</w:t>
+      </w:r>
+      <w:r>
+        <w:rPr>
+          <w:rFonts w:ascii="Cascadia Mono" w:hAnsi="Cascadia Mono" w:cs="Cascadia Mono"/>
+          <w:color w:val="000000"/>
+          <w:sz w:val="19"/>
+          <w:szCs w:val="19"/>
+          <w:highlight w:val="white"/>
+          <w:lang w:val="en-US"/>
+        </w:rPr>
+        <w:t>.WriteLine(</w:t>
+      </w:r>
+      <w:r>
+        <w:rPr>
+          <w:rFonts w:ascii="Cascadia Mono" w:hAnsi="Cascadia Mono" w:cs="Cascadia Mono"/>
+          <w:color w:val="A31515"/>
+          <w:sz w:val="19"/>
+          <w:szCs w:val="19"/>
+          <w:highlight w:val="white"/>
+          <w:lang w:val="en-US"/>
+        </w:rPr>
+        <w:t>$"┌─────────────────────────────────┐"</w:t>
+      </w:r>
+      <w:r>
+        <w:rPr>
+          <w:rFonts w:ascii="Cascadia Mono" w:hAnsi="Cascadia Mono" w:cs="Cascadia Mono"/>
+          <w:color w:val="000000"/>
+          <w:sz w:val="19"/>
+          <w:szCs w:val="19"/>
+          <w:highlight w:val="white"/>
+          <w:lang w:val="en-US"/>
+        </w:rPr>
+        <w:t>);</w:t>
+      </w:r>
+    </w:p>
+    <w:p>
+      <w:pPr>
+        <w:autoSpaceDE w:val="0"/>
+        <w:autoSpaceDN w:val="0"/>
+        <w:adjustRightInd w:val="0"/>
+        <w:spacing w:after="0" w:line="240" w:lineRule="auto"/>
+        <w:rPr>
+          <w:rFonts w:ascii="Cascadia Mono" w:hAnsi="Cascadia Mono" w:cs="Cascadia Mono"/>
+          <w:color w:val="000000"/>
+          <w:sz w:val="19"/>
+          <w:szCs w:val="19"/>
+          <w:highlight w:val="white"/>
+          <w:lang w:val="en-US"/>
+        </w:rPr>
+      </w:pPr>
+      <w:r>
+        <w:rPr>
+          <w:rFonts w:ascii="Cascadia Mono" w:hAnsi="Cascadia Mono" w:cs="Cascadia Mono"/>
+          <w:color w:val="000000"/>
+          <w:sz w:val="19"/>
+          <w:szCs w:val="19"/>
+          <w:highlight w:val="white"/>
+          <w:lang w:val="en-US"/>
+        </w:rPr>
+        <w:t xml:space="preserve">    </w:t>
+      </w:r>
+      <w:r>
+        <w:rPr>
+          <w:rFonts w:ascii="Cascadia Mono" w:hAnsi="Cascadia Mono" w:cs="Cascadia Mono"/>
+          <w:color w:val="2B91AF"/>
+          <w:sz w:val="19"/>
+          <w:szCs w:val="19"/>
+          <w:highlight w:val="white"/>
+          <w:lang w:val="en-US"/>
+        </w:rPr>
+        <w:t>Console</w:t>
+      </w:r>
+      <w:r>
+        <w:rPr>
+          <w:rFonts w:ascii="Cascadia Mono" w:hAnsi="Cascadia Mono" w:cs="Cascadia Mono"/>
+          <w:color w:val="000000"/>
+          <w:sz w:val="19"/>
+          <w:szCs w:val="19"/>
+          <w:highlight w:val="white"/>
+          <w:lang w:val="en-US"/>
+        </w:rPr>
+        <w:t>.WriteLine(</w:t>
+      </w:r>
+      <w:r>
+        <w:rPr>
+          <w:rFonts w:ascii="Cascadia Mono" w:hAnsi="Cascadia Mono" w:cs="Cascadia Mono"/>
+          <w:color w:val="A31515"/>
+          <w:sz w:val="19"/>
+          <w:szCs w:val="19"/>
+          <w:highlight w:val="white"/>
+          <w:lang w:val="en-US"/>
+        </w:rPr>
+        <w:t xml:space="preserve">$"│           </w:t>
+      </w:r>
+      <w:r>
+        <w:rPr>
+          <w:rFonts w:ascii="Cascadia Mono" w:hAnsi="Cascadia Mono" w:cs="Cascadia Mono"/>
+          <w:color w:val="A31515"/>
+          <w:sz w:val="19"/>
+          <w:szCs w:val="19"/>
+          <w:highlight w:val="white"/>
+        </w:rPr>
+        <w:t>Результат</w:t>
+      </w:r>
+      <w:r>
+        <w:rPr>
+          <w:rFonts w:ascii="Cascadia Mono" w:hAnsi="Cascadia Mono" w:cs="Cascadia Mono"/>
+          <w:color w:val="A31515"/>
+          <w:sz w:val="19"/>
+          <w:szCs w:val="19"/>
+          <w:highlight w:val="white"/>
+          <w:lang w:val="en-US"/>
+        </w:rPr>
+        <w:t xml:space="preserve">             │"</w:t>
+      </w:r>
+      <w:r>
+        <w:rPr>
+          <w:rFonts w:ascii="Cascadia Mono" w:hAnsi="Cascadia Mono" w:cs="Cascadia Mono"/>
+          <w:color w:val="000000"/>
+          <w:sz w:val="19"/>
+          <w:szCs w:val="19"/>
+          <w:highlight w:val="white"/>
+          <w:lang w:val="en-US"/>
+        </w:rPr>
+        <w:t>);</w:t>
+      </w:r>
+    </w:p>
+    <w:p>
+      <w:pPr>
+        <w:autoSpaceDE w:val="0"/>
+        <w:autoSpaceDN w:val="0"/>
+        <w:adjustRightInd w:val="0"/>
+        <w:spacing w:after="0" w:line="240" w:lineRule="auto"/>
+        <w:rPr>
+          <w:rFonts w:ascii="Cascadia Mono" w:hAnsi="Cascadia Mono" w:cs="Cascadia Mono"/>
+          <w:color w:val="000000"/>
+          <w:sz w:val="19"/>
+          <w:szCs w:val="19"/>
+          <w:highlight w:val="white"/>
+          <w:lang w:val="en-US"/>
+        </w:rPr>
+      </w:pPr>
+      <w:r>
+        <w:rPr>
+          <w:rFonts w:ascii="Cascadia Mono" w:hAnsi="Cascadia Mono" w:cs="Cascadia Mono"/>
+          <w:color w:val="000000"/>
+          <w:sz w:val="19"/>
+          <w:szCs w:val="19"/>
+          <w:highlight w:val="white"/>
+          <w:lang w:val="en-US"/>
+        </w:rPr>
+        <w:t xml:space="preserve">    </w:t>
+      </w:r>
+      <w:r>
+        <w:rPr>
+          <w:rFonts w:ascii="Cascadia Mono" w:hAnsi="Cascadia Mono" w:cs="Cascadia Mono"/>
+          <w:color w:val="2B91AF"/>
+          <w:sz w:val="19"/>
+          <w:szCs w:val="19"/>
+          <w:highlight w:val="white"/>
+          <w:lang w:val="en-US"/>
+        </w:rPr>
+        <w:t>Console</w:t>
+      </w:r>
+      <w:r>
+        <w:rPr>
+          <w:rFonts w:ascii="Cascadia Mono" w:hAnsi="Cascadia Mono" w:cs="Cascadia Mono"/>
+          <w:color w:val="000000"/>
+          <w:sz w:val="19"/>
+          <w:szCs w:val="19"/>
+          <w:highlight w:val="white"/>
+          <w:lang w:val="en-US"/>
+        </w:rPr>
+        <w:t>.WriteLine(</w:t>
+      </w:r>
+      <w:r>
+        <w:rPr>
+          <w:rFonts w:ascii="Cascadia Mono" w:hAnsi="Cascadia Mono" w:cs="Cascadia Mono"/>
+          <w:color w:val="A31515"/>
+          <w:sz w:val="19"/>
+          <w:szCs w:val="19"/>
+          <w:highlight w:val="white"/>
+          <w:lang w:val="en-US"/>
+        </w:rPr>
+        <w:t>$"├────┬────────────────────────────┤"</w:t>
+      </w:r>
+      <w:r>
+        <w:rPr>
+          <w:rFonts w:ascii="Cascadia Mono" w:hAnsi="Cascadia Mono" w:cs="Cascadia Mono"/>
+          <w:color w:val="000000"/>
+          <w:sz w:val="19"/>
+          <w:szCs w:val="19"/>
+          <w:highlight w:val="white"/>
+          <w:lang w:val="en-US"/>
+        </w:rPr>
+        <w:t>);</w:t>
+      </w:r>
+    </w:p>
+    <w:p>
+      <w:pPr>
+        <w:autoSpaceDE w:val="0"/>
+        <w:autoSpaceDN w:val="0"/>
+        <w:adjustRightInd w:val="0"/>
+        <w:spacing w:after="0" w:line="240" w:lineRule="auto"/>
+        <w:rPr>
+          <w:rFonts w:ascii="Cascadia Mono" w:hAnsi="Cascadia Mono" w:cs="Cascadia Mono"/>
+          <w:color w:val="000000"/>
+          <w:sz w:val="19"/>
+          <w:szCs w:val="19"/>
+          <w:highlight w:val="white"/>
+          <w:lang w:val="en-US"/>
+        </w:rPr>
+      </w:pPr>
+      <w:r>
+        <w:rPr>
+          <w:rFonts w:ascii="Cascadia Mono" w:hAnsi="Cascadia Mono" w:cs="Cascadia Mono"/>
+          <w:color w:val="000000"/>
+          <w:sz w:val="19"/>
+          <w:szCs w:val="19"/>
+          <w:highlight w:val="white"/>
+          <w:lang w:val="en-US"/>
+        </w:rPr>
+        <w:t xml:space="preserve">    </w:t>
+      </w:r>
+      <w:r>
+        <w:rPr>
+          <w:rFonts w:ascii="Cascadia Mono" w:hAnsi="Cascadia Mono" w:cs="Cascadia Mono"/>
+          <w:color w:val="2B91AF"/>
+          <w:sz w:val="19"/>
+          <w:szCs w:val="19"/>
+          <w:highlight w:val="white"/>
+          <w:lang w:val="en-US"/>
+        </w:rPr>
+        <w:t>Console</w:t>
+      </w:r>
+      <w:r>
+        <w:rPr>
+          <w:rFonts w:ascii="Cascadia Mono" w:hAnsi="Cascadia Mono" w:cs="Cascadia Mono"/>
+          <w:color w:val="000000"/>
+          <w:sz w:val="19"/>
+          <w:szCs w:val="19"/>
+          <w:highlight w:val="white"/>
+          <w:lang w:val="en-US"/>
+        </w:rPr>
+        <w:t>.WriteLine(</w:t>
+      </w:r>
+      <w:r>
+        <w:rPr>
+          <w:rFonts w:ascii="Cascadia Mono" w:hAnsi="Cascadia Mono" w:cs="Cascadia Mono"/>
+          <w:color w:val="A31515"/>
+          <w:sz w:val="19"/>
+          <w:szCs w:val="19"/>
+          <w:highlight w:val="white"/>
+          <w:lang w:val="en-US"/>
+        </w:rPr>
+        <w:t xml:space="preserve">$"│ ai │ </w:t>
+      </w:r>
+      <w:r>
+        <w:rPr>
+          <w:rFonts w:ascii="Cascadia Mono" w:hAnsi="Cascadia Mono" w:cs="Cascadia Mono"/>
+          <w:color w:val="000000"/>
+          <w:sz w:val="19"/>
+          <w:szCs w:val="19"/>
+          <w:highlight w:val="white"/>
+          <w:lang w:val="en-US"/>
+        </w:rPr>
+        <w:t>{reg,-26}</w:t>
+      </w:r>
+      <w:r>
+        <w:rPr>
+          <w:rFonts w:ascii="Cascadia Mono" w:hAnsi="Cascadia Mono" w:cs="Cascadia Mono"/>
+          <w:color w:val="A31515"/>
+          <w:sz w:val="19"/>
+          <w:szCs w:val="19"/>
+          <w:highlight w:val="white"/>
+          <w:lang w:val="en-US"/>
+        </w:rPr>
+        <w:t xml:space="preserve"> │"</w:t>
+      </w:r>
+      <w:r>
+        <w:rPr>
+          <w:rFonts w:ascii="Cascadia Mono" w:hAnsi="Cascadia Mono" w:cs="Cascadia Mono"/>
+          <w:color w:val="000000"/>
+          <w:sz w:val="19"/>
+          <w:szCs w:val="19"/>
+          <w:highlight w:val="white"/>
+          <w:lang w:val="en-US"/>
+        </w:rPr>
+        <w:t>);</w:t>
+      </w:r>
+    </w:p>
+    <w:p>
+      <w:pPr>
+        <w:autoSpaceDE w:val="0"/>
+        <w:autoSpaceDN w:val="0"/>
+        <w:adjustRightInd w:val="0"/>
+        <w:spacing w:after="0" w:line="240" w:lineRule="auto"/>
+        <w:rPr>
+          <w:rFonts w:ascii="Cascadia Mono" w:hAnsi="Cascadia Mono" w:cs="Cascadia Mono"/>
+          <w:color w:val="000000"/>
+          <w:sz w:val="19"/>
+          <w:szCs w:val="19"/>
+          <w:highlight w:val="white"/>
+          <w:lang w:val="en-US"/>
+        </w:rPr>
+      </w:pPr>
+      <w:r>
+        <w:rPr>
+          <w:rFonts w:ascii="Cascadia Mono" w:hAnsi="Cascadia Mono" w:cs="Cascadia Mono"/>
+          <w:color w:val="000000"/>
+          <w:sz w:val="19"/>
+          <w:szCs w:val="19"/>
+          <w:highlight w:val="white"/>
+          <w:lang w:val="en-US"/>
+        </w:rPr>
+        <w:t xml:space="preserve">    </w:t>
+      </w:r>
+      <w:r>
+        <w:rPr>
+          <w:rFonts w:ascii="Cascadia Mono" w:hAnsi="Cascadia Mono" w:cs="Cascadia Mono"/>
+          <w:color w:val="2B91AF"/>
+          <w:sz w:val="19"/>
+          <w:szCs w:val="19"/>
+          <w:highlight w:val="white"/>
+          <w:lang w:val="en-US"/>
+        </w:rPr>
+        <w:t>Console</w:t>
+      </w:r>
+      <w:r>
+        <w:rPr>
+          <w:rFonts w:ascii="Cascadia Mono" w:hAnsi="Cascadia Mono" w:cs="Cascadia Mono"/>
+          <w:color w:val="000000"/>
+          <w:sz w:val="19"/>
+          <w:szCs w:val="19"/>
+          <w:highlight w:val="white"/>
+          <w:lang w:val="en-US"/>
+        </w:rPr>
+        <w:t>.WriteLine(</w:t>
+      </w:r>
+      <w:r>
+        <w:rPr>
+          <w:rFonts w:ascii="Cascadia Mono" w:hAnsi="Cascadia Mono" w:cs="Cascadia Mono"/>
+          <w:color w:val="A31515"/>
+          <w:sz w:val="19"/>
+          <w:szCs w:val="19"/>
+          <w:highlight w:val="white"/>
+          <w:lang w:val="en-US"/>
+        </w:rPr>
+        <w:t>$"├────┼────────────────────────────┤"</w:t>
+      </w:r>
+      <w:r>
+        <w:rPr>
+          <w:rFonts w:ascii="Cascadia Mono" w:hAnsi="Cascadia Mono" w:cs="Cascadia Mono"/>
+          <w:color w:val="000000"/>
+          <w:sz w:val="19"/>
+          <w:szCs w:val="19"/>
+          <w:highlight w:val="white"/>
+          <w:lang w:val="en-US"/>
+        </w:rPr>
+        <w:t>);</w:t>
+      </w:r>
+    </w:p>
+    <w:p>
+      <w:pPr>
+        <w:autoSpaceDE w:val="0"/>
+        <w:autoSpaceDN w:val="0"/>
+        <w:adjustRightInd w:val="0"/>
+        <w:spacing w:after="0" w:line="240" w:lineRule="auto"/>
+        <w:rPr>
+          <w:rFonts w:ascii="Cascadia Mono" w:hAnsi="Cascadia Mono" w:cs="Cascadia Mono"/>
+          <w:color w:val="000000"/>
+          <w:sz w:val="19"/>
+          <w:szCs w:val="19"/>
+          <w:highlight w:val="white"/>
+          <w:lang w:val="en-US"/>
+        </w:rPr>
+      </w:pPr>
+      <w:r>
+        <w:rPr>
+          <w:rFonts w:ascii="Cascadia Mono" w:hAnsi="Cascadia Mono" w:cs="Cascadia Mono"/>
+          <w:color w:val="000000"/>
+          <w:sz w:val="19"/>
+          <w:szCs w:val="19"/>
+          <w:highlight w:val="white"/>
+          <w:lang w:val="en-US"/>
+        </w:rPr>
+        <w:t xml:space="preserve">    </w:t>
+      </w:r>
+      <w:r>
+        <w:rPr>
+          <w:rFonts w:ascii="Cascadia Mono" w:hAnsi="Cascadia Mono" w:cs="Cascadia Mono"/>
+          <w:color w:val="2B91AF"/>
+          <w:sz w:val="19"/>
+          <w:szCs w:val="19"/>
+          <w:highlight w:val="white"/>
+          <w:lang w:val="en-US"/>
+        </w:rPr>
+        <w:t>Console</w:t>
+      </w:r>
+      <w:r>
+        <w:rPr>
+          <w:rFonts w:ascii="Cascadia Mono" w:hAnsi="Cascadia Mono" w:cs="Cascadia Mono"/>
+          <w:color w:val="000000"/>
+          <w:sz w:val="19"/>
+          <w:szCs w:val="19"/>
+          <w:highlight w:val="white"/>
+          <w:lang w:val="en-US"/>
+        </w:rPr>
+        <w:t>.WriteLine(</w:t>
+      </w:r>
+      <w:r>
+        <w:rPr>
+          <w:rFonts w:ascii="Cascadia Mono" w:hAnsi="Cascadia Mono" w:cs="Cascadia Mono"/>
+          <w:color w:val="A31515"/>
+          <w:sz w:val="19"/>
+          <w:szCs w:val="19"/>
+          <w:highlight w:val="white"/>
+          <w:lang w:val="en-US"/>
+        </w:rPr>
+        <w:t xml:space="preserve">$"│ bi │ </w:t>
+      </w:r>
+      <w:r>
+        <w:rPr>
+          <w:rFonts w:ascii="Cascadia Mono" w:hAnsi="Cascadia Mono" w:cs="Cascadia Mono"/>
+          <w:color w:val="000000"/>
+          <w:sz w:val="19"/>
+          <w:szCs w:val="19"/>
+          <w:highlight w:val="white"/>
+          <w:lang w:val="en-US"/>
+        </w:rPr>
+        <w:t>{b,-26}</w:t>
+      </w:r>
+      <w:r>
+        <w:rPr>
+          <w:rFonts w:ascii="Cascadia Mono" w:hAnsi="Cascadia Mono" w:cs="Cascadia Mono"/>
+          <w:color w:val="A31515"/>
+          <w:sz w:val="19"/>
+          <w:szCs w:val="19"/>
+          <w:highlight w:val="white"/>
+          <w:lang w:val="en-US"/>
+        </w:rPr>
+        <w:t xml:space="preserve"> │"</w:t>
+      </w:r>
+      <w:r>
+        <w:rPr>
+          <w:rFonts w:ascii="Cascadia Mono" w:hAnsi="Cascadia Mono" w:cs="Cascadia Mono"/>
+          <w:color w:val="000000"/>
+          <w:sz w:val="19"/>
+          <w:szCs w:val="19"/>
+          <w:highlight w:val="white"/>
+          <w:lang w:val="en-US"/>
+        </w:rPr>
+        <w:t>);</w:t>
+      </w:r>
+    </w:p>
+    <w:p>
+      <w:pPr>
+        <w:autoSpaceDE w:val="0"/>
+        <w:autoSpaceDN w:val="0"/>
+        <w:adjustRightInd w:val="0"/>
+        <w:spacing w:after="0" w:line="240" w:lineRule="auto"/>
+        <w:rPr>
+          <w:rFonts w:ascii="Cascadia Mono" w:hAnsi="Cascadia Mono" w:cs="Cascadia Mono"/>
+          <w:color w:val="000000"/>
+          <w:sz w:val="19"/>
+          <w:szCs w:val="19"/>
+          <w:highlight w:val="white"/>
+          <w:lang w:val="en-US"/>
+        </w:rPr>
+      </w:pPr>
+      <w:r>
+        <w:rPr>
+          <w:rFonts w:ascii="Cascadia Mono" w:hAnsi="Cascadia Mono" w:cs="Cascadia Mono"/>
+          <w:color w:val="000000"/>
+          <w:sz w:val="19"/>
+          <w:szCs w:val="19"/>
+          <w:highlight w:val="white"/>
+          <w:lang w:val="en-US"/>
+        </w:rPr>
+        <w:t xml:space="preserve">    </w:t>
+      </w:r>
+      <w:r>
+        <w:rPr>
+          <w:rFonts w:ascii="Cascadia Mono" w:hAnsi="Cascadia Mono" w:cs="Cascadia Mono"/>
+          <w:color w:val="2B91AF"/>
+          <w:sz w:val="19"/>
+          <w:szCs w:val="19"/>
+          <w:highlight w:val="white"/>
+          <w:lang w:val="en-US"/>
+        </w:rPr>
+        <w:t>Console</w:t>
+      </w:r>
+      <w:r>
+        <w:rPr>
+          <w:rFonts w:ascii="Cascadia Mono" w:hAnsi="Cascadia Mono" w:cs="Cascadia Mono"/>
+          <w:color w:val="000000"/>
+          <w:sz w:val="19"/>
+          <w:szCs w:val="19"/>
+          <w:highlight w:val="white"/>
+          <w:lang w:val="en-US"/>
+        </w:rPr>
+        <w:t>.WriteLine(</w:t>
+      </w:r>
+      <w:r>
+        <w:rPr>
+          <w:rFonts w:ascii="Cascadia Mono" w:hAnsi="Cascadia Mono" w:cs="Cascadia Mono"/>
+          <w:color w:val="A31515"/>
+          <w:sz w:val="19"/>
+          <w:szCs w:val="19"/>
+          <w:highlight w:val="white"/>
+          <w:lang w:val="en-US"/>
+        </w:rPr>
+        <w:t>$"├────┼────────────────────────────┤"</w:t>
+      </w:r>
+      <w:r>
+        <w:rPr>
+          <w:rFonts w:ascii="Cascadia Mono" w:hAnsi="Cascadia Mono" w:cs="Cascadia Mono"/>
+          <w:color w:val="000000"/>
+          <w:sz w:val="19"/>
+          <w:szCs w:val="19"/>
+          <w:highlight w:val="white"/>
+          <w:lang w:val="en-US"/>
+        </w:rPr>
+        <w:t>);</w:t>
+      </w:r>
+    </w:p>
+    <w:p>
+      <w:pPr>
+        <w:autoSpaceDE w:val="0"/>
+        <w:autoSpaceDN w:val="0"/>
+        <w:adjustRightInd w:val="0"/>
+        <w:spacing w:after="0" w:line="240" w:lineRule="auto"/>
+        <w:rPr>
+          <w:rFonts w:ascii="Cascadia Mono" w:hAnsi="Cascadia Mono" w:cs="Cascadia Mono"/>
+          <w:color w:val="000000"/>
+          <w:sz w:val="19"/>
+          <w:szCs w:val="19"/>
+          <w:highlight w:val="white"/>
+          <w:lang w:val="en-US"/>
+        </w:rPr>
+      </w:pPr>
+      <w:r>
+        <w:rPr>
+          <w:rFonts w:ascii="Cascadia Mono" w:hAnsi="Cascadia Mono" w:cs="Cascadia Mono"/>
+          <w:color w:val="000000"/>
+          <w:sz w:val="19"/>
+          <w:szCs w:val="19"/>
+          <w:highlight w:val="white"/>
+          <w:lang w:val="en-US"/>
+        </w:rPr>
+        <w:t xml:space="preserve">    </w:t>
+      </w:r>
+      <w:r>
+        <w:rPr>
+          <w:rFonts w:ascii="Cascadia Mono" w:hAnsi="Cascadia Mono" w:cs="Cascadia Mono"/>
+          <w:color w:val="2B91AF"/>
+          <w:sz w:val="19"/>
+          <w:szCs w:val="19"/>
+          <w:highlight w:val="white"/>
+          <w:lang w:val="en-US"/>
+        </w:rPr>
+        <w:t>Console</w:t>
+      </w:r>
+      <w:r>
+        <w:rPr>
+          <w:rFonts w:ascii="Cascadia Mono" w:hAnsi="Cascadia Mono" w:cs="Cascadia Mono"/>
+          <w:color w:val="000000"/>
+          <w:sz w:val="19"/>
+          <w:szCs w:val="19"/>
+          <w:highlight w:val="white"/>
+          <w:lang w:val="en-US"/>
+        </w:rPr>
+        <w:t>.WriteLine(</w:t>
+      </w:r>
+      <w:r>
+        <w:rPr>
+          <w:rFonts w:ascii="Cascadia Mono" w:hAnsi="Cascadia Mono" w:cs="Cascadia Mono"/>
+          <w:color w:val="A31515"/>
+          <w:sz w:val="19"/>
+          <w:szCs w:val="19"/>
+          <w:highlight w:val="white"/>
+          <w:lang w:val="en-US"/>
+        </w:rPr>
+        <w:t xml:space="preserve">$"│ </w:t>
+      </w:r>
+      <w:r>
+        <w:rPr>
+          <w:rFonts w:ascii="Cascadia Mono" w:hAnsi="Cascadia Mono" w:cs="Cascadia Mono"/>
+          <w:color w:val="A31515"/>
+          <w:sz w:val="19"/>
+          <w:szCs w:val="19"/>
+          <w:highlight w:val="white"/>
+        </w:rPr>
+        <w:t>с</w:t>
+      </w:r>
+      <w:proofErr w:type="spellStart"/>
+      <w:r>
+        <w:rPr>
+          <w:rFonts w:ascii="Cascadia Mono" w:hAnsi="Cascadia Mono" w:cs="Cascadia Mono"/>
+          <w:color w:val="A31515"/>
+          <w:sz w:val="19"/>
+          <w:szCs w:val="19"/>
+          <w:highlight w:val="white"/>
+          <w:lang w:val="en-US"/>
+        </w:rPr>
+        <w:t>i</w:t>
+      </w:r>
+      <w:proofErr w:type="spellEnd"/>
+      <w:r>
+        <w:rPr>
+          <w:rFonts w:ascii="Cascadia Mono" w:hAnsi="Cascadia Mono" w:cs="Cascadia Mono"/>
+          <w:color w:val="A31515"/>
+          <w:sz w:val="19"/>
+          <w:szCs w:val="19"/>
+          <w:highlight w:val="white"/>
+          <w:lang w:val="en-US"/>
+        </w:rPr>
+        <w:t xml:space="preserve"> │ </w:t>
+      </w:r>
+      <w:r>
+        <w:rPr>
+          <w:rFonts w:ascii="Cascadia Mono" w:hAnsi="Cascadia Mono" w:cs="Cascadia Mono"/>
+          <w:color w:val="000000"/>
+          <w:sz w:val="19"/>
+          <w:szCs w:val="19"/>
+          <w:highlight w:val="white"/>
+          <w:lang w:val="en-US"/>
+        </w:rPr>
+        <w:t>{c,-26}</w:t>
+      </w:r>
+      <w:r>
+        <w:rPr>
+          <w:rFonts w:ascii="Cascadia Mono" w:hAnsi="Cascadia Mono" w:cs="Cascadia Mono"/>
+          <w:color w:val="A31515"/>
+          <w:sz w:val="19"/>
+          <w:szCs w:val="19"/>
+          <w:highlight w:val="white"/>
+          <w:lang w:val="en-US"/>
+        </w:rPr>
+        <w:t xml:space="preserve"> │"</w:t>
+      </w:r>
+      <w:r>
+        <w:rPr>
+          <w:rFonts w:ascii="Cascadia Mono" w:hAnsi="Cascadia Mono" w:cs="Cascadia Mono"/>
+          <w:color w:val="000000"/>
+          <w:sz w:val="19"/>
+          <w:szCs w:val="19"/>
+          <w:highlight w:val="white"/>
+          <w:lang w:val="en-US"/>
+        </w:rPr>
+        <w:t>);</w:t>
+      </w:r>
+    </w:p>
+    <w:p>
+      <w:pPr>
+        <w:autoSpaceDE w:val="0"/>
+        <w:autoSpaceDN w:val="0"/>
+        <w:adjustRightInd w:val="0"/>
+        <w:spacing w:after="0" w:line="240" w:lineRule="auto"/>
+        <w:rPr>
+          <w:rFonts w:ascii="Cascadia Mono" w:hAnsi="Cascadia Mono" w:cs="Cascadia Mono"/>
+          <w:color w:val="000000"/>
+          <w:sz w:val="19"/>
+          <w:szCs w:val="19"/>
+          <w:highlight w:val="white"/>
+        </w:rPr>
+      </w:pPr>
+      <w:r>
+        <w:rPr>
+          <w:rFonts w:ascii="Cascadia Mono" w:hAnsi="Cascadia Mono" w:cs="Cascadia Mono"/>
+          <w:color w:val="000000"/>
+          <w:sz w:val="19"/>
+          <w:szCs w:val="19"/>
+          <w:highlight w:val="white"/>
+          <w:lang w:val="en-US"/>
+        </w:rPr>
+        <w:t xml:space="preserve">    </w:t>
+      </w:r>
+      <w:r>
+        <w:rPr>
+          <w:rFonts w:ascii="Cascadia Mono" w:hAnsi="Cascadia Mono" w:cs="Cascadia Mono"/>
+          <w:color w:val="2B91AF"/>
+          <w:sz w:val="19"/>
+          <w:szCs w:val="19"/>
+          <w:highlight w:val="white"/>
+        </w:rPr>
+        <w:t>Console</w:t>
+      </w:r>
+      <w:r>
+        <w:rPr>
+          <w:rFonts w:ascii="Cascadia Mono" w:hAnsi="Cascadia Mono" w:cs="Cascadia Mono"/>
+          <w:color w:val="000000"/>
+          <w:sz w:val="19"/>
+          <w:szCs w:val="19"/>
+          <w:highlight w:val="white"/>
+        </w:rPr>
+        <w:t>.WriteLine(</w:t>
+      </w:r>
+      <w:r>
+        <w:rPr>
+          <w:rFonts w:ascii="Cascadia Mono" w:hAnsi="Cascadia Mono" w:cs="Cascadia Mono"/>
+          <w:color w:val="A31515"/>
+          <w:sz w:val="19"/>
+          <w:szCs w:val="19"/>
+          <w:highlight w:val="white"/>
+        </w:rPr>
+        <w:t>$"└────┴────────────────────────────┘"</w:t>
+      </w:r>
+      <w:r>
+        <w:rPr>
+          <w:rFonts w:ascii="Cascadia Mono" w:hAnsi="Cascadia Mono" w:cs="Cascadia Mono"/>
+          <w:color w:val="000000"/>
+          <w:sz w:val="19"/>
+          <w:szCs w:val="19"/>
+          <w:highlight w:val="white"/>
+        </w:rPr>
+        <w:t>);</w:t>
+      </w:r>
+    </w:p>
+    <w:p>
+      <w:pPr>
+        <w:autoSpaceDE w:val="0"/>
+        <w:autoSpaceDN w:val="0"/>
+        <w:adjustRightInd w:val="0"/>
+        <w:spacing w:after="0" w:line="240" w:lineRule="auto"/>
+        <w:rPr>
+          <w:rFonts w:ascii="Times New Roman" w:hAnsi="Times New Roman" w:cs="Times New Roman"/>
+          <w:b/>
+          <w:bCs/>
+          <w:sz w:val="28"/>
+          <w:szCs w:val="28"/>
+        </w:rPr>
+      </w:pPr>
+      <w:r>
+        <w:rPr>
+          <w:rFonts w:ascii="Cascadia Mono" w:hAnsi="Cascadia Mono" w:cs="Cascadia Mono"/>
+          <w:color w:val="000000"/>
+          <w:sz w:val="19"/>
+          <w:szCs w:val="19"/>
+          <w:highlight w:val="white"/>
+        </w:rPr>
+        <w:t>}</w:t>
+      </w:r>
+    </w:p>
+    <w:p>
+      <w:pPr>
+        <w:rPr>
+          <w:rFonts w:ascii="Times New Roman" w:hAnsi="Times New Roman" w:cs="Times New Roman"/>
+          <w:b/>
+          <w:bCs/>
+          <w:sz w:val="28"/>
+          <w:szCs w:val="28"/>
+        </w:rPr>
+      </w:pPr>
+    </w:p>
+    <w:p>
+      <w:pPr>
+        <w:rPr>
+          <w:rFonts w:ascii="Times New Roman" w:hAnsi="Times New Roman" w:cs="Times New Roman"/>
+          <w:b/>
+          <w:bCs/>
+          <w:sz w:val="28"/>
+          <w:szCs w:val="28"/>
+        </w:rPr>
+      </w:pPr>
+    </w:p>
+    <w:p>
+      <w:pPr>
+        <w:rPr>
+          <w:rFonts w:ascii="Times New Roman" w:hAnsi="Times New Roman" w:cs="Times New Roman"/>
+          <w:b/>
+          <w:bCs/>
+          <w:sz w:val="28"/>
+          <w:szCs w:val="28"/>
+        </w:rPr>
+      </w:pPr>
+      <w:r>
+        <w:rPr>
+          <w:rFonts w:ascii="Times New Roman" w:hAnsi="Times New Roman" w:cs="Times New Roman"/>
+          <w:b/>
+          <w:bCs/>
+          <w:sz w:val="28"/>
+          <w:szCs w:val="28"/>
+        </w:rPr>
+        <w:lastRenderedPageBreak/>
+        <w:t>Вывод</w:t>
+      </w:r>
+      <w:r>
+        <w:rPr>
+          <w:rFonts w:ascii="Times New Roman" w:hAnsi="Times New Roman" w:cs="Times New Roman"/>
+          <w:b/>
+          <w:bCs/>
+          <w:sz w:val="28"/>
+          <w:szCs w:val="28"/>
+        </w:rPr>
+        <w:t xml:space="preserve"> </w:t>
+      </w:r>
+      <w:r>
+        <w:rPr>
+          <w:rFonts w:ascii="Times New Roman" w:hAnsi="Times New Roman" w:cs="Times New Roman"/>
+          <w:b/>
+          <w:bCs/>
+          <w:sz w:val="28"/>
+          <w:szCs w:val="28"/>
+        </w:rPr>
+        <w:t>по</w:t>
+      </w:r>
+      <w:r>
+        <w:rPr>
+          <w:rFonts w:ascii="Times New Roman" w:hAnsi="Times New Roman" w:cs="Times New Roman"/>
+          <w:b/>
+          <w:bCs/>
+          <w:sz w:val="28"/>
+          <w:szCs w:val="28"/>
+        </w:rPr>
+        <w:t xml:space="preserve"> </w:t>
+      </w:r>
+      <w:r>
+        <w:rPr>
+          <w:rFonts w:ascii="Times New Roman" w:hAnsi="Times New Roman" w:cs="Times New Roman"/>
+          <w:b/>
+          <w:bCs/>
+          <w:sz w:val="28"/>
+          <w:szCs w:val="28"/>
+        </w:rPr>
+        <w:t>работе</w:t>
+      </w:r>
+      <w:r>
+        <w:rPr>
+          <w:rFonts w:ascii="Times New Roman" w:hAnsi="Times New Roman" w:cs="Times New Roman"/>
+          <w:b/>
+          <w:bCs/>
+          <w:sz w:val="28"/>
+          <w:szCs w:val="28"/>
+        </w:rPr>
+        <w:t>.</w:t>
+      </w:r>
+    </w:p>
+    <w:p>
+      <w:pPr>
+        <w:rPr>
+          <w:rFonts w:ascii="Times New Roman" w:hAnsi="Times New Roman" w:cs="Times New Roman"/>
+          <w:b/>
+          <w:sz w:val="28"/>
+          <w:szCs w:val="28"/>
+        </w:rPr>
+      </w:pPr>
+      <w:r>
+        <w:rPr>
+          <w:rFonts w:ascii="Times New Roman" w:hAnsi="Times New Roman" w:cs="Times New Roman"/>
+          <w:sz w:val="28"/>
+          <w:szCs w:val="28"/>
+        </w:rPr>
+        <w:t xml:space="preserve">В данной работе я </w:t>
+      </w:r>
+      <w:r>
+        <w:rPr>
+          <w:rFonts w:ascii="Times New Roman" w:hAnsi="Times New Roman" w:cs="Times New Roman"/>
+          <w:sz w:val="28"/>
+          <w:szCs w:val="28"/>
+        </w:rPr>
+        <w:t>и</w:t>
+      </w:r>
+      <w:r>
+        <w:rPr>
+          <w:rFonts w:ascii="Times New Roman" w:hAnsi="Times New Roman" w:cs="Times New Roman"/>
+          <w:sz w:val="28"/>
+          <w:szCs w:val="28"/>
+        </w:rPr>
+        <w:t xml:space="preserve">спользуя </w:t>
+      </w:r>
+      <w:r>
+        <w:rPr>
+          <w:rFonts w:ascii="Times New Roman" w:hAnsi="Times New Roman" w:cs="Times New Roman"/>
+          <w:sz w:val="28"/>
+          <w:szCs w:val="28"/>
+        </w:rPr>
+        <w:t>поточное шифрование на</w:t>
+      </w:r>
+      <w:r>
+        <w:rPr>
+          <w:rFonts w:ascii="Times New Roman" w:hAnsi="Times New Roman" w:cs="Times New Roman"/>
+          <w:sz w:val="28"/>
+          <w:szCs w:val="28"/>
+        </w:rPr>
+        <w:t>шёл</w:t>
+      </w:r>
+      <w:r>
+        <w:rPr>
+          <w:rFonts w:ascii="Times New Roman" w:hAnsi="Times New Roman" w:cs="Times New Roman"/>
+          <w:sz w:val="28"/>
+          <w:szCs w:val="28"/>
+        </w:rPr>
+        <w:t xml:space="preserve"> период повтора</w:t>
+      </w:r>
+      <w:r>
+        <w:rPr>
+          <w:rFonts w:ascii="Times New Roman" w:eastAsia="Times New Roman" w:hAnsi="Times New Roman" w:cs="Times New Roman"/>
+          <w:color w:val="000000"/>
+          <w:sz w:val="28"/>
+          <w:szCs w:val="28"/>
+          <w:lang w:eastAsia="ru-RU"/>
+        </w:rPr>
+        <w:t xml:space="preserve"> и</w:t>
+      </w:r>
+      <w:r>
+        <w:rPr>
+          <w:rFonts w:ascii="Times New Roman" w:eastAsia="Times New Roman" w:hAnsi="Times New Roman" w:cs="Times New Roman"/>
+          <w:color w:val="000000"/>
+          <w:sz w:val="28"/>
+          <w:szCs w:val="28"/>
+          <w:lang w:eastAsia="ru-RU"/>
+        </w:rPr>
+        <w:t xml:space="preserve"> и</w:t>
+      </w:r>
+      <w:r>
+        <w:rPr>
+          <w:rFonts w:ascii="Times New Roman" w:eastAsia="Times New Roman" w:hAnsi="Times New Roman" w:cs="Times New Roman"/>
+          <w:color w:val="000000"/>
+          <w:sz w:val="28"/>
+          <w:szCs w:val="28"/>
+          <w:lang w:eastAsia="ru-RU"/>
+        </w:rPr>
+        <w:t>спользуя скремблирование, зашифрова</w:t>
+      </w:r>
+      <w:r>
+        <w:rPr>
+          <w:rFonts w:ascii="Times New Roman" w:eastAsia="Times New Roman" w:hAnsi="Times New Roman" w:cs="Times New Roman"/>
+          <w:color w:val="000000"/>
+          <w:sz w:val="28"/>
+          <w:szCs w:val="28"/>
+          <w:lang w:eastAsia="ru-RU"/>
+        </w:rPr>
+        <w:t>л</w:t>
+      </w:r>
+      <w:r>
+        <w:rPr>
+          <w:rFonts w:ascii="Times New Roman" w:eastAsia="Times New Roman" w:hAnsi="Times New Roman" w:cs="Times New Roman"/>
+          <w:color w:val="000000"/>
+          <w:sz w:val="28"/>
+          <w:szCs w:val="28"/>
+          <w:lang w:eastAsia="ru-RU"/>
+        </w:rPr>
+        <w:t xml:space="preserve"> и расшифрова</w:t>
+      </w:r>
+      <w:r>
+        <w:rPr>
+          <w:rFonts w:ascii="Times New Roman" w:eastAsia="Times New Roman" w:hAnsi="Times New Roman" w:cs="Times New Roman"/>
+          <w:color w:val="000000"/>
+          <w:sz w:val="28"/>
+          <w:szCs w:val="28"/>
+          <w:lang w:eastAsia="ru-RU"/>
+        </w:rPr>
+        <w:t>л инициализируемое значение</w:t>
+      </w:r>
+      <w:r>
+        <w:rPr>
+          <w:rFonts w:ascii="Times New Roman" w:hAnsi="Times New Roman" w:cs="Times New Roman"/>
+          <w:sz w:val="28"/>
+          <w:szCs w:val="28"/>
+        </w:rPr>
+        <w:t xml:space="preserve">, а также реализовал </w:t>
+      </w:r>
+      <w:r>
+        <w:rPr>
+          <w:rFonts w:ascii="Times New Roman" w:hAnsi="Times New Roman" w:cs="Times New Roman"/>
+          <w:sz w:val="28"/>
+          <w:szCs w:val="28"/>
+        </w:rPr>
+        <w:t>программу</w:t>
+      </w:r>
+      <w:r>
+        <w:rPr>
+          <w:rFonts w:ascii="Times New Roman" w:hAnsi="Times New Roman" w:cs="Times New Roman"/>
+          <w:sz w:val="28"/>
+          <w:szCs w:val="28"/>
+        </w:rPr>
+        <w:t xml:space="preserve"> на языке C#.</w:t>
+      </w:r>
     </w:p>
     <w:sectPr>
       <w:pgSz w:w="11906" w:h="16838"/>
